--- a/6-过程管理/流程制度规范类文件/060102-服务级别管理制度.docx
+++ b/6-过程管理/流程制度规范类文件/060102-服务级别管理制度.docx
@@ -1,14 +1,13 @@
 
 <file path=word/document.xml><?xml version="1.0" encoding="utf-8"?>
-<w:document xmlns:wpc="http://schemas.microsoft.com/office/word/2010/wordprocessingCanvas" xmlns:mc="http://schemas.openxmlformats.org/markup-compatibility/2006" xmlns:o="urn:schemas-microsoft-com:office:office" xmlns:r="http://schemas.openxmlformats.org/officeDocument/2006/relationships" xmlns:m="http://schemas.openxmlformats.org/officeDocument/2006/math" xmlns:v="urn:schemas-microsoft-com:vml" xmlns:wp14="http://schemas.microsoft.com/office/word/2010/wordprocessingDrawing" xmlns:wp="http://schemas.openxmlformats.org/drawingml/2006/wordprocessingDrawing" xmlns:w10="urn:schemas-microsoft-com:office:word" xmlns:w="http://schemas.openxmlformats.org/wordprocessingml/2006/main" xmlns:w14="http://schemas.microsoft.com/office/word/2010/wordml" xmlns:w15="http://schemas.microsoft.com/office/word/2012/wordml" xmlns:wne="http://schemas.microsoft.com/office/word/2006/wordml" xmlns:wpg="http://schemas.microsoft.com/office/word/2010/wordprocessingGroup" xmlns:wpi="http://schemas.microsoft.com/office/word/2010/wordprocessingInk" xmlns:wps="http://schemas.microsoft.com/office/word/2010/wordprocessingShape" mc:Ignorable="w14 w15 wp14">
-  <!-- Generated by Aspose.Words for .NET 13.3.0.1 -->
+<w:document xmlns:wpc="http://schemas.microsoft.com/office/word/2010/wordprocessingCanvas" xmlns:mc="http://schemas.openxmlformats.org/markup-compatibility/2006" xmlns:o="urn:schemas-microsoft-com:office:office" xmlns:r="http://schemas.openxmlformats.org/officeDocument/2006/relationships" xmlns:m="http://schemas.openxmlformats.org/officeDocument/2006/math" xmlns:v="urn:schemas-microsoft-com:vml" xmlns:wp14="http://schemas.microsoft.com/office/word/2010/wordprocessingDrawing" xmlns:wp="http://schemas.openxmlformats.org/drawingml/2006/wordprocessingDrawing" xmlns:w="http://schemas.openxmlformats.org/wordprocessingml/2006/main" xmlns:w14="http://schemas.microsoft.com/office/word/2010/wordml" xmlns:w10="urn:schemas-microsoft-com:office:word" xmlns:w15="http://schemas.microsoft.com/office/word/2012/wordml" xmlns:wpg="http://schemas.microsoft.com/office/word/2010/wordprocessingGroup" xmlns:wpi="http://schemas.microsoft.com/office/word/2010/wordprocessingInk" xmlns:wne="http://schemas.microsoft.com/office/word/2006/wordml" xmlns:wps="http://schemas.microsoft.com/office/word/2010/wordprocessingShape" xmlns:wpsCustomData="http://www.wps.cn/officeDocument/2013/wpsCustomData" mc:Ignorable="w14 w15 wp14">
   <w:body>
     <w:p>
       <w:pPr>
         <w:spacing w:before="78" w:line="219" w:lineRule="auto"/>
         <w:ind w:left="25"/>
         <w:rPr>
-          <w:rFonts w:ascii="宋体" w:eastAsia="宋体" w:hAnsi="宋体" w:cs="宋体" w:hint="default"/>
+          <w:rFonts w:hint="default" w:ascii="宋体" w:hAnsi="宋体" w:eastAsia="宋体" w:cs="宋体"/>
           <w:sz w:val="24"/>
           <w:szCs w:val="24"/>
           <w:lang w:val="en-US" w:eastAsia="zh-CN"/>
@@ -16,7 +15,7 @@
       </w:pPr>
       <w:r>
         <w:rPr>
-          <w:rFonts w:ascii="宋体" w:eastAsia="宋体" w:hAnsi="宋体" w:cs="宋体"/>
+          <w:rFonts w:ascii="宋体" w:hAnsi="宋体" w:eastAsia="宋体" w:cs="宋体"/>
           <w:b/>
           <w:bCs/>
           <w:spacing w:val="-3"/>
@@ -27,7 +26,7 @@
       </w:r>
       <w:r>
         <w:rPr>
-          <w:rFonts w:ascii="宋体" w:eastAsia="宋体" w:hAnsi="宋体" w:cs="宋体" w:hint="eastAsia"/>
+          <w:rFonts w:hint="eastAsia" w:ascii="宋体" w:hAnsi="宋体" w:eastAsia="宋体" w:cs="宋体"/>
           <w:b/>
           <w:bCs/>
           <w:spacing w:val="-3"/>
@@ -39,7 +38,7 @@
       </w:r>
       <w:r>
         <w:rPr>
-          <w:rFonts w:ascii="宋体" w:eastAsia="宋体" w:hAnsi="宋体" w:cs="宋体"/>
+          <w:rFonts w:ascii="宋体" w:hAnsi="宋体" w:eastAsia="宋体" w:cs="宋体"/>
           <w:b/>
           <w:bCs/>
           <w:spacing w:val="-3"/>
@@ -50,7 +49,7 @@
       </w:r>
       <w:r>
         <w:rPr>
-          <w:rFonts w:ascii="宋体" w:eastAsia="宋体" w:hAnsi="宋体" w:cs="宋体" w:hint="eastAsia"/>
+          <w:rFonts w:hint="eastAsia" w:ascii="宋体" w:hAnsi="宋体" w:eastAsia="宋体" w:cs="宋体"/>
           <w:b/>
           <w:bCs/>
           <w:spacing w:val="-3"/>
@@ -62,7 +61,7 @@
       </w:r>
       <w:r>
         <w:rPr>
-          <w:rFonts w:ascii="宋体" w:hAnsi="宋体" w:cs="宋体" w:hint="eastAsia"/>
+          <w:rFonts w:hint="eastAsia" w:ascii="宋体" w:hAnsi="宋体" w:cs="宋体"/>
           <w:b/>
           <w:bCs/>
           <w:spacing w:val="-3"/>
@@ -92,14 +91,14 @@
         <w:ind w:left="23"/>
         <w:textAlignment w:val="auto"/>
         <w:rPr>
-          <w:rFonts w:ascii="宋体" w:eastAsia="宋体" w:hAnsi="宋体" w:cs="宋体"/>
+          <w:rFonts w:ascii="宋体" w:hAnsi="宋体" w:eastAsia="宋体" w:cs="宋体"/>
           <w:sz w:val="24"/>
           <w:szCs w:val="24"/>
         </w:rPr>
       </w:pPr>
       <w:r>
         <w:rPr>
-          <w:rFonts w:ascii="宋体" w:eastAsia="宋体" w:hAnsi="宋体" w:cs="宋体"/>
+          <w:rFonts w:ascii="宋体" w:hAnsi="宋体" w:eastAsia="宋体" w:cs="宋体"/>
           <w:b/>
           <w:bCs/>
           <w:spacing w:val="240"/>
@@ -111,7 +110,7 @@
       </w:r>
       <w:r>
         <w:rPr>
-          <w:rFonts w:ascii="宋体" w:eastAsia="宋体" w:hAnsi="宋体" w:cs="宋体"/>
+          <w:rFonts w:ascii="宋体" w:hAnsi="宋体" w:eastAsia="宋体" w:cs="宋体"/>
           <w:b/>
           <w:bCs/>
           <w:spacing w:val="0"/>
@@ -123,7 +122,7 @@
       </w:r>
       <w:r>
         <w:rPr>
-          <w:rFonts w:ascii="宋体" w:eastAsia="宋体" w:hAnsi="宋体" w:cs="宋体"/>
+          <w:rFonts w:ascii="宋体" w:hAnsi="宋体" w:eastAsia="宋体" w:cs="宋体"/>
           <w:b/>
           <w:bCs/>
           <w:spacing w:val="-5"/>
@@ -135,10 +134,10 @@
     </w:p>
     <w:p>
       <w:pPr>
-        <w:pStyle w:val="a"/>
+        <w:pStyle w:val="24"/>
         <w:bidi w:val="0"/>
       </w:pPr>
-      <w:bookmarkStart w:id="0" w:name="_Toc29868"/>
+      <w:bookmarkStart w:id="0" w:name="_Toc25016"/>
       <w:r>
         <w:rPr>
           <w:rFonts w:hint="eastAsia"/>
@@ -150,14 +149,14 @@
     </w:p>
     <w:p>
       <w:pPr>
-        <w:pStyle w:val="a0"/>
+        <w:pStyle w:val="25"/>
         <w:bidi w:val="0"/>
         <w:rPr>
           <w:rFonts w:hint="default"/>
           <w:lang w:val="en-US"/>
         </w:rPr>
       </w:pPr>
-      <w:bookmarkStart w:id="1" w:name="_Toc29758"/>
+      <w:bookmarkStart w:id="1" w:name="_Toc6900"/>
       <w:r>
         <w:rPr>
           <w:rFonts w:hint="eastAsia"/>
@@ -169,17 +168,18 @@
     </w:p>
     <w:tbl>
       <w:tblPr>
-        <w:tblStyle w:val="TableGrid"/>
+        <w:tblStyle w:val="21"/>
         <w:tblW w:w="0" w:type="auto"/>
         <w:tblInd w:w="2443" w:type="dxa"/>
         <w:tblBorders>
-          <w:top w:val="nil"/>
-          <w:left w:val="nil"/>
-          <w:bottom w:val="nil"/>
-          <w:right w:val="nil"/>
-          <w:insideH w:val="nil"/>
-          <w:insideV w:val="nil"/>
+          <w:top w:val="none" w:color="auto" w:sz="0" w:space="0"/>
+          <w:left w:val="none" w:color="auto" w:sz="0" w:space="0"/>
+          <w:bottom w:val="none" w:color="auto" w:sz="0" w:space="0"/>
+          <w:right w:val="none" w:color="auto" w:sz="0" w:space="0"/>
+          <w:insideH w:val="none" w:color="auto" w:sz="0" w:space="0"/>
+          <w:insideV w:val="none" w:color="auto" w:sz="0" w:space="0"/>
         </w:tblBorders>
+        <w:tblLayout w:type="autofit"/>
         <w:tblCellMar>
           <w:top w:w="0" w:type="dxa"/>
           <w:left w:w="108" w:type="dxa"/>
@@ -193,15 +193,13 @@
       </w:tblGrid>
       <w:tr>
         <w:tblPrEx>
-          <w:tblW w:w="0" w:type="auto"/>
-          <w:tblInd w:w="2443" w:type="dxa"/>
           <w:tblBorders>
-            <w:top w:val="nil"/>
-            <w:left w:val="nil"/>
-            <w:bottom w:val="nil"/>
-            <w:right w:val="nil"/>
-            <w:insideH w:val="nil"/>
-            <w:insideV w:val="nil"/>
+            <w:top w:val="none" w:color="auto" w:sz="0" w:space="0"/>
+            <w:left w:val="none" w:color="auto" w:sz="0" w:space="0"/>
+            <w:bottom w:val="none" w:color="auto" w:sz="0" w:space="0"/>
+            <w:right w:val="none" w:color="auto" w:sz="0" w:space="0"/>
+            <w:insideH w:val="none" w:color="auto" w:sz="0" w:space="0"/>
+            <w:insideV w:val="none" w:color="auto" w:sz="0" w:space="0"/>
           </w:tblBorders>
           <w:tblCellMar>
             <w:top w:w="0" w:type="dxa"/>
@@ -211,15 +209,22 @@
           </w:tblCellMar>
         </w:tblPrEx>
         <w:trPr>
-          <w:trHeight w:val="810"/>
+          <w:trHeight w:val="810" w:hRule="atLeast"/>
         </w:trPr>
         <w:tc>
           <w:tcPr>
             <w:tcW w:w="1818" w:type="dxa"/>
+            <w:vAlign w:val="top"/>
           </w:tcPr>
           <w:p>
             <w:pPr>
+              <w:keepNext w:val="0"/>
+              <w:keepLines w:val="0"/>
+              <w:pageBreakBefore w:val="0"/>
               <w:widowControl w:val="0"/>
+              <w:wordWrap/>
+              <w:overflowPunct/>
+              <w:bidi w:val="0"/>
               <w:rPr>
                 <w:rFonts w:hint="default"/>
                 <w:vertAlign w:val="baseline"/>
@@ -236,7 +241,7 @@
             </w:r>
             <w:r>
               <w:rPr>
-                <w:rFonts w:asciiTheme="minorAscii" w:eastAsiaTheme="minorEastAsia" w:hAnsiTheme="minorAscii" w:hint="default"/>
+                <w:rFonts w:hint="default" w:asciiTheme="minorAscii" w:hAnsiTheme="minorAscii" w:eastAsiaTheme="minorEastAsia"/>
                 <w:spacing w:val="227"/>
                 <w:sz w:val="21"/>
                 <w:vertAlign w:val="baseline"/>
@@ -251,17 +256,24 @@
                 <w:vertAlign w:val="baseline"/>
                 <w:lang w:val="en-US" w:eastAsia="zh-CN"/>
               </w:rPr>
-              <w:t>孙光莉</w:t>
+              <w:t>王潇</w:t>
             </w:r>
           </w:p>
         </w:tc>
         <w:tc>
           <w:tcPr>
             <w:tcW w:w="4261" w:type="dxa"/>
+            <w:vAlign w:val="top"/>
           </w:tcPr>
           <w:p>
             <w:pPr>
+              <w:keepNext w:val="0"/>
+              <w:keepLines w:val="0"/>
+              <w:pageBreakBefore w:val="0"/>
               <w:widowControl w:val="0"/>
+              <w:wordWrap/>
+              <w:overflowPunct/>
+              <w:bidi w:val="0"/>
               <w:rPr>
                 <w:rFonts w:hint="default"/>
                 <w:vertAlign w:val="baseline"/>
@@ -278,7 +290,7 @@
             </w:r>
             <w:r>
               <w:rPr>
-                <w:rFonts w:asciiTheme="minorAscii" w:eastAsiaTheme="minorEastAsia" w:hAnsiTheme="minorAscii" w:hint="eastAsia"/>
+                <w:rFonts w:hint="eastAsia" w:asciiTheme="minorAscii" w:hAnsiTheme="minorAscii" w:eastAsiaTheme="minorEastAsia"/>
                 <w:spacing w:val="227"/>
                 <w:sz w:val="21"/>
                 <w:vertAlign w:val="baseline"/>
@@ -300,8 +312,14 @@
       </w:tr>
       <w:tr>
         <w:tblPrEx>
-          <w:tblW w:w="0" w:type="auto"/>
-          <w:tblInd w:w="2443" w:type="dxa"/>
+          <w:tblBorders>
+            <w:top w:val="none" w:color="auto" w:sz="0" w:space="0"/>
+            <w:left w:val="none" w:color="auto" w:sz="0" w:space="0"/>
+            <w:bottom w:val="none" w:color="auto" w:sz="0" w:space="0"/>
+            <w:right w:val="none" w:color="auto" w:sz="0" w:space="0"/>
+            <w:insideH w:val="none" w:color="auto" w:sz="0" w:space="0"/>
+            <w:insideV w:val="none" w:color="auto" w:sz="0" w:space="0"/>
+          </w:tblBorders>
           <w:tblCellMar>
             <w:top w:w="0" w:type="dxa"/>
             <w:left w:w="108" w:type="dxa"/>
@@ -310,18 +328,25 @@
           </w:tblCellMar>
         </w:tblPrEx>
         <w:trPr>
-          <w:trHeight w:val="810"/>
+          <w:trHeight w:val="810" w:hRule="atLeast"/>
         </w:trPr>
         <w:tc>
           <w:tcPr>
             <w:tcW w:w="1818" w:type="dxa"/>
             <w:shd w:val="clear" w:color="auto" w:fill="auto"/>
+            <w:vAlign w:val="top"/>
           </w:tcPr>
           <w:p>
             <w:pPr>
+              <w:keepNext w:val="0"/>
+              <w:keepLines w:val="0"/>
+              <w:pageBreakBefore w:val="0"/>
               <w:widowControl w:val="0"/>
-              <w:rPr>
-                <w:rFonts w:ascii="Arial" w:eastAsia="Arial" w:hAnsi="Arial" w:cs="Arial" w:hint="eastAsia"/>
+              <w:wordWrap/>
+              <w:overflowPunct/>
+              <w:bidi w:val="0"/>
+              <w:rPr>
+                <w:rFonts w:hint="eastAsia" w:ascii="Arial" w:hAnsi="Arial" w:eastAsia="Arial" w:cs="Arial"/>
                 <w:snapToGrid w:val="0"/>
                 <w:color w:val="000000"/>
                 <w:kern w:val="0"/>
@@ -341,7 +366,7 @@
             </w:r>
             <w:r>
               <w:rPr>
-                <w:rFonts w:asciiTheme="minorAscii" w:eastAsiaTheme="minorEastAsia" w:hAnsiTheme="minorAscii" w:hint="default"/>
+                <w:rFonts w:hint="default" w:asciiTheme="minorAscii" w:hAnsiTheme="minorAscii" w:eastAsiaTheme="minorEastAsia"/>
                 <w:spacing w:val="227"/>
                 <w:sz w:val="21"/>
                 <w:vertAlign w:val="baseline"/>
@@ -352,13 +377,10 @@
             <w:r>
               <w:rPr>
                 <w:rFonts w:hint="eastAsia"/>
-                <w:spacing w:val="90"/>
-                <w:kern w:val="0"/>
                 <w:u w:val="single"/>
-                <w:vertAlign w:val="baseline"/>
                 <w:lang w:val="en-US" w:eastAsia="zh-CN"/>
               </w:rPr>
-              <w:t>严长运</w:t>
+              <w:t>刘钢要</w:t>
             </w:r>
           </w:p>
         </w:tc>
@@ -366,12 +388,19 @@
           <w:tcPr>
             <w:tcW w:w="4261" w:type="dxa"/>
             <w:shd w:val="clear" w:color="auto" w:fill="auto"/>
+            <w:vAlign w:val="top"/>
           </w:tcPr>
           <w:p>
             <w:pPr>
+              <w:keepNext w:val="0"/>
+              <w:keepLines w:val="0"/>
+              <w:pageBreakBefore w:val="0"/>
               <w:widowControl w:val="0"/>
-              <w:rPr>
-                <w:rFonts w:ascii="Arial" w:eastAsia="Arial" w:hAnsi="Arial" w:cs="Arial" w:hint="eastAsia"/>
+              <w:wordWrap/>
+              <w:overflowPunct/>
+              <w:bidi w:val="0"/>
+              <w:rPr>
+                <w:rFonts w:hint="eastAsia" w:ascii="Arial" w:hAnsi="Arial" w:eastAsia="Arial" w:cs="Arial"/>
                 <w:snapToGrid w:val="0"/>
                 <w:color w:val="000000"/>
                 <w:kern w:val="0"/>
@@ -391,7 +420,7 @@
             </w:r>
             <w:r>
               <w:rPr>
-                <w:rFonts w:asciiTheme="minorAscii" w:eastAsiaTheme="minorEastAsia" w:hAnsiTheme="minorAscii" w:hint="eastAsia"/>
+                <w:rFonts w:hint="eastAsia" w:asciiTheme="minorAscii" w:hAnsiTheme="minorAscii" w:eastAsiaTheme="minorEastAsia"/>
                 <w:spacing w:val="227"/>
                 <w:sz w:val="21"/>
                 <w:vertAlign w:val="baseline"/>
@@ -413,8 +442,14 @@
       </w:tr>
       <w:tr>
         <w:tblPrEx>
-          <w:tblW w:w="0" w:type="auto"/>
-          <w:tblInd w:w="2443" w:type="dxa"/>
+          <w:tblBorders>
+            <w:top w:val="none" w:color="auto" w:sz="0" w:space="0"/>
+            <w:left w:val="none" w:color="auto" w:sz="0" w:space="0"/>
+            <w:bottom w:val="none" w:color="auto" w:sz="0" w:space="0"/>
+            <w:right w:val="none" w:color="auto" w:sz="0" w:space="0"/>
+            <w:insideH w:val="none" w:color="auto" w:sz="0" w:space="0"/>
+            <w:insideV w:val="none" w:color="auto" w:sz="0" w:space="0"/>
+          </w:tblBorders>
           <w:tblCellMar>
             <w:top w:w="0" w:type="dxa"/>
             <w:left w:w="108" w:type="dxa"/>
@@ -423,15 +458,22 @@
           </w:tblCellMar>
         </w:tblPrEx>
         <w:trPr>
-          <w:trHeight w:val="635"/>
+          <w:trHeight w:val="635" w:hRule="atLeast"/>
         </w:trPr>
         <w:tc>
           <w:tcPr>
             <w:tcW w:w="1818" w:type="dxa"/>
+            <w:vAlign w:val="top"/>
           </w:tcPr>
           <w:p>
             <w:pPr>
+              <w:keepNext w:val="0"/>
+              <w:keepLines w:val="0"/>
+              <w:pageBreakBefore w:val="0"/>
               <w:widowControl w:val="0"/>
+              <w:wordWrap/>
+              <w:overflowPunct/>
+              <w:bidi w:val="0"/>
               <w:rPr>
                 <w:rFonts w:hint="eastAsia"/>
                 <w:vertAlign w:val="baseline"/>
@@ -448,7 +490,7 @@
             </w:r>
             <w:r>
               <w:rPr>
-                <w:rFonts w:asciiTheme="minorAscii" w:eastAsiaTheme="minorEastAsia" w:hAnsiTheme="minorAscii" w:hint="eastAsia"/>
+                <w:rFonts w:hint="eastAsia" w:asciiTheme="minorAscii" w:hAnsiTheme="minorAscii" w:eastAsiaTheme="minorEastAsia"/>
                 <w:spacing w:val="227"/>
                 <w:sz w:val="21"/>
                 <w:vertAlign w:val="baseline"/>
@@ -469,10 +511,17 @@
         <w:tc>
           <w:tcPr>
             <w:tcW w:w="4261" w:type="dxa"/>
+            <w:vAlign w:val="top"/>
           </w:tcPr>
           <w:p>
             <w:pPr>
+              <w:keepNext w:val="0"/>
+              <w:keepLines w:val="0"/>
+              <w:pageBreakBefore w:val="0"/>
               <w:widowControl w:val="0"/>
+              <w:wordWrap/>
+              <w:overflowPunct/>
+              <w:bidi w:val="0"/>
               <w:rPr>
                 <w:rFonts w:hint="default"/>
                 <w:vertAlign w:val="baseline"/>
@@ -489,7 +538,7 @@
             </w:r>
             <w:r>
               <w:rPr>
-                <w:rFonts w:asciiTheme="minorAscii" w:eastAsiaTheme="minorEastAsia" w:hAnsiTheme="minorAscii" w:hint="eastAsia"/>
+                <w:rFonts w:hint="eastAsia" w:asciiTheme="minorAscii" w:hAnsiTheme="minorAscii" w:eastAsiaTheme="minorEastAsia"/>
                 <w:spacing w:val="227"/>
                 <w:sz w:val="21"/>
                 <w:vertAlign w:val="baseline"/>
@@ -520,14 +569,14 @@
         <w:spacing w:before="153" w:line="225" w:lineRule="auto"/>
         <w:ind w:left="3634"/>
         <w:rPr>
-          <w:rFonts w:ascii="宋体" w:eastAsia="宋体" w:hAnsi="宋体" w:cs="宋体"/>
+          <w:rFonts w:ascii="宋体" w:hAnsi="宋体" w:eastAsia="宋体" w:cs="宋体"/>
           <w:sz w:val="31"/>
           <w:szCs w:val="31"/>
         </w:rPr>
       </w:pPr>
       <w:r>
         <w:rPr>
-          <w:rFonts w:ascii="宋体" w:eastAsia="宋体" w:hAnsi="宋体" w:cs="宋体"/>
+          <w:rFonts w:ascii="宋体" w:hAnsi="宋体" w:eastAsia="宋体" w:cs="宋体"/>
           <w:b/>
           <w:bCs/>
           <w:spacing w:val="4"/>
@@ -539,16 +588,16 @@
     </w:p>
     <w:tbl>
       <w:tblPr>
-        <w:tblStyle w:val="TableNormal0"/>
+        <w:tblStyle w:val="26"/>
         <w:tblW w:w="8301" w:type="dxa"/>
         <w:tblInd w:w="2" w:type="dxa"/>
         <w:tblBorders>
-          <w:top w:val="single" w:sz="2" w:space="0" w:color="000000"/>
-          <w:left w:val="single" w:sz="2" w:space="0" w:color="000000"/>
-          <w:bottom w:val="single" w:sz="2" w:space="0" w:color="000000"/>
-          <w:right w:val="single" w:sz="2" w:space="0" w:color="000000"/>
-          <w:insideH w:val="single" w:sz="2" w:space="0" w:color="000000"/>
-          <w:insideV w:val="single" w:sz="2" w:space="0" w:color="000000"/>
+          <w:top w:val="single" w:color="000000" w:sz="2" w:space="0"/>
+          <w:left w:val="single" w:color="000000" w:sz="2" w:space="0"/>
+          <w:bottom w:val="single" w:color="000000" w:sz="2" w:space="0"/>
+          <w:right w:val="single" w:color="000000" w:sz="2" w:space="0"/>
+          <w:insideH w:val="single" w:color="000000" w:sz="2" w:space="0"/>
+          <w:insideV w:val="single" w:color="000000" w:sz="2" w:space="0"/>
         </w:tblBorders>
         <w:tblLayout w:type="fixed"/>
         <w:tblCellMar>
@@ -568,17 +617,14 @@
       </w:tblGrid>
       <w:tr>
         <w:tblPrEx>
-          <w:tblW w:w="8301" w:type="dxa"/>
-          <w:tblInd w:w="2" w:type="dxa"/>
           <w:tblBorders>
-            <w:top w:val="single" w:sz="2" w:space="0" w:color="000000"/>
-            <w:left w:val="single" w:sz="2" w:space="0" w:color="000000"/>
-            <w:bottom w:val="single" w:sz="2" w:space="0" w:color="000000"/>
-            <w:right w:val="single" w:sz="2" w:space="0" w:color="000000"/>
-            <w:insideH w:val="single" w:sz="2" w:space="0" w:color="000000"/>
-            <w:insideV w:val="single" w:sz="2" w:space="0" w:color="000000"/>
+            <w:top w:val="single" w:color="000000" w:sz="2" w:space="0"/>
+            <w:left w:val="single" w:color="000000" w:sz="2" w:space="0"/>
+            <w:bottom w:val="single" w:color="000000" w:sz="2" w:space="0"/>
+            <w:right w:val="single" w:color="000000" w:sz="2" w:space="0"/>
+            <w:insideH w:val="single" w:color="000000" w:sz="2" w:space="0"/>
+            <w:insideV w:val="single" w:color="000000" w:sz="2" w:space="0"/>
           </w:tblBorders>
-          <w:tblLayout w:type="fixed"/>
           <w:tblCellMar>
             <w:top w:w="0" w:type="dxa"/>
             <w:left w:w="0" w:type="dxa"/>
@@ -587,7 +633,7 @@
           </w:tblCellMar>
         </w:tblPrEx>
         <w:trPr>
-          <w:trHeight w:val="593"/>
+          <w:trHeight w:val="593" w:hRule="atLeast"/>
         </w:trPr>
         <w:tc>
           <w:tcPr>
@@ -598,14 +644,14 @@
               <w:spacing w:before="176" w:line="228" w:lineRule="auto"/>
               <w:ind w:left="607"/>
               <w:rPr>
-                <w:rFonts w:ascii="宋体" w:eastAsia="宋体" w:hAnsi="宋体" w:cs="宋体"/>
+                <w:rFonts w:ascii="宋体" w:hAnsi="宋体" w:eastAsia="宋体" w:cs="宋体"/>
                 <w:sz w:val="20"/>
                 <w:szCs w:val="20"/>
               </w:rPr>
             </w:pPr>
             <w:r>
               <w:rPr>
-                <w:rFonts w:ascii="宋体" w:eastAsia="宋体" w:hAnsi="宋体" w:cs="宋体"/>
+                <w:rFonts w:ascii="宋体" w:hAnsi="宋体" w:eastAsia="宋体" w:cs="宋体"/>
                 <w:spacing w:val="-14"/>
                 <w:sz w:val="20"/>
                 <w:szCs w:val="20"/>
@@ -623,14 +669,14 @@
               <w:spacing w:before="175" w:line="227" w:lineRule="auto"/>
               <w:ind w:left="253"/>
               <w:rPr>
-                <w:rFonts w:ascii="宋体" w:eastAsia="宋体" w:hAnsi="宋体" w:cs="宋体"/>
+                <w:rFonts w:ascii="宋体" w:hAnsi="宋体" w:eastAsia="宋体" w:cs="宋体"/>
                 <w:sz w:val="20"/>
                 <w:szCs w:val="20"/>
               </w:rPr>
             </w:pPr>
             <w:r>
               <w:rPr>
-                <w:rFonts w:ascii="宋体" w:eastAsia="宋体" w:hAnsi="宋体" w:cs="宋体"/>
+                <w:rFonts w:ascii="宋体" w:hAnsi="宋体" w:eastAsia="宋体" w:cs="宋体"/>
                 <w:spacing w:val="4"/>
                 <w:sz w:val="20"/>
                 <w:szCs w:val="20"/>
@@ -648,14 +694,14 @@
               <w:spacing w:before="175" w:line="228" w:lineRule="auto"/>
               <w:ind w:left="730"/>
               <w:rPr>
-                <w:rFonts w:ascii="宋体" w:eastAsia="宋体" w:hAnsi="宋体" w:cs="宋体"/>
+                <w:rFonts w:ascii="宋体" w:hAnsi="宋体" w:eastAsia="宋体" w:cs="宋体"/>
                 <w:sz w:val="20"/>
                 <w:szCs w:val="20"/>
               </w:rPr>
             </w:pPr>
             <w:r>
               <w:rPr>
-                <w:rFonts w:ascii="宋体" w:eastAsia="宋体" w:hAnsi="宋体" w:cs="宋体"/>
+                <w:rFonts w:ascii="宋体" w:hAnsi="宋体" w:eastAsia="宋体" w:cs="宋体"/>
                 <w:spacing w:val="7"/>
                 <w:sz w:val="20"/>
                 <w:szCs w:val="20"/>
@@ -673,14 +719,14 @@
               <w:spacing w:before="175" w:line="228" w:lineRule="auto"/>
               <w:ind w:left="310"/>
               <w:rPr>
-                <w:rFonts w:ascii="宋体" w:eastAsia="宋体" w:hAnsi="宋体" w:cs="宋体"/>
+                <w:rFonts w:ascii="宋体" w:hAnsi="宋体" w:eastAsia="宋体" w:cs="宋体"/>
                 <w:sz w:val="20"/>
                 <w:szCs w:val="20"/>
               </w:rPr>
             </w:pPr>
             <w:r>
               <w:rPr>
-                <w:rFonts w:ascii="宋体" w:eastAsia="宋体" w:hAnsi="宋体" w:cs="宋体"/>
+                <w:rFonts w:ascii="宋体" w:hAnsi="宋体" w:eastAsia="宋体" w:cs="宋体"/>
                 <w:spacing w:val="6"/>
                 <w:sz w:val="20"/>
                 <w:szCs w:val="20"/>
@@ -698,7 +744,7 @@
               <w:spacing w:before="175" w:line="228" w:lineRule="auto"/>
               <w:ind w:left="310"/>
               <w:rPr>
-                <w:rFonts w:ascii="宋体" w:eastAsia="宋体" w:hAnsi="宋体" w:cs="宋体" w:hint="eastAsia"/>
+                <w:rFonts w:hint="eastAsia" w:ascii="宋体" w:hAnsi="宋体" w:eastAsia="宋体" w:cs="宋体"/>
                 <w:spacing w:val="6"/>
                 <w:sz w:val="20"/>
                 <w:szCs w:val="20"/>
@@ -707,7 +753,7 @@
             </w:pPr>
             <w:r>
               <w:rPr>
-                <w:rFonts w:ascii="宋体" w:eastAsia="宋体" w:hAnsi="宋体" w:cs="宋体" w:hint="eastAsia"/>
+                <w:rFonts w:hint="eastAsia" w:ascii="宋体" w:hAnsi="宋体" w:eastAsia="宋体" w:cs="宋体"/>
                 <w:spacing w:val="6"/>
                 <w:sz w:val="20"/>
                 <w:szCs w:val="20"/>
@@ -726,14 +772,14 @@
               <w:spacing w:before="176" w:line="229" w:lineRule="auto"/>
               <w:ind w:left="311"/>
               <w:rPr>
-                <w:rFonts w:ascii="宋体" w:eastAsia="宋体" w:hAnsi="宋体" w:cs="宋体"/>
+                <w:rFonts w:ascii="宋体" w:hAnsi="宋体" w:eastAsia="宋体" w:cs="宋体"/>
                 <w:sz w:val="20"/>
                 <w:szCs w:val="20"/>
               </w:rPr>
             </w:pPr>
             <w:r>
               <w:rPr>
-                <w:rFonts w:ascii="宋体" w:eastAsia="宋体" w:hAnsi="宋体" w:cs="宋体"/>
+                <w:rFonts w:ascii="宋体" w:hAnsi="宋体" w:eastAsia="宋体" w:cs="宋体"/>
                 <w:spacing w:val="7"/>
                 <w:sz w:val="20"/>
                 <w:szCs w:val="20"/>
@@ -745,9 +791,14 @@
       </w:tr>
       <w:tr>
         <w:tblPrEx>
-          <w:tblW w:w="8301" w:type="dxa"/>
-          <w:tblInd w:w="2" w:type="dxa"/>
-          <w:tblLayout w:type="fixed"/>
+          <w:tblBorders>
+            <w:top w:val="single" w:color="000000" w:sz="2" w:space="0"/>
+            <w:left w:val="single" w:color="000000" w:sz="2" w:space="0"/>
+            <w:bottom w:val="single" w:color="000000" w:sz="2" w:space="0"/>
+            <w:right w:val="single" w:color="000000" w:sz="2" w:space="0"/>
+            <w:insideH w:val="single" w:color="000000" w:sz="2" w:space="0"/>
+            <w:insideV w:val="single" w:color="000000" w:sz="2" w:space="0"/>
+          </w:tblBorders>
           <w:tblCellMar>
             <w:top w:w="0" w:type="dxa"/>
             <w:left w:w="0" w:type="dxa"/>
@@ -756,7 +807,7 @@
           </w:tblCellMar>
         </w:tblPrEx>
         <w:trPr>
-          <w:trHeight w:val="556"/>
+          <w:trHeight w:val="556" w:hRule="atLeast"/>
         </w:trPr>
         <w:tc>
           <w:tcPr>
@@ -767,14 +818,14 @@
               <w:spacing w:before="173" w:line="267" w:lineRule="exact"/>
               <w:ind w:left="260"/>
               <w:rPr>
-                <w:rFonts w:ascii="宋体" w:eastAsia="宋体" w:hAnsi="宋体" w:cs="宋体"/>
+                <w:rFonts w:ascii="宋体" w:hAnsi="宋体" w:eastAsia="宋体" w:cs="宋体"/>
                 <w:sz w:val="20"/>
                 <w:szCs w:val="20"/>
               </w:rPr>
             </w:pPr>
             <w:r>
               <w:rPr>
-                <w:rFonts w:ascii="宋体" w:eastAsia="宋体" w:hAnsi="宋体" w:cs="宋体"/>
+                <w:rFonts w:ascii="宋体" w:hAnsi="宋体" w:eastAsia="宋体" w:cs="宋体"/>
                 <w:spacing w:val="3"/>
                 <w:position w:val="1"/>
                 <w:sz w:val="20"/>
@@ -793,14 +844,14 @@
               <w:spacing w:before="173" w:line="267" w:lineRule="exact"/>
               <w:ind w:left="248"/>
               <w:rPr>
-                <w:rFonts w:ascii="宋体" w:eastAsia="宋体" w:hAnsi="宋体" w:cs="宋体"/>
+                <w:rFonts w:ascii="宋体" w:hAnsi="宋体" w:eastAsia="宋体" w:cs="宋体"/>
                 <w:sz w:val="20"/>
                 <w:szCs w:val="20"/>
               </w:rPr>
             </w:pPr>
             <w:r>
               <w:rPr>
-                <w:rFonts w:ascii="宋体" w:eastAsia="宋体" w:hAnsi="宋体" w:cs="宋体"/>
+                <w:rFonts w:ascii="宋体" w:hAnsi="宋体" w:eastAsia="宋体" w:cs="宋体"/>
                 <w:spacing w:val="4"/>
                 <w:position w:val="1"/>
                 <w:sz w:val="20"/>
@@ -820,14 +871,14 @@
               <w:ind w:left="114"/>
               <w:jc w:val="center"/>
               <w:rPr>
-                <w:rFonts w:ascii="宋体" w:eastAsia="宋体" w:hAnsi="宋体" w:cs="宋体"/>
+                <w:rFonts w:ascii="宋体" w:hAnsi="宋体" w:eastAsia="宋体" w:cs="宋体"/>
                 <w:sz w:val="20"/>
                 <w:szCs w:val="20"/>
               </w:rPr>
             </w:pPr>
             <w:r>
               <w:rPr>
-                <w:rFonts w:ascii="宋体" w:eastAsia="宋体" w:hAnsi="宋体" w:cs="宋体"/>
+                <w:rFonts w:ascii="宋体" w:hAnsi="宋体" w:eastAsia="宋体" w:cs="宋体"/>
                 <w:spacing w:val="7"/>
                 <w:sz w:val="20"/>
                 <w:szCs w:val="20"/>
@@ -845,7 +896,7 @@
               <w:spacing w:before="172" w:line="228" w:lineRule="auto"/>
               <w:ind w:left="313"/>
               <w:rPr>
-                <w:rFonts w:ascii="宋体" w:eastAsia="宋体" w:hAnsi="宋体" w:cs="宋体" w:hint="eastAsia"/>
+                <w:rFonts w:hint="eastAsia" w:ascii="宋体" w:hAnsi="宋体" w:eastAsia="宋体" w:cs="宋体"/>
                 <w:sz w:val="20"/>
                 <w:szCs w:val="20"/>
                 <w:lang w:val="en-US" w:eastAsia="zh-CN"/>
@@ -853,12 +904,12 @@
             </w:pPr>
             <w:r>
               <w:rPr>
-                <w:rFonts w:ascii="宋体" w:eastAsia="宋体" w:hAnsi="宋体" w:cs="宋体" w:hint="eastAsia"/>
+                <w:rFonts w:hint="eastAsia" w:ascii="宋体" w:hAnsi="宋体" w:cs="宋体"/>
                 <w:sz w:val="20"/>
                 <w:szCs w:val="20"/>
                 <w:lang w:val="en-US" w:eastAsia="zh-CN"/>
               </w:rPr>
-              <w:t>孙光莉</w:t>
+              <w:t>王潇</w:t>
             </w:r>
           </w:p>
         </w:tc>
@@ -871,7 +922,7 @@
               <w:spacing w:before="172" w:line="228" w:lineRule="auto"/>
               <w:ind w:left="313"/>
               <w:rPr>
-                <w:rFonts w:ascii="宋体" w:eastAsia="宋体" w:hAnsi="宋体" w:cs="宋体" w:hint="eastAsia"/>
+                <w:rFonts w:hint="eastAsia" w:ascii="宋体" w:hAnsi="宋体" w:eastAsia="宋体" w:cs="宋体"/>
                 <w:spacing w:val="5"/>
                 <w:sz w:val="20"/>
                 <w:szCs w:val="20"/>
@@ -879,14 +930,10 @@
             </w:pPr>
             <w:r>
               <w:rPr>
-                <w:rFonts w:ascii="宋体" w:eastAsia="宋体" w:hAnsi="宋体" w:cs="宋体" w:hint="eastAsia"/>
-                <w:spacing w:val="100"/>
-                <w:kern w:val="0"/>
-                <w:sz w:val="20"/>
-                <w:szCs w:val="20"/>
+                <w:rFonts w:hint="eastAsia"/>
                 <w:lang w:val="en-US" w:eastAsia="zh-CN"/>
               </w:rPr>
-              <w:t>严长运</w:t>
+              <w:t>刘钢要</w:t>
             </w:r>
           </w:p>
         </w:tc>
@@ -899,14 +946,14 @@
               <w:spacing w:before="173" w:line="229" w:lineRule="auto"/>
               <w:ind w:left="314"/>
               <w:rPr>
-                <w:rFonts w:ascii="宋体" w:eastAsia="宋体" w:hAnsi="宋体" w:cs="宋体"/>
+                <w:rFonts w:ascii="宋体" w:hAnsi="宋体" w:eastAsia="宋体" w:cs="宋体"/>
                 <w:sz w:val="20"/>
                 <w:szCs w:val="20"/>
               </w:rPr>
             </w:pPr>
             <w:r>
               <w:rPr>
-                <w:rFonts w:ascii="宋体" w:eastAsia="宋体" w:hAnsi="宋体" w:cs="宋体" w:hint="eastAsia"/>
+                <w:rFonts w:hint="eastAsia" w:ascii="宋体" w:hAnsi="宋体" w:eastAsia="宋体" w:cs="宋体"/>
                 <w:spacing w:val="6"/>
                 <w:sz w:val="20"/>
                 <w:szCs w:val="20"/>
@@ -919,9 +966,14 @@
       </w:tr>
       <w:tr>
         <w:tblPrEx>
-          <w:tblW w:w="8301" w:type="dxa"/>
-          <w:tblInd w:w="2" w:type="dxa"/>
-          <w:tblLayout w:type="fixed"/>
+          <w:tblBorders>
+            <w:top w:val="single" w:color="000000" w:sz="2" w:space="0"/>
+            <w:left w:val="single" w:color="000000" w:sz="2" w:space="0"/>
+            <w:bottom w:val="single" w:color="000000" w:sz="2" w:space="0"/>
+            <w:right w:val="single" w:color="000000" w:sz="2" w:space="0"/>
+            <w:insideH w:val="single" w:color="000000" w:sz="2" w:space="0"/>
+            <w:insideV w:val="single" w:color="000000" w:sz="2" w:space="0"/>
+          </w:tblBorders>
           <w:tblCellMar>
             <w:top w:w="0" w:type="dxa"/>
             <w:left w:w="0" w:type="dxa"/>
@@ -930,7 +982,7 @@
           </w:tblCellMar>
         </w:tblPrEx>
         <w:trPr>
-          <w:trHeight w:val="556"/>
+          <w:trHeight w:val="556" w:hRule="atLeast"/>
         </w:trPr>
         <w:tc>
           <w:tcPr>
@@ -938,7 +990,7 @@
           </w:tcPr>
           <w:p>
             <w:pPr>
-              <w:pStyle w:val="TableText"/>
+              <w:pStyle w:val="27"/>
             </w:pPr>
           </w:p>
         </w:tc>
@@ -948,7 +1000,7 @@
           </w:tcPr>
           <w:p>
             <w:pPr>
-              <w:pStyle w:val="TableText"/>
+              <w:pStyle w:val="27"/>
             </w:pPr>
           </w:p>
         </w:tc>
@@ -958,7 +1010,7 @@
           </w:tcPr>
           <w:p>
             <w:pPr>
-              <w:pStyle w:val="TableText"/>
+              <w:pStyle w:val="27"/>
             </w:pPr>
           </w:p>
         </w:tc>
@@ -990,16 +1042,21 @@
           </w:tcPr>
           <w:p>
             <w:pPr>
-              <w:pStyle w:val="TableText"/>
+              <w:pStyle w:val="27"/>
             </w:pPr>
           </w:p>
         </w:tc>
       </w:tr>
       <w:tr>
         <w:tblPrEx>
-          <w:tblW w:w="8301" w:type="dxa"/>
-          <w:tblInd w:w="2" w:type="dxa"/>
-          <w:tblLayout w:type="fixed"/>
+          <w:tblBorders>
+            <w:top w:val="single" w:color="000000" w:sz="2" w:space="0"/>
+            <w:left w:val="single" w:color="000000" w:sz="2" w:space="0"/>
+            <w:bottom w:val="single" w:color="000000" w:sz="2" w:space="0"/>
+            <w:right w:val="single" w:color="000000" w:sz="2" w:space="0"/>
+            <w:insideH w:val="single" w:color="000000" w:sz="2" w:space="0"/>
+            <w:insideV w:val="single" w:color="000000" w:sz="2" w:space="0"/>
+          </w:tblBorders>
           <w:tblCellMar>
             <w:top w:w="0" w:type="dxa"/>
             <w:left w:w="0" w:type="dxa"/>
@@ -1008,7 +1065,7 @@
           </w:tblCellMar>
         </w:tblPrEx>
         <w:trPr>
-          <w:trHeight w:val="556"/>
+          <w:trHeight w:val="556" w:hRule="atLeast"/>
         </w:trPr>
         <w:tc>
           <w:tcPr>
@@ -1016,7 +1073,7 @@
           </w:tcPr>
           <w:p>
             <w:pPr>
-              <w:pStyle w:val="TableText"/>
+              <w:pStyle w:val="27"/>
             </w:pPr>
           </w:p>
         </w:tc>
@@ -1026,7 +1083,7 @@
           </w:tcPr>
           <w:p>
             <w:pPr>
-              <w:pStyle w:val="TableText"/>
+              <w:pStyle w:val="27"/>
             </w:pPr>
           </w:p>
         </w:tc>
@@ -1036,7 +1093,7 @@
           </w:tcPr>
           <w:p>
             <w:pPr>
-              <w:pStyle w:val="TableText"/>
+              <w:pStyle w:val="27"/>
             </w:pPr>
           </w:p>
         </w:tc>
@@ -1068,16 +1125,21 @@
           </w:tcPr>
           <w:p>
             <w:pPr>
-              <w:pStyle w:val="TableText"/>
+              <w:pStyle w:val="27"/>
             </w:pPr>
           </w:p>
         </w:tc>
       </w:tr>
       <w:tr>
         <w:tblPrEx>
-          <w:tblW w:w="8301" w:type="dxa"/>
-          <w:tblInd w:w="2" w:type="dxa"/>
-          <w:tblLayout w:type="fixed"/>
+          <w:tblBorders>
+            <w:top w:val="single" w:color="000000" w:sz="2" w:space="0"/>
+            <w:left w:val="single" w:color="000000" w:sz="2" w:space="0"/>
+            <w:bottom w:val="single" w:color="000000" w:sz="2" w:space="0"/>
+            <w:right w:val="single" w:color="000000" w:sz="2" w:space="0"/>
+            <w:insideH w:val="single" w:color="000000" w:sz="2" w:space="0"/>
+            <w:insideV w:val="single" w:color="000000" w:sz="2" w:space="0"/>
+          </w:tblBorders>
           <w:tblCellMar>
             <w:top w:w="0" w:type="dxa"/>
             <w:left w:w="0" w:type="dxa"/>
@@ -1086,7 +1148,7 @@
           </w:tblCellMar>
         </w:tblPrEx>
         <w:trPr>
-          <w:trHeight w:val="557"/>
+          <w:trHeight w:val="557" w:hRule="atLeast"/>
         </w:trPr>
         <w:tc>
           <w:tcPr>
@@ -1094,7 +1156,7 @@
           </w:tcPr>
           <w:p>
             <w:pPr>
-              <w:pStyle w:val="TableText"/>
+              <w:pStyle w:val="27"/>
             </w:pPr>
           </w:p>
         </w:tc>
@@ -1104,7 +1166,7 @@
           </w:tcPr>
           <w:p>
             <w:pPr>
-              <w:pStyle w:val="TableText"/>
+              <w:pStyle w:val="27"/>
             </w:pPr>
           </w:p>
         </w:tc>
@@ -1114,7 +1176,7 @@
           </w:tcPr>
           <w:p>
             <w:pPr>
-              <w:pStyle w:val="TableText"/>
+              <w:pStyle w:val="27"/>
             </w:pPr>
           </w:p>
         </w:tc>
@@ -1124,7 +1186,7 @@
           </w:tcPr>
           <w:p>
             <w:pPr>
-              <w:pStyle w:val="TableText"/>
+              <w:pStyle w:val="27"/>
             </w:pPr>
           </w:p>
         </w:tc>
@@ -1134,7 +1196,7 @@
           </w:tcPr>
           <w:p>
             <w:pPr>
-              <w:pStyle w:val="TableText"/>
+              <w:pStyle w:val="27"/>
             </w:pPr>
           </w:p>
         </w:tc>
@@ -1144,16 +1206,21 @@
           </w:tcPr>
           <w:p>
             <w:pPr>
-              <w:pStyle w:val="TableText"/>
+              <w:pStyle w:val="27"/>
             </w:pPr>
           </w:p>
         </w:tc>
       </w:tr>
       <w:tr>
         <w:tblPrEx>
-          <w:tblW w:w="8301" w:type="dxa"/>
-          <w:tblInd w:w="2" w:type="dxa"/>
-          <w:tblLayout w:type="fixed"/>
+          <w:tblBorders>
+            <w:top w:val="single" w:color="000000" w:sz="2" w:space="0"/>
+            <w:left w:val="single" w:color="000000" w:sz="2" w:space="0"/>
+            <w:bottom w:val="single" w:color="000000" w:sz="2" w:space="0"/>
+            <w:right w:val="single" w:color="000000" w:sz="2" w:space="0"/>
+            <w:insideH w:val="single" w:color="000000" w:sz="2" w:space="0"/>
+            <w:insideV w:val="single" w:color="000000" w:sz="2" w:space="0"/>
+          </w:tblBorders>
           <w:tblCellMar>
             <w:top w:w="0" w:type="dxa"/>
             <w:left w:w="0" w:type="dxa"/>
@@ -1162,7 +1229,7 @@
           </w:tblCellMar>
         </w:tblPrEx>
         <w:trPr>
-          <w:trHeight w:val="556"/>
+          <w:trHeight w:val="556" w:hRule="atLeast"/>
         </w:trPr>
         <w:tc>
           <w:tcPr>
@@ -1170,7 +1237,7 @@
           </w:tcPr>
           <w:p>
             <w:pPr>
-              <w:pStyle w:val="TableText"/>
+              <w:pStyle w:val="27"/>
             </w:pPr>
           </w:p>
         </w:tc>
@@ -1180,7 +1247,7 @@
           </w:tcPr>
           <w:p>
             <w:pPr>
-              <w:pStyle w:val="TableText"/>
+              <w:pStyle w:val="27"/>
             </w:pPr>
           </w:p>
         </w:tc>
@@ -1190,7 +1257,7 @@
           </w:tcPr>
           <w:p>
             <w:pPr>
-              <w:pStyle w:val="TableText"/>
+              <w:pStyle w:val="27"/>
             </w:pPr>
           </w:p>
         </w:tc>
@@ -1200,7 +1267,7 @@
           </w:tcPr>
           <w:p>
             <w:pPr>
-              <w:pStyle w:val="TableText"/>
+              <w:pStyle w:val="27"/>
             </w:pPr>
           </w:p>
         </w:tc>
@@ -1210,7 +1277,7 @@
           </w:tcPr>
           <w:p>
             <w:pPr>
-              <w:pStyle w:val="TableText"/>
+              <w:pStyle w:val="27"/>
             </w:pPr>
           </w:p>
         </w:tc>
@@ -1220,16 +1287,21 @@
           </w:tcPr>
           <w:p>
             <w:pPr>
-              <w:pStyle w:val="TableText"/>
+              <w:pStyle w:val="27"/>
             </w:pPr>
           </w:p>
         </w:tc>
       </w:tr>
       <w:tr>
         <w:tblPrEx>
-          <w:tblW w:w="8301" w:type="dxa"/>
-          <w:tblInd w:w="2" w:type="dxa"/>
-          <w:tblLayout w:type="fixed"/>
+          <w:tblBorders>
+            <w:top w:val="single" w:color="000000" w:sz="2" w:space="0"/>
+            <w:left w:val="single" w:color="000000" w:sz="2" w:space="0"/>
+            <w:bottom w:val="single" w:color="000000" w:sz="2" w:space="0"/>
+            <w:right w:val="single" w:color="000000" w:sz="2" w:space="0"/>
+            <w:insideH w:val="single" w:color="000000" w:sz="2" w:space="0"/>
+            <w:insideV w:val="single" w:color="000000" w:sz="2" w:space="0"/>
+          </w:tblBorders>
           <w:tblCellMar>
             <w:top w:w="0" w:type="dxa"/>
             <w:left w:w="0" w:type="dxa"/>
@@ -1238,7 +1310,7 @@
           </w:tblCellMar>
         </w:tblPrEx>
         <w:trPr>
-          <w:trHeight w:val="561"/>
+          <w:trHeight w:val="561" w:hRule="atLeast"/>
         </w:trPr>
         <w:tc>
           <w:tcPr>
@@ -1246,7 +1318,7 @@
           </w:tcPr>
           <w:p>
             <w:pPr>
-              <w:pStyle w:val="TableText"/>
+              <w:pStyle w:val="27"/>
             </w:pPr>
           </w:p>
         </w:tc>
@@ -1256,7 +1328,7 @@
           </w:tcPr>
           <w:p>
             <w:pPr>
-              <w:pStyle w:val="TableText"/>
+              <w:pStyle w:val="27"/>
             </w:pPr>
           </w:p>
         </w:tc>
@@ -1266,7 +1338,7 @@
           </w:tcPr>
           <w:p>
             <w:pPr>
-              <w:pStyle w:val="TableText"/>
+              <w:pStyle w:val="27"/>
             </w:pPr>
           </w:p>
         </w:tc>
@@ -1276,7 +1348,7 @@
           </w:tcPr>
           <w:p>
             <w:pPr>
-              <w:pStyle w:val="TableText"/>
+              <w:pStyle w:val="27"/>
             </w:pPr>
           </w:p>
         </w:tc>
@@ -1286,7 +1358,7 @@
           </w:tcPr>
           <w:p>
             <w:pPr>
-              <w:pStyle w:val="TableText"/>
+              <w:pStyle w:val="27"/>
             </w:pPr>
           </w:p>
         </w:tc>
@@ -1296,7 +1368,7 @@
           </w:tcPr>
           <w:p>
             <w:pPr>
-              <w:pStyle w:val="TableText"/>
+              <w:pStyle w:val="27"/>
             </w:pPr>
           </w:p>
         </w:tc>
@@ -1310,7 +1382,7 @@
     <w:sdt>
       <w:sdtPr>
         <w:rPr>
-          <w:rFonts w:ascii="宋体" w:eastAsia="宋体" w:hAnsi="宋体" w:cs="Arial"/>
+          <w:rFonts w:ascii="宋体" w:hAnsi="宋体" w:eastAsia="宋体" w:cs="Arial"/>
           <w:snapToGrid w:val="0"/>
           <w:color w:val="000000"/>
           <w:kern w:val="0"/>
@@ -1326,7 +1398,7 @@
       </w:sdtPr>
       <w:sdtEndPr>
         <w:rPr>
-          <w:rFonts w:ascii="宋体" w:eastAsia="宋体" w:hAnsi="宋体" w:cs="宋体" w:hint="eastAsia"/>
+          <w:rFonts w:hint="eastAsia" w:ascii="宋体" w:hAnsi="宋体" w:eastAsia="宋体" w:cs="宋体"/>
           <w:snapToGrid w:val="0"/>
           <w:color w:val="000000"/>
           <w:kern w:val="0"/>
@@ -1339,17 +1411,17 @@
         <w:p>
           <w:pPr>
             <w:spacing w:before="0" w:beforeLines="0" w:after="0" w:afterLines="0" w:line="240" w:lineRule="auto"/>
-            <w:ind w:left="0" w:right="0" w:firstLine="0" w:leftChars="0" w:rightChars="0" w:firstLineChars="0"/>
+            <w:ind w:left="0" w:leftChars="0" w:right="0" w:rightChars="0" w:firstLine="0" w:firstLineChars="0"/>
             <w:jc w:val="center"/>
             <w:rPr>
-              <w:rFonts w:ascii="宋体" w:eastAsia="宋体" w:hAnsi="宋体" w:cs="宋体" w:hint="eastAsia"/>
+              <w:rFonts w:hint="eastAsia" w:ascii="宋体" w:hAnsi="宋体" w:eastAsia="宋体" w:cs="宋体"/>
               <w:sz w:val="24"/>
               <w:szCs w:val="24"/>
             </w:rPr>
           </w:pPr>
           <w:r>
             <w:rPr>
-              <w:rFonts w:ascii="宋体" w:eastAsia="宋体" w:hAnsi="宋体" w:cs="宋体" w:hint="eastAsia"/>
+              <w:rFonts w:hint="eastAsia" w:ascii="宋体" w:hAnsi="宋体" w:eastAsia="宋体" w:cs="宋体"/>
               <w:sz w:val="24"/>
               <w:szCs w:val="24"/>
             </w:rPr>
@@ -1358,14 +1430,16 @@
         </w:p>
         <w:p>
           <w:pPr>
-            <w:pStyle w:val="TOC1"/>
+            <w:pStyle w:val="16"/>
             <w:tabs>
               <w:tab w:val="right" w:leader="dot" w:pos="8306"/>
             </w:tabs>
           </w:pPr>
-          <w:r>
-            <w:rPr>
-              <w:rFonts w:ascii="宋体" w:eastAsia="宋体" w:hAnsi="宋体" w:cs="宋体" w:hint="eastAsia"/>
+          <w:bookmarkStart w:id="27" w:name="_GoBack"/>
+          <w:bookmarkEnd w:id="27"/>
+          <w:r>
+            <w:rPr>
+              <w:rFonts w:hint="eastAsia" w:ascii="宋体" w:hAnsi="宋体" w:eastAsia="宋体" w:cs="宋体"/>
               <w:sz w:val="24"/>
               <w:szCs w:val="24"/>
             </w:rPr>
@@ -1373,7 +1447,7 @@
           </w:r>
           <w:r>
             <w:rPr>
-              <w:rFonts w:ascii="宋体" w:eastAsia="宋体" w:hAnsi="宋体" w:cs="宋体" w:hint="eastAsia"/>
+              <w:rFonts w:hint="eastAsia" w:ascii="宋体" w:hAnsi="宋体" w:eastAsia="宋体" w:cs="宋体"/>
               <w:sz w:val="24"/>
               <w:szCs w:val="24"/>
             </w:rPr>
@@ -1381,7 +1455,7 @@
           </w:r>
           <w:r>
             <w:rPr>
-              <w:rFonts w:ascii="宋体" w:eastAsia="宋体" w:hAnsi="宋体" w:cs="宋体" w:hint="eastAsia"/>
+              <w:rFonts w:hint="eastAsia" w:ascii="宋体" w:hAnsi="宋体" w:eastAsia="宋体" w:cs="宋体"/>
               <w:sz w:val="24"/>
               <w:szCs w:val="24"/>
             </w:rPr>
@@ -1389,21 +1463,21 @@
           </w:r>
           <w:r>
             <w:rPr>
-              <w:rFonts w:ascii="宋体" w:eastAsia="宋体" w:hAnsi="宋体" w:cs="宋体" w:hint="eastAsia"/>
+              <w:rFonts w:hint="eastAsia" w:ascii="宋体" w:hAnsi="宋体" w:eastAsia="宋体" w:cs="宋体"/>
               <w:szCs w:val="24"/>
             </w:rPr>
             <w:fldChar w:fldCharType="begin"/>
           </w:r>
           <w:r>
             <w:rPr>
-              <w:rFonts w:ascii="宋体" w:eastAsia="宋体" w:hAnsi="宋体" w:cs="宋体" w:hint="eastAsia"/>
-              <w:szCs w:val="24"/>
-            </w:rPr>
-            <w:instrText xml:space="preserve"> HYPERLINK \l _Toc29868 </w:instrText>
-          </w:r>
-          <w:r>
-            <w:rPr>
-              <w:rFonts w:ascii="宋体" w:eastAsia="宋体" w:hAnsi="宋体" w:cs="宋体" w:hint="eastAsia"/>
+              <w:rFonts w:hint="eastAsia" w:ascii="宋体" w:hAnsi="宋体" w:eastAsia="宋体" w:cs="宋体"/>
+              <w:szCs w:val="24"/>
+            </w:rPr>
+            <w:instrText xml:space="preserve"> HYPERLINK \l _Toc25016 </w:instrText>
+          </w:r>
+          <w:r>
+            <w:rPr>
+              <w:rFonts w:hint="eastAsia" w:ascii="宋体" w:hAnsi="宋体" w:eastAsia="宋体" w:cs="宋体"/>
               <w:szCs w:val="24"/>
             </w:rPr>
             <w:fldChar w:fldCharType="separate"/>
@@ -1422,7 +1496,7 @@
             <w:fldChar w:fldCharType="begin"/>
           </w:r>
           <w:r>
-            <w:instrText xml:space="preserve"> PAGEREF _Toc29868 \h </w:instrText>
+            <w:instrText xml:space="preserve"> PAGEREF _Toc25016 \h </w:instrText>
           </w:r>
           <w:r>
             <w:fldChar w:fldCharType="separate"/>
@@ -1435,7 +1509,7 @@
           </w:r>
           <w:r>
             <w:rPr>
-              <w:rFonts w:ascii="宋体" w:eastAsia="宋体" w:hAnsi="宋体" w:cs="宋体" w:hint="eastAsia"/>
+              <w:rFonts w:hint="eastAsia" w:ascii="宋体" w:hAnsi="宋体" w:eastAsia="宋体" w:cs="宋体"/>
               <w:szCs w:val="24"/>
             </w:rPr>
             <w:fldChar w:fldCharType="end"/>
@@ -1443,28 +1517,28 @@
         </w:p>
         <w:p>
           <w:pPr>
-            <w:pStyle w:val="TOC1"/>
+            <w:pStyle w:val="16"/>
             <w:tabs>
               <w:tab w:val="right" w:leader="dot" w:pos="8306"/>
             </w:tabs>
           </w:pPr>
           <w:r>
             <w:rPr>
-              <w:rFonts w:ascii="宋体" w:eastAsia="宋体" w:hAnsi="宋体" w:cs="宋体" w:hint="eastAsia"/>
+              <w:rFonts w:hint="eastAsia" w:ascii="宋体" w:hAnsi="宋体" w:eastAsia="宋体" w:cs="宋体"/>
               <w:szCs w:val="24"/>
             </w:rPr>
             <w:fldChar w:fldCharType="begin"/>
           </w:r>
           <w:r>
             <w:rPr>
-              <w:rFonts w:ascii="宋体" w:eastAsia="宋体" w:hAnsi="宋体" w:cs="宋体" w:hint="eastAsia"/>
-              <w:szCs w:val="24"/>
-            </w:rPr>
-            <w:instrText xml:space="preserve"> HYPERLINK \l _Toc29758 </w:instrText>
-          </w:r>
-          <w:r>
-            <w:rPr>
-              <w:rFonts w:ascii="宋体" w:eastAsia="宋体" w:hAnsi="宋体" w:cs="宋体" w:hint="eastAsia"/>
+              <w:rFonts w:hint="eastAsia" w:ascii="宋体" w:hAnsi="宋体" w:eastAsia="宋体" w:cs="宋体"/>
+              <w:szCs w:val="24"/>
+            </w:rPr>
+            <w:instrText xml:space="preserve"> HYPERLINK \l _Toc6900 </w:instrText>
+          </w:r>
+          <w:r>
+            <w:rPr>
+              <w:rFonts w:hint="eastAsia" w:ascii="宋体" w:hAnsi="宋体" w:eastAsia="宋体" w:cs="宋体"/>
               <w:szCs w:val="24"/>
             </w:rPr>
             <w:fldChar w:fldCharType="separate"/>
@@ -1483,7 +1557,7 @@
             <w:fldChar w:fldCharType="begin"/>
           </w:r>
           <w:r>
-            <w:instrText xml:space="preserve"> PAGEREF _Toc29758 \h </w:instrText>
+            <w:instrText xml:space="preserve"> PAGEREF _Toc6900 \h </w:instrText>
           </w:r>
           <w:r>
             <w:fldChar w:fldCharType="separate"/>
@@ -1496,7 +1570,7 @@
           </w:r>
           <w:r>
             <w:rPr>
-              <w:rFonts w:ascii="宋体" w:eastAsia="宋体" w:hAnsi="宋体" w:cs="宋体" w:hint="eastAsia"/>
+              <w:rFonts w:hint="eastAsia" w:ascii="宋体" w:hAnsi="宋体" w:eastAsia="宋体" w:cs="宋体"/>
               <w:szCs w:val="24"/>
             </w:rPr>
             <w:fldChar w:fldCharType="end"/>
@@ -1504,28 +1578,28 @@
         </w:p>
         <w:p>
           <w:pPr>
-            <w:pStyle w:val="TOC1"/>
+            <w:pStyle w:val="16"/>
             <w:tabs>
               <w:tab w:val="right" w:leader="dot" w:pos="8306"/>
             </w:tabs>
           </w:pPr>
           <w:r>
             <w:rPr>
-              <w:rFonts w:ascii="宋体" w:eastAsia="宋体" w:hAnsi="宋体" w:cs="宋体" w:hint="eastAsia"/>
+              <w:rFonts w:hint="eastAsia" w:ascii="宋体" w:hAnsi="宋体" w:eastAsia="宋体" w:cs="宋体"/>
               <w:szCs w:val="24"/>
             </w:rPr>
             <w:fldChar w:fldCharType="begin"/>
           </w:r>
           <w:r>
             <w:rPr>
-              <w:rFonts w:ascii="宋体" w:eastAsia="宋体" w:hAnsi="宋体" w:cs="宋体" w:hint="eastAsia"/>
-              <w:szCs w:val="24"/>
-            </w:rPr>
-            <w:instrText xml:space="preserve"> HYPERLINK \l _Toc17943 </w:instrText>
-          </w:r>
-          <w:r>
-            <w:rPr>
-              <w:rFonts w:ascii="宋体" w:eastAsia="宋体" w:hAnsi="宋体" w:cs="宋体" w:hint="eastAsia"/>
+              <w:rFonts w:hint="eastAsia" w:ascii="宋体" w:hAnsi="宋体" w:eastAsia="宋体" w:cs="宋体"/>
+              <w:szCs w:val="24"/>
+            </w:rPr>
+            <w:instrText xml:space="preserve"> HYPERLINK \l _Toc26775 </w:instrText>
+          </w:r>
+          <w:r>
+            <w:rPr>
+              <w:rFonts w:hint="eastAsia" w:ascii="宋体" w:hAnsi="宋体" w:eastAsia="宋体" w:cs="宋体"/>
               <w:szCs w:val="24"/>
             </w:rPr>
             <w:fldChar w:fldCharType="separate"/>
@@ -1546,7 +1620,7 @@
             <w:fldChar w:fldCharType="begin"/>
           </w:r>
           <w:r>
-            <w:instrText xml:space="preserve"> PAGEREF _Toc17943 \h </w:instrText>
+            <w:instrText xml:space="preserve"> PAGEREF _Toc26775 \h </w:instrText>
           </w:r>
           <w:r>
             <w:fldChar w:fldCharType="separate"/>
@@ -1559,7 +1633,7 @@
           </w:r>
           <w:r>
             <w:rPr>
-              <w:rFonts w:ascii="宋体" w:eastAsia="宋体" w:hAnsi="宋体" w:cs="宋体" w:hint="eastAsia"/>
+              <w:rFonts w:hint="eastAsia" w:ascii="宋体" w:hAnsi="宋体" w:eastAsia="宋体" w:cs="宋体"/>
               <w:szCs w:val="24"/>
             </w:rPr>
             <w:fldChar w:fldCharType="end"/>
@@ -1567,28 +1641,28 @@
         </w:p>
         <w:p>
           <w:pPr>
-            <w:pStyle w:val="TOC1"/>
+            <w:pStyle w:val="16"/>
             <w:tabs>
               <w:tab w:val="right" w:leader="dot" w:pos="8306"/>
             </w:tabs>
           </w:pPr>
           <w:r>
             <w:rPr>
-              <w:rFonts w:ascii="宋体" w:eastAsia="宋体" w:hAnsi="宋体" w:cs="宋体" w:hint="eastAsia"/>
+              <w:rFonts w:hint="eastAsia" w:ascii="宋体" w:hAnsi="宋体" w:eastAsia="宋体" w:cs="宋体"/>
               <w:szCs w:val="24"/>
             </w:rPr>
             <w:fldChar w:fldCharType="begin"/>
           </w:r>
           <w:r>
             <w:rPr>
-              <w:rFonts w:ascii="宋体" w:eastAsia="宋体" w:hAnsi="宋体" w:cs="宋体" w:hint="eastAsia"/>
-              <w:szCs w:val="24"/>
-            </w:rPr>
-            <w:instrText xml:space="preserve"> HYPERLINK \l _Toc7886 </w:instrText>
-          </w:r>
-          <w:r>
-            <w:rPr>
-              <w:rFonts w:ascii="宋体" w:eastAsia="宋体" w:hAnsi="宋体" w:cs="宋体" w:hint="eastAsia"/>
+              <w:rFonts w:hint="eastAsia" w:ascii="宋体" w:hAnsi="宋体" w:eastAsia="宋体" w:cs="宋体"/>
+              <w:szCs w:val="24"/>
+            </w:rPr>
+            <w:instrText xml:space="preserve"> HYPERLINK \l _Toc4826 </w:instrText>
+          </w:r>
+          <w:r>
+            <w:rPr>
+              <w:rFonts w:hint="eastAsia" w:ascii="宋体" w:hAnsi="宋体" w:eastAsia="宋体" w:cs="宋体"/>
               <w:szCs w:val="24"/>
             </w:rPr>
             <w:fldChar w:fldCharType="separate"/>
@@ -1614,7 +1688,7 @@
             <w:fldChar w:fldCharType="begin"/>
           </w:r>
           <w:r>
-            <w:instrText xml:space="preserve"> PAGEREF _Toc7886 \h </w:instrText>
+            <w:instrText xml:space="preserve"> PAGEREF _Toc4826 \h </w:instrText>
           </w:r>
           <w:r>
             <w:fldChar w:fldCharType="separate"/>
@@ -1627,7 +1701,7 @@
           </w:r>
           <w:r>
             <w:rPr>
-              <w:rFonts w:ascii="宋体" w:eastAsia="宋体" w:hAnsi="宋体" w:cs="宋体" w:hint="eastAsia"/>
+              <w:rFonts w:hint="eastAsia" w:ascii="宋体" w:hAnsi="宋体" w:eastAsia="宋体" w:cs="宋体"/>
               <w:szCs w:val="24"/>
             </w:rPr>
             <w:fldChar w:fldCharType="end"/>
@@ -1635,28 +1709,28 @@
         </w:p>
         <w:p>
           <w:pPr>
-            <w:pStyle w:val="TOC2"/>
+            <w:pStyle w:val="17"/>
             <w:tabs>
               <w:tab w:val="right" w:leader="dot" w:pos="8306"/>
             </w:tabs>
           </w:pPr>
           <w:r>
             <w:rPr>
-              <w:rFonts w:ascii="宋体" w:eastAsia="宋体" w:hAnsi="宋体" w:cs="宋体" w:hint="eastAsia"/>
+              <w:rFonts w:hint="eastAsia" w:ascii="宋体" w:hAnsi="宋体" w:eastAsia="宋体" w:cs="宋体"/>
               <w:szCs w:val="24"/>
             </w:rPr>
             <w:fldChar w:fldCharType="begin"/>
           </w:r>
           <w:r>
             <w:rPr>
-              <w:rFonts w:ascii="宋体" w:eastAsia="宋体" w:hAnsi="宋体" w:cs="宋体" w:hint="eastAsia"/>
-              <w:szCs w:val="24"/>
-            </w:rPr>
-            <w:instrText xml:space="preserve"> HYPERLINK \l _Toc10771 </w:instrText>
-          </w:r>
-          <w:r>
-            <w:rPr>
-              <w:rFonts w:ascii="宋体" w:eastAsia="宋体" w:hAnsi="宋体" w:cs="宋体" w:hint="eastAsia"/>
+              <w:rFonts w:hint="eastAsia" w:ascii="宋体" w:hAnsi="宋体" w:eastAsia="宋体" w:cs="宋体"/>
+              <w:szCs w:val="24"/>
+            </w:rPr>
+            <w:instrText xml:space="preserve"> HYPERLINK \l _Toc7417 </w:instrText>
+          </w:r>
+          <w:r>
+            <w:rPr>
+              <w:rFonts w:hint="eastAsia" w:ascii="宋体" w:hAnsi="宋体" w:eastAsia="宋体" w:cs="宋体"/>
               <w:szCs w:val="24"/>
             </w:rPr>
             <w:fldChar w:fldCharType="separate"/>
@@ -1682,7 +1756,7 @@
             <w:fldChar w:fldCharType="begin"/>
           </w:r>
           <w:r>
-            <w:instrText xml:space="preserve"> PAGEREF _Toc10771 \h </w:instrText>
+            <w:instrText xml:space="preserve"> PAGEREF _Toc7417 \h </w:instrText>
           </w:r>
           <w:r>
             <w:fldChar w:fldCharType="separate"/>
@@ -1695,7 +1769,7 @@
           </w:r>
           <w:r>
             <w:rPr>
-              <w:rFonts w:ascii="宋体" w:eastAsia="宋体" w:hAnsi="宋体" w:cs="宋体" w:hint="eastAsia"/>
+              <w:rFonts w:hint="eastAsia" w:ascii="宋体" w:hAnsi="宋体" w:eastAsia="宋体" w:cs="宋体"/>
               <w:szCs w:val="24"/>
             </w:rPr>
             <w:fldChar w:fldCharType="end"/>
@@ -1703,28 +1777,28 @@
         </w:p>
         <w:p>
           <w:pPr>
-            <w:pStyle w:val="TOC1"/>
+            <w:pStyle w:val="16"/>
             <w:tabs>
               <w:tab w:val="right" w:leader="dot" w:pos="8306"/>
             </w:tabs>
           </w:pPr>
           <w:r>
             <w:rPr>
-              <w:rFonts w:ascii="宋体" w:eastAsia="宋体" w:hAnsi="宋体" w:cs="宋体" w:hint="eastAsia"/>
+              <w:rFonts w:hint="eastAsia" w:ascii="宋体" w:hAnsi="宋体" w:eastAsia="宋体" w:cs="宋体"/>
               <w:szCs w:val="24"/>
             </w:rPr>
             <w:fldChar w:fldCharType="begin"/>
           </w:r>
           <w:r>
             <w:rPr>
-              <w:rFonts w:ascii="宋体" w:eastAsia="宋体" w:hAnsi="宋体" w:cs="宋体" w:hint="eastAsia"/>
-              <w:szCs w:val="24"/>
-            </w:rPr>
-            <w:instrText xml:space="preserve"> HYPERLINK \l _Toc1912 </w:instrText>
-          </w:r>
-          <w:r>
-            <w:rPr>
-              <w:rFonts w:ascii="宋体" w:eastAsia="宋体" w:hAnsi="宋体" w:cs="宋体" w:hint="eastAsia"/>
+              <w:rFonts w:hint="eastAsia" w:ascii="宋体" w:hAnsi="宋体" w:eastAsia="宋体" w:cs="宋体"/>
+              <w:szCs w:val="24"/>
+            </w:rPr>
+            <w:instrText xml:space="preserve"> HYPERLINK \l _Toc23704 </w:instrText>
+          </w:r>
+          <w:r>
+            <w:rPr>
+              <w:rFonts w:hint="eastAsia" w:ascii="宋体" w:hAnsi="宋体" w:eastAsia="宋体" w:cs="宋体"/>
               <w:szCs w:val="24"/>
             </w:rPr>
             <w:fldChar w:fldCharType="separate"/>
@@ -1752,7 +1826,7 @@
             <w:fldChar w:fldCharType="begin"/>
           </w:r>
           <w:r>
-            <w:instrText xml:space="preserve"> PAGEREF _Toc1912 \h </w:instrText>
+            <w:instrText xml:space="preserve"> PAGEREF _Toc23704 \h </w:instrText>
           </w:r>
           <w:r>
             <w:fldChar w:fldCharType="separate"/>
@@ -1765,7 +1839,7 @@
           </w:r>
           <w:r>
             <w:rPr>
-              <w:rFonts w:ascii="宋体" w:eastAsia="宋体" w:hAnsi="宋体" w:cs="宋体" w:hint="eastAsia"/>
+              <w:rFonts w:hint="eastAsia" w:ascii="宋体" w:hAnsi="宋体" w:eastAsia="宋体" w:cs="宋体"/>
               <w:szCs w:val="24"/>
             </w:rPr>
             <w:fldChar w:fldCharType="end"/>
@@ -1773,28 +1847,28 @@
         </w:p>
         <w:p>
           <w:pPr>
-            <w:pStyle w:val="TOC1"/>
+            <w:pStyle w:val="16"/>
             <w:tabs>
               <w:tab w:val="right" w:leader="dot" w:pos="8306"/>
             </w:tabs>
           </w:pPr>
           <w:r>
             <w:rPr>
-              <w:rFonts w:ascii="宋体" w:eastAsia="宋体" w:hAnsi="宋体" w:cs="宋体" w:hint="eastAsia"/>
+              <w:rFonts w:hint="eastAsia" w:ascii="宋体" w:hAnsi="宋体" w:eastAsia="宋体" w:cs="宋体"/>
               <w:szCs w:val="24"/>
             </w:rPr>
             <w:fldChar w:fldCharType="begin"/>
           </w:r>
           <w:r>
             <w:rPr>
-              <w:rFonts w:ascii="宋体" w:eastAsia="宋体" w:hAnsi="宋体" w:cs="宋体" w:hint="eastAsia"/>
-              <w:szCs w:val="24"/>
-            </w:rPr>
-            <w:instrText xml:space="preserve"> HYPERLINK \l _Toc29530 </w:instrText>
-          </w:r>
-          <w:r>
-            <w:rPr>
-              <w:rFonts w:ascii="宋体" w:eastAsia="宋体" w:hAnsi="宋体" w:cs="宋体" w:hint="eastAsia"/>
+              <w:rFonts w:hint="eastAsia" w:ascii="宋体" w:hAnsi="宋体" w:eastAsia="宋体" w:cs="宋体"/>
+              <w:szCs w:val="24"/>
+            </w:rPr>
+            <w:instrText xml:space="preserve"> HYPERLINK \l _Toc22967 </w:instrText>
+          </w:r>
+          <w:r>
+            <w:rPr>
+              <w:rFonts w:hint="eastAsia" w:ascii="宋体" w:hAnsi="宋体" w:eastAsia="宋体" w:cs="宋体"/>
               <w:szCs w:val="24"/>
             </w:rPr>
             <w:fldChar w:fldCharType="separate"/>
@@ -1820,7 +1894,7 @@
             <w:fldChar w:fldCharType="begin"/>
           </w:r>
           <w:r>
-            <w:instrText xml:space="preserve"> PAGEREF _Toc29530 \h </w:instrText>
+            <w:instrText xml:space="preserve"> PAGEREF _Toc22967 \h </w:instrText>
           </w:r>
           <w:r>
             <w:fldChar w:fldCharType="separate"/>
@@ -1833,7 +1907,7 @@
           </w:r>
           <w:r>
             <w:rPr>
-              <w:rFonts w:ascii="宋体" w:eastAsia="宋体" w:hAnsi="宋体" w:cs="宋体" w:hint="eastAsia"/>
+              <w:rFonts w:hint="eastAsia" w:ascii="宋体" w:hAnsi="宋体" w:eastAsia="宋体" w:cs="宋体"/>
               <w:szCs w:val="24"/>
             </w:rPr>
             <w:fldChar w:fldCharType="end"/>
@@ -1841,28 +1915,28 @@
         </w:p>
         <w:p>
           <w:pPr>
-            <w:pStyle w:val="TOC2"/>
+            <w:pStyle w:val="17"/>
             <w:tabs>
               <w:tab w:val="right" w:leader="dot" w:pos="8306"/>
             </w:tabs>
           </w:pPr>
           <w:r>
             <w:rPr>
-              <w:rFonts w:ascii="宋体" w:eastAsia="宋体" w:hAnsi="宋体" w:cs="宋体" w:hint="eastAsia"/>
+              <w:rFonts w:hint="eastAsia" w:ascii="宋体" w:hAnsi="宋体" w:eastAsia="宋体" w:cs="宋体"/>
               <w:szCs w:val="24"/>
             </w:rPr>
             <w:fldChar w:fldCharType="begin"/>
           </w:r>
           <w:r>
             <w:rPr>
-              <w:rFonts w:ascii="宋体" w:eastAsia="宋体" w:hAnsi="宋体" w:cs="宋体" w:hint="eastAsia"/>
-              <w:szCs w:val="24"/>
-            </w:rPr>
-            <w:instrText xml:space="preserve"> HYPERLINK \l _Toc24176 </w:instrText>
-          </w:r>
-          <w:r>
-            <w:rPr>
-              <w:rFonts w:ascii="宋体" w:eastAsia="宋体" w:hAnsi="宋体" w:cs="宋体" w:hint="eastAsia"/>
+              <w:rFonts w:hint="eastAsia" w:ascii="宋体" w:hAnsi="宋体" w:eastAsia="宋体" w:cs="宋体"/>
+              <w:szCs w:val="24"/>
+            </w:rPr>
+            <w:instrText xml:space="preserve"> HYPERLINK \l _Toc27804 </w:instrText>
+          </w:r>
+          <w:r>
+            <w:rPr>
+              <w:rFonts w:hint="eastAsia" w:ascii="宋体" w:hAnsi="宋体" w:eastAsia="宋体" w:cs="宋体"/>
               <w:szCs w:val="24"/>
             </w:rPr>
             <w:fldChar w:fldCharType="separate"/>
@@ -1888,7 +1962,7 @@
             <w:fldChar w:fldCharType="begin"/>
           </w:r>
           <w:r>
-            <w:instrText xml:space="preserve"> PAGEREF _Toc24176 \h </w:instrText>
+            <w:instrText xml:space="preserve"> PAGEREF _Toc27804 \h </w:instrText>
           </w:r>
           <w:r>
             <w:fldChar w:fldCharType="separate"/>
@@ -1901,7 +1975,7 @@
           </w:r>
           <w:r>
             <w:rPr>
-              <w:rFonts w:ascii="宋体" w:eastAsia="宋体" w:hAnsi="宋体" w:cs="宋体" w:hint="eastAsia"/>
+              <w:rFonts w:hint="eastAsia" w:ascii="宋体" w:hAnsi="宋体" w:eastAsia="宋体" w:cs="宋体"/>
               <w:szCs w:val="24"/>
             </w:rPr>
             <w:fldChar w:fldCharType="end"/>
@@ -1909,28 +1983,28 @@
         </w:p>
         <w:p>
           <w:pPr>
-            <w:pStyle w:val="TOC2"/>
+            <w:pStyle w:val="17"/>
             <w:tabs>
               <w:tab w:val="right" w:leader="dot" w:pos="8306"/>
             </w:tabs>
           </w:pPr>
           <w:r>
             <w:rPr>
-              <w:rFonts w:ascii="宋体" w:eastAsia="宋体" w:hAnsi="宋体" w:cs="宋体" w:hint="eastAsia"/>
+              <w:rFonts w:hint="eastAsia" w:ascii="宋体" w:hAnsi="宋体" w:eastAsia="宋体" w:cs="宋体"/>
               <w:szCs w:val="24"/>
             </w:rPr>
             <w:fldChar w:fldCharType="begin"/>
           </w:r>
           <w:r>
             <w:rPr>
-              <w:rFonts w:ascii="宋体" w:eastAsia="宋体" w:hAnsi="宋体" w:cs="宋体" w:hint="eastAsia"/>
-              <w:szCs w:val="24"/>
-            </w:rPr>
-            <w:instrText xml:space="preserve"> HYPERLINK \l _Toc8240 </w:instrText>
-          </w:r>
-          <w:r>
-            <w:rPr>
-              <w:rFonts w:ascii="宋体" w:eastAsia="宋体" w:hAnsi="宋体" w:cs="宋体" w:hint="eastAsia"/>
+              <w:rFonts w:hint="eastAsia" w:ascii="宋体" w:hAnsi="宋体" w:eastAsia="宋体" w:cs="宋体"/>
+              <w:szCs w:val="24"/>
+            </w:rPr>
+            <w:instrText xml:space="preserve"> HYPERLINK \l _Toc6804 </w:instrText>
+          </w:r>
+          <w:r>
+            <w:rPr>
+              <w:rFonts w:hint="eastAsia" w:ascii="宋体" w:hAnsi="宋体" w:eastAsia="宋体" w:cs="宋体"/>
               <w:szCs w:val="24"/>
             </w:rPr>
             <w:fldChar w:fldCharType="separate"/>
@@ -1956,7 +2030,7 @@
             <w:fldChar w:fldCharType="begin"/>
           </w:r>
           <w:r>
-            <w:instrText xml:space="preserve"> PAGEREF _Toc8240 \h </w:instrText>
+            <w:instrText xml:space="preserve"> PAGEREF _Toc6804 \h </w:instrText>
           </w:r>
           <w:r>
             <w:fldChar w:fldCharType="separate"/>
@@ -1969,7 +2043,7 @@
           </w:r>
           <w:r>
             <w:rPr>
-              <w:rFonts w:ascii="宋体" w:eastAsia="宋体" w:hAnsi="宋体" w:cs="宋体" w:hint="eastAsia"/>
+              <w:rFonts w:hint="eastAsia" w:ascii="宋体" w:hAnsi="宋体" w:eastAsia="宋体" w:cs="宋体"/>
               <w:szCs w:val="24"/>
             </w:rPr>
             <w:fldChar w:fldCharType="end"/>
@@ -1977,28 +2051,28 @@
         </w:p>
         <w:p>
           <w:pPr>
-            <w:pStyle w:val="TOC1"/>
+            <w:pStyle w:val="16"/>
             <w:tabs>
               <w:tab w:val="right" w:leader="dot" w:pos="8306"/>
             </w:tabs>
           </w:pPr>
           <w:r>
             <w:rPr>
-              <w:rFonts w:ascii="宋体" w:eastAsia="宋体" w:hAnsi="宋体" w:cs="宋体" w:hint="eastAsia"/>
+              <w:rFonts w:hint="eastAsia" w:ascii="宋体" w:hAnsi="宋体" w:eastAsia="宋体" w:cs="宋体"/>
               <w:szCs w:val="24"/>
             </w:rPr>
             <w:fldChar w:fldCharType="begin"/>
           </w:r>
           <w:r>
             <w:rPr>
-              <w:rFonts w:ascii="宋体" w:eastAsia="宋体" w:hAnsi="宋体" w:cs="宋体" w:hint="eastAsia"/>
-              <w:szCs w:val="24"/>
-            </w:rPr>
-            <w:instrText xml:space="preserve"> HYPERLINK \l _Toc25689 </w:instrText>
-          </w:r>
-          <w:r>
-            <w:rPr>
-              <w:rFonts w:ascii="宋体" w:eastAsia="宋体" w:hAnsi="宋体" w:cs="宋体" w:hint="eastAsia"/>
+              <w:rFonts w:hint="eastAsia" w:ascii="宋体" w:hAnsi="宋体" w:eastAsia="宋体" w:cs="宋体"/>
+              <w:szCs w:val="24"/>
+            </w:rPr>
+            <w:instrText xml:space="preserve"> HYPERLINK \l _Toc3171 </w:instrText>
+          </w:r>
+          <w:r>
+            <w:rPr>
+              <w:rFonts w:hint="eastAsia" w:ascii="宋体" w:hAnsi="宋体" w:eastAsia="宋体" w:cs="宋体"/>
               <w:szCs w:val="24"/>
             </w:rPr>
             <w:fldChar w:fldCharType="separate"/>
@@ -2024,7 +2098,7 @@
             <w:fldChar w:fldCharType="begin"/>
           </w:r>
           <w:r>
-            <w:instrText xml:space="preserve"> PAGEREF _Toc25689 \h </w:instrText>
+            <w:instrText xml:space="preserve"> PAGEREF _Toc3171 \h </w:instrText>
           </w:r>
           <w:r>
             <w:fldChar w:fldCharType="separate"/>
@@ -2037,7 +2111,7 @@
           </w:r>
           <w:r>
             <w:rPr>
-              <w:rFonts w:ascii="宋体" w:eastAsia="宋体" w:hAnsi="宋体" w:cs="宋体" w:hint="eastAsia"/>
+              <w:rFonts w:hint="eastAsia" w:ascii="宋体" w:hAnsi="宋体" w:eastAsia="宋体" w:cs="宋体"/>
               <w:szCs w:val="24"/>
             </w:rPr>
             <w:fldChar w:fldCharType="end"/>
@@ -2045,28 +2119,28 @@
         </w:p>
         <w:p>
           <w:pPr>
-            <w:pStyle w:val="TOC2"/>
+            <w:pStyle w:val="17"/>
             <w:tabs>
               <w:tab w:val="right" w:leader="dot" w:pos="8306"/>
             </w:tabs>
           </w:pPr>
           <w:r>
             <w:rPr>
-              <w:rFonts w:ascii="宋体" w:eastAsia="宋体" w:hAnsi="宋体" w:cs="宋体" w:hint="eastAsia"/>
+              <w:rFonts w:hint="eastAsia" w:ascii="宋体" w:hAnsi="宋体" w:eastAsia="宋体" w:cs="宋体"/>
               <w:szCs w:val="24"/>
             </w:rPr>
             <w:fldChar w:fldCharType="begin"/>
           </w:r>
           <w:r>
             <w:rPr>
-              <w:rFonts w:ascii="宋体" w:eastAsia="宋体" w:hAnsi="宋体" w:cs="宋体" w:hint="eastAsia"/>
-              <w:szCs w:val="24"/>
-            </w:rPr>
-            <w:instrText xml:space="preserve"> HYPERLINK \l _Toc1104 </w:instrText>
-          </w:r>
-          <w:r>
-            <w:rPr>
-              <w:rFonts w:ascii="宋体" w:eastAsia="宋体" w:hAnsi="宋体" w:cs="宋体" w:hint="eastAsia"/>
+              <w:rFonts w:hint="eastAsia" w:ascii="宋体" w:hAnsi="宋体" w:eastAsia="宋体" w:cs="宋体"/>
+              <w:szCs w:val="24"/>
+            </w:rPr>
+            <w:instrText xml:space="preserve"> HYPERLINK \l _Toc29888 </w:instrText>
+          </w:r>
+          <w:r>
+            <w:rPr>
+              <w:rFonts w:hint="eastAsia" w:ascii="宋体" w:hAnsi="宋体" w:eastAsia="宋体" w:cs="宋体"/>
               <w:szCs w:val="24"/>
             </w:rPr>
             <w:fldChar w:fldCharType="separate"/>
@@ -2092,7 +2166,7 @@
             <w:fldChar w:fldCharType="begin"/>
           </w:r>
           <w:r>
-            <w:instrText xml:space="preserve"> PAGEREF _Toc1104 \h </w:instrText>
+            <w:instrText xml:space="preserve"> PAGEREF _Toc29888 \h </w:instrText>
           </w:r>
           <w:r>
             <w:fldChar w:fldCharType="separate"/>
@@ -2105,7 +2179,7 @@
           </w:r>
           <w:r>
             <w:rPr>
-              <w:rFonts w:ascii="宋体" w:eastAsia="宋体" w:hAnsi="宋体" w:cs="宋体" w:hint="eastAsia"/>
+              <w:rFonts w:hint="eastAsia" w:ascii="宋体" w:hAnsi="宋体" w:eastAsia="宋体" w:cs="宋体"/>
               <w:szCs w:val="24"/>
             </w:rPr>
             <w:fldChar w:fldCharType="end"/>
@@ -2113,28 +2187,28 @@
         </w:p>
         <w:p>
           <w:pPr>
-            <w:pStyle w:val="TOC3"/>
+            <w:pStyle w:val="13"/>
             <w:tabs>
               <w:tab w:val="right" w:leader="dot" w:pos="8306"/>
             </w:tabs>
           </w:pPr>
           <w:r>
             <w:rPr>
-              <w:rFonts w:ascii="宋体" w:eastAsia="宋体" w:hAnsi="宋体" w:cs="宋体" w:hint="eastAsia"/>
+              <w:rFonts w:hint="eastAsia" w:ascii="宋体" w:hAnsi="宋体" w:eastAsia="宋体" w:cs="宋体"/>
               <w:szCs w:val="24"/>
             </w:rPr>
             <w:fldChar w:fldCharType="begin"/>
           </w:r>
           <w:r>
             <w:rPr>
-              <w:rFonts w:ascii="宋体" w:eastAsia="宋体" w:hAnsi="宋体" w:cs="宋体" w:hint="eastAsia"/>
-              <w:szCs w:val="24"/>
-            </w:rPr>
-            <w:instrText xml:space="preserve"> HYPERLINK \l _Toc1288 </w:instrText>
-          </w:r>
-          <w:r>
-            <w:rPr>
-              <w:rFonts w:ascii="宋体" w:eastAsia="宋体" w:hAnsi="宋体" w:cs="宋体" w:hint="eastAsia"/>
+              <w:rFonts w:hint="eastAsia" w:ascii="宋体" w:hAnsi="宋体" w:eastAsia="宋体" w:cs="宋体"/>
+              <w:szCs w:val="24"/>
+            </w:rPr>
+            <w:instrText xml:space="preserve"> HYPERLINK \l _Toc12157 </w:instrText>
+          </w:r>
+          <w:r>
+            <w:rPr>
+              <w:rFonts w:hint="eastAsia" w:ascii="宋体" w:hAnsi="宋体" w:eastAsia="宋体" w:cs="宋体"/>
               <w:szCs w:val="24"/>
             </w:rPr>
             <w:fldChar w:fldCharType="separate"/>
@@ -2153,7 +2227,7 @@
             <w:fldChar w:fldCharType="begin"/>
           </w:r>
           <w:r>
-            <w:instrText xml:space="preserve"> PAGEREF _Toc1288 \h </w:instrText>
+            <w:instrText xml:space="preserve"> PAGEREF _Toc12157 \h </w:instrText>
           </w:r>
           <w:r>
             <w:fldChar w:fldCharType="separate"/>
@@ -2166,7 +2240,7 @@
           </w:r>
           <w:r>
             <w:rPr>
-              <w:rFonts w:ascii="宋体" w:eastAsia="宋体" w:hAnsi="宋体" w:cs="宋体" w:hint="eastAsia"/>
+              <w:rFonts w:hint="eastAsia" w:ascii="宋体" w:hAnsi="宋体" w:eastAsia="宋体" w:cs="宋体"/>
               <w:szCs w:val="24"/>
             </w:rPr>
             <w:fldChar w:fldCharType="end"/>
@@ -2174,28 +2248,28 @@
         </w:p>
         <w:p>
           <w:pPr>
-            <w:pStyle w:val="TOC3"/>
+            <w:pStyle w:val="13"/>
             <w:tabs>
               <w:tab w:val="right" w:leader="dot" w:pos="8306"/>
             </w:tabs>
           </w:pPr>
           <w:r>
             <w:rPr>
-              <w:rFonts w:ascii="宋体" w:eastAsia="宋体" w:hAnsi="宋体" w:cs="宋体" w:hint="eastAsia"/>
+              <w:rFonts w:hint="eastAsia" w:ascii="宋体" w:hAnsi="宋体" w:eastAsia="宋体" w:cs="宋体"/>
               <w:szCs w:val="24"/>
             </w:rPr>
             <w:fldChar w:fldCharType="begin"/>
           </w:r>
           <w:r>
             <w:rPr>
-              <w:rFonts w:ascii="宋体" w:eastAsia="宋体" w:hAnsi="宋体" w:cs="宋体" w:hint="eastAsia"/>
-              <w:szCs w:val="24"/>
-            </w:rPr>
-            <w:instrText xml:space="preserve"> HYPERLINK \l _Toc12105 </w:instrText>
-          </w:r>
-          <w:r>
-            <w:rPr>
-              <w:rFonts w:ascii="宋体" w:eastAsia="宋体" w:hAnsi="宋体" w:cs="宋体" w:hint="eastAsia"/>
+              <w:rFonts w:hint="eastAsia" w:ascii="宋体" w:hAnsi="宋体" w:eastAsia="宋体" w:cs="宋体"/>
+              <w:szCs w:val="24"/>
+            </w:rPr>
+            <w:instrText xml:space="preserve"> HYPERLINK \l _Toc23612 </w:instrText>
+          </w:r>
+          <w:r>
+            <w:rPr>
+              <w:rFonts w:hint="eastAsia" w:ascii="宋体" w:hAnsi="宋体" w:eastAsia="宋体" w:cs="宋体"/>
               <w:szCs w:val="24"/>
             </w:rPr>
             <w:fldChar w:fldCharType="separate"/>
@@ -2214,7 +2288,7 @@
             <w:fldChar w:fldCharType="begin"/>
           </w:r>
           <w:r>
-            <w:instrText xml:space="preserve"> PAGEREF _Toc12105 \h </w:instrText>
+            <w:instrText xml:space="preserve"> PAGEREF _Toc23612 \h </w:instrText>
           </w:r>
           <w:r>
             <w:fldChar w:fldCharType="separate"/>
@@ -2227,7 +2301,7 @@
           </w:r>
           <w:r>
             <w:rPr>
-              <w:rFonts w:ascii="宋体" w:eastAsia="宋体" w:hAnsi="宋体" w:cs="宋体" w:hint="eastAsia"/>
+              <w:rFonts w:hint="eastAsia" w:ascii="宋体" w:hAnsi="宋体" w:eastAsia="宋体" w:cs="宋体"/>
               <w:szCs w:val="24"/>
             </w:rPr>
             <w:fldChar w:fldCharType="end"/>
@@ -2235,28 +2309,28 @@
         </w:p>
         <w:p>
           <w:pPr>
-            <w:pStyle w:val="TOC3"/>
+            <w:pStyle w:val="13"/>
             <w:tabs>
               <w:tab w:val="right" w:leader="dot" w:pos="8306"/>
             </w:tabs>
           </w:pPr>
           <w:r>
             <w:rPr>
-              <w:rFonts w:ascii="宋体" w:eastAsia="宋体" w:hAnsi="宋体" w:cs="宋体" w:hint="eastAsia"/>
+              <w:rFonts w:hint="eastAsia" w:ascii="宋体" w:hAnsi="宋体" w:eastAsia="宋体" w:cs="宋体"/>
               <w:szCs w:val="24"/>
             </w:rPr>
             <w:fldChar w:fldCharType="begin"/>
           </w:r>
           <w:r>
             <w:rPr>
-              <w:rFonts w:ascii="宋体" w:eastAsia="宋体" w:hAnsi="宋体" w:cs="宋体" w:hint="eastAsia"/>
-              <w:szCs w:val="24"/>
-            </w:rPr>
-            <w:instrText xml:space="preserve"> HYPERLINK \l _Toc283 </w:instrText>
-          </w:r>
-          <w:r>
-            <w:rPr>
-              <w:rFonts w:ascii="宋体" w:eastAsia="宋体" w:hAnsi="宋体" w:cs="宋体" w:hint="eastAsia"/>
+              <w:rFonts w:hint="eastAsia" w:ascii="宋体" w:hAnsi="宋体" w:eastAsia="宋体" w:cs="宋体"/>
+              <w:szCs w:val="24"/>
+            </w:rPr>
+            <w:instrText xml:space="preserve"> HYPERLINK \l _Toc21966 </w:instrText>
+          </w:r>
+          <w:r>
+            <w:rPr>
+              <w:rFonts w:hint="eastAsia" w:ascii="宋体" w:hAnsi="宋体" w:eastAsia="宋体" w:cs="宋体"/>
               <w:szCs w:val="24"/>
             </w:rPr>
             <w:fldChar w:fldCharType="separate"/>
@@ -2289,7 +2363,7 @@
             <w:fldChar w:fldCharType="begin"/>
           </w:r>
           <w:r>
-            <w:instrText xml:space="preserve"> PAGEREF _Toc283 \h </w:instrText>
+            <w:instrText xml:space="preserve"> PAGEREF _Toc21966 \h </w:instrText>
           </w:r>
           <w:r>
             <w:fldChar w:fldCharType="separate"/>
@@ -2302,7 +2376,7 @@
           </w:r>
           <w:r>
             <w:rPr>
-              <w:rFonts w:ascii="宋体" w:eastAsia="宋体" w:hAnsi="宋体" w:cs="宋体" w:hint="eastAsia"/>
+              <w:rFonts w:hint="eastAsia" w:ascii="宋体" w:hAnsi="宋体" w:eastAsia="宋体" w:cs="宋体"/>
               <w:szCs w:val="24"/>
             </w:rPr>
             <w:fldChar w:fldCharType="end"/>
@@ -2310,28 +2384,28 @@
         </w:p>
         <w:p>
           <w:pPr>
-            <w:pStyle w:val="TOC3"/>
+            <w:pStyle w:val="13"/>
             <w:tabs>
               <w:tab w:val="right" w:leader="dot" w:pos="8306"/>
             </w:tabs>
           </w:pPr>
           <w:r>
             <w:rPr>
-              <w:rFonts w:ascii="宋体" w:eastAsia="宋体" w:hAnsi="宋体" w:cs="宋体" w:hint="eastAsia"/>
+              <w:rFonts w:hint="eastAsia" w:ascii="宋体" w:hAnsi="宋体" w:eastAsia="宋体" w:cs="宋体"/>
               <w:szCs w:val="24"/>
             </w:rPr>
             <w:fldChar w:fldCharType="begin"/>
           </w:r>
           <w:r>
             <w:rPr>
-              <w:rFonts w:ascii="宋体" w:eastAsia="宋体" w:hAnsi="宋体" w:cs="宋体" w:hint="eastAsia"/>
-              <w:szCs w:val="24"/>
-            </w:rPr>
-            <w:instrText xml:space="preserve"> HYPERLINK \l _Toc22998 </w:instrText>
-          </w:r>
-          <w:r>
-            <w:rPr>
-              <w:rFonts w:ascii="宋体" w:eastAsia="宋体" w:hAnsi="宋体" w:cs="宋体" w:hint="eastAsia"/>
+              <w:rFonts w:hint="eastAsia" w:ascii="宋体" w:hAnsi="宋体" w:eastAsia="宋体" w:cs="宋体"/>
+              <w:szCs w:val="24"/>
+            </w:rPr>
+            <w:instrText xml:space="preserve"> HYPERLINK \l _Toc26013 </w:instrText>
+          </w:r>
+          <w:r>
+            <w:rPr>
+              <w:rFonts w:hint="eastAsia" w:ascii="宋体" w:hAnsi="宋体" w:eastAsia="宋体" w:cs="宋体"/>
               <w:szCs w:val="24"/>
             </w:rPr>
             <w:fldChar w:fldCharType="separate"/>
@@ -2350,7 +2424,7 @@
             <w:fldChar w:fldCharType="begin"/>
           </w:r>
           <w:r>
-            <w:instrText xml:space="preserve"> PAGEREF _Toc22998 \h </w:instrText>
+            <w:instrText xml:space="preserve"> PAGEREF _Toc26013 \h </w:instrText>
           </w:r>
           <w:r>
             <w:fldChar w:fldCharType="separate"/>
@@ -2363,7 +2437,7 @@
           </w:r>
           <w:r>
             <w:rPr>
-              <w:rFonts w:ascii="宋体" w:eastAsia="宋体" w:hAnsi="宋体" w:cs="宋体" w:hint="eastAsia"/>
+              <w:rFonts w:hint="eastAsia" w:ascii="宋体" w:hAnsi="宋体" w:eastAsia="宋体" w:cs="宋体"/>
               <w:szCs w:val="24"/>
             </w:rPr>
             <w:fldChar w:fldCharType="end"/>
@@ -2371,28 +2445,28 @@
         </w:p>
         <w:p>
           <w:pPr>
-            <w:pStyle w:val="TOC3"/>
+            <w:pStyle w:val="13"/>
             <w:tabs>
               <w:tab w:val="right" w:leader="dot" w:pos="8306"/>
             </w:tabs>
           </w:pPr>
           <w:r>
             <w:rPr>
-              <w:rFonts w:ascii="宋体" w:eastAsia="宋体" w:hAnsi="宋体" w:cs="宋体" w:hint="eastAsia"/>
+              <w:rFonts w:hint="eastAsia" w:ascii="宋体" w:hAnsi="宋体" w:eastAsia="宋体" w:cs="宋体"/>
               <w:szCs w:val="24"/>
             </w:rPr>
             <w:fldChar w:fldCharType="begin"/>
           </w:r>
           <w:r>
             <w:rPr>
-              <w:rFonts w:ascii="宋体" w:eastAsia="宋体" w:hAnsi="宋体" w:cs="宋体" w:hint="eastAsia"/>
-              <w:szCs w:val="24"/>
-            </w:rPr>
-            <w:instrText xml:space="preserve"> HYPERLINK \l _Toc25937 </w:instrText>
-          </w:r>
-          <w:r>
-            <w:rPr>
-              <w:rFonts w:ascii="宋体" w:eastAsia="宋体" w:hAnsi="宋体" w:cs="宋体" w:hint="eastAsia"/>
+              <w:rFonts w:hint="eastAsia" w:ascii="宋体" w:hAnsi="宋体" w:eastAsia="宋体" w:cs="宋体"/>
+              <w:szCs w:val="24"/>
+            </w:rPr>
+            <w:instrText xml:space="preserve"> HYPERLINK \l _Toc3279 </w:instrText>
+          </w:r>
+          <w:r>
+            <w:rPr>
+              <w:rFonts w:hint="eastAsia" w:ascii="宋体" w:hAnsi="宋体" w:eastAsia="宋体" w:cs="宋体"/>
               <w:szCs w:val="24"/>
             </w:rPr>
             <w:fldChar w:fldCharType="separate"/>
@@ -2411,7 +2485,7 @@
             <w:fldChar w:fldCharType="begin"/>
           </w:r>
           <w:r>
-            <w:instrText xml:space="preserve"> PAGEREF _Toc25937 \h </w:instrText>
+            <w:instrText xml:space="preserve"> PAGEREF _Toc3279 \h </w:instrText>
           </w:r>
           <w:r>
             <w:fldChar w:fldCharType="separate"/>
@@ -2424,7 +2498,7 @@
           </w:r>
           <w:r>
             <w:rPr>
-              <w:rFonts w:ascii="宋体" w:eastAsia="宋体" w:hAnsi="宋体" w:cs="宋体" w:hint="eastAsia"/>
+              <w:rFonts w:hint="eastAsia" w:ascii="宋体" w:hAnsi="宋体" w:eastAsia="宋体" w:cs="宋体"/>
               <w:szCs w:val="24"/>
             </w:rPr>
             <w:fldChar w:fldCharType="end"/>
@@ -2432,28 +2506,28 @@
         </w:p>
         <w:p>
           <w:pPr>
-            <w:pStyle w:val="TOC3"/>
+            <w:pStyle w:val="13"/>
             <w:tabs>
               <w:tab w:val="right" w:leader="dot" w:pos="8306"/>
             </w:tabs>
           </w:pPr>
           <w:r>
             <w:rPr>
-              <w:rFonts w:ascii="宋体" w:eastAsia="宋体" w:hAnsi="宋体" w:cs="宋体" w:hint="eastAsia"/>
+              <w:rFonts w:hint="eastAsia" w:ascii="宋体" w:hAnsi="宋体" w:eastAsia="宋体" w:cs="宋体"/>
               <w:szCs w:val="24"/>
             </w:rPr>
             <w:fldChar w:fldCharType="begin"/>
           </w:r>
           <w:r>
             <w:rPr>
-              <w:rFonts w:ascii="宋体" w:eastAsia="宋体" w:hAnsi="宋体" w:cs="宋体" w:hint="eastAsia"/>
-              <w:szCs w:val="24"/>
-            </w:rPr>
-            <w:instrText xml:space="preserve"> HYPERLINK \l _Toc16136 </w:instrText>
-          </w:r>
-          <w:r>
-            <w:rPr>
-              <w:rFonts w:ascii="宋体" w:eastAsia="宋体" w:hAnsi="宋体" w:cs="宋体" w:hint="eastAsia"/>
+              <w:rFonts w:hint="eastAsia" w:ascii="宋体" w:hAnsi="宋体" w:eastAsia="宋体" w:cs="宋体"/>
+              <w:szCs w:val="24"/>
+            </w:rPr>
+            <w:instrText xml:space="preserve"> HYPERLINK \l _Toc28362 </w:instrText>
+          </w:r>
+          <w:r>
+            <w:rPr>
+              <w:rFonts w:hint="eastAsia" w:ascii="宋体" w:hAnsi="宋体" w:eastAsia="宋体" w:cs="宋体"/>
               <w:szCs w:val="24"/>
             </w:rPr>
             <w:fldChar w:fldCharType="separate"/>
@@ -2472,7 +2546,7 @@
             <w:fldChar w:fldCharType="begin"/>
           </w:r>
           <w:r>
-            <w:instrText xml:space="preserve"> PAGEREF _Toc16136 \h </w:instrText>
+            <w:instrText xml:space="preserve"> PAGEREF _Toc28362 \h </w:instrText>
           </w:r>
           <w:r>
             <w:fldChar w:fldCharType="separate"/>
@@ -2485,7 +2559,7 @@
           </w:r>
           <w:r>
             <w:rPr>
-              <w:rFonts w:ascii="宋体" w:eastAsia="宋体" w:hAnsi="宋体" w:cs="宋体" w:hint="eastAsia"/>
+              <w:rFonts w:hint="eastAsia" w:ascii="宋体" w:hAnsi="宋体" w:eastAsia="宋体" w:cs="宋体"/>
               <w:szCs w:val="24"/>
             </w:rPr>
             <w:fldChar w:fldCharType="end"/>
@@ -2493,28 +2567,28 @@
         </w:p>
         <w:p>
           <w:pPr>
-            <w:pStyle w:val="TOC3"/>
+            <w:pStyle w:val="13"/>
             <w:tabs>
               <w:tab w:val="right" w:leader="dot" w:pos="8306"/>
             </w:tabs>
           </w:pPr>
           <w:r>
             <w:rPr>
-              <w:rFonts w:ascii="宋体" w:eastAsia="宋体" w:hAnsi="宋体" w:cs="宋体" w:hint="eastAsia"/>
+              <w:rFonts w:hint="eastAsia" w:ascii="宋体" w:hAnsi="宋体" w:eastAsia="宋体" w:cs="宋体"/>
               <w:szCs w:val="24"/>
             </w:rPr>
             <w:fldChar w:fldCharType="begin"/>
           </w:r>
           <w:r>
             <w:rPr>
-              <w:rFonts w:ascii="宋体" w:eastAsia="宋体" w:hAnsi="宋体" w:cs="宋体" w:hint="eastAsia"/>
-              <w:szCs w:val="24"/>
-            </w:rPr>
-            <w:instrText xml:space="preserve"> HYPERLINK \l _Toc17885 </w:instrText>
-          </w:r>
-          <w:r>
-            <w:rPr>
-              <w:rFonts w:ascii="宋体" w:eastAsia="宋体" w:hAnsi="宋体" w:cs="宋体" w:hint="eastAsia"/>
+              <w:rFonts w:hint="eastAsia" w:ascii="宋体" w:hAnsi="宋体" w:eastAsia="宋体" w:cs="宋体"/>
+              <w:szCs w:val="24"/>
+            </w:rPr>
+            <w:instrText xml:space="preserve"> HYPERLINK \l _Toc28633 </w:instrText>
+          </w:r>
+          <w:r>
+            <w:rPr>
+              <w:rFonts w:hint="eastAsia" w:ascii="宋体" w:hAnsi="宋体" w:eastAsia="宋体" w:cs="宋体"/>
               <w:szCs w:val="24"/>
             </w:rPr>
             <w:fldChar w:fldCharType="separate"/>
@@ -2533,7 +2607,7 @@
             <w:fldChar w:fldCharType="begin"/>
           </w:r>
           <w:r>
-            <w:instrText xml:space="preserve"> PAGEREF _Toc17885 \h </w:instrText>
+            <w:instrText xml:space="preserve"> PAGEREF _Toc28633 \h </w:instrText>
           </w:r>
           <w:r>
             <w:fldChar w:fldCharType="separate"/>
@@ -2546,7 +2620,7 @@
           </w:r>
           <w:r>
             <w:rPr>
-              <w:rFonts w:ascii="宋体" w:eastAsia="宋体" w:hAnsi="宋体" w:cs="宋体" w:hint="eastAsia"/>
+              <w:rFonts w:hint="eastAsia" w:ascii="宋体" w:hAnsi="宋体" w:eastAsia="宋体" w:cs="宋体"/>
               <w:szCs w:val="24"/>
             </w:rPr>
             <w:fldChar w:fldCharType="end"/>
@@ -2554,28 +2628,28 @@
         </w:p>
         <w:p>
           <w:pPr>
-            <w:pStyle w:val="TOC2"/>
+            <w:pStyle w:val="17"/>
             <w:tabs>
               <w:tab w:val="right" w:leader="dot" w:pos="8306"/>
             </w:tabs>
           </w:pPr>
           <w:r>
             <w:rPr>
-              <w:rFonts w:ascii="宋体" w:eastAsia="宋体" w:hAnsi="宋体" w:cs="宋体" w:hint="eastAsia"/>
+              <w:rFonts w:hint="eastAsia" w:ascii="宋体" w:hAnsi="宋体" w:eastAsia="宋体" w:cs="宋体"/>
               <w:szCs w:val="24"/>
             </w:rPr>
             <w:fldChar w:fldCharType="begin"/>
           </w:r>
           <w:r>
             <w:rPr>
-              <w:rFonts w:ascii="宋体" w:eastAsia="宋体" w:hAnsi="宋体" w:cs="宋体" w:hint="eastAsia"/>
-              <w:szCs w:val="24"/>
-            </w:rPr>
-            <w:instrText xml:space="preserve"> HYPERLINK \l _Toc7200 </w:instrText>
-          </w:r>
-          <w:r>
-            <w:rPr>
-              <w:rFonts w:ascii="宋体" w:eastAsia="宋体" w:hAnsi="宋体" w:cs="宋体" w:hint="eastAsia"/>
+              <w:rFonts w:hint="eastAsia" w:ascii="宋体" w:hAnsi="宋体" w:eastAsia="宋体" w:cs="宋体"/>
+              <w:szCs w:val="24"/>
+            </w:rPr>
+            <w:instrText xml:space="preserve"> HYPERLINK \l _Toc11930 </w:instrText>
+          </w:r>
+          <w:r>
+            <w:rPr>
+              <w:rFonts w:hint="eastAsia" w:ascii="宋体" w:hAnsi="宋体" w:eastAsia="宋体" w:cs="宋体"/>
               <w:szCs w:val="24"/>
             </w:rPr>
             <w:fldChar w:fldCharType="separate"/>
@@ -2596,7 +2670,7 @@
             <w:fldChar w:fldCharType="begin"/>
           </w:r>
           <w:r>
-            <w:instrText xml:space="preserve"> PAGEREF _Toc7200 \h </w:instrText>
+            <w:instrText xml:space="preserve"> PAGEREF _Toc11930 \h </w:instrText>
           </w:r>
           <w:r>
             <w:fldChar w:fldCharType="separate"/>
@@ -2609,7 +2683,7 @@
           </w:r>
           <w:r>
             <w:rPr>
-              <w:rFonts w:ascii="宋体" w:eastAsia="宋体" w:hAnsi="宋体" w:cs="宋体" w:hint="eastAsia"/>
+              <w:rFonts w:hint="eastAsia" w:ascii="宋体" w:hAnsi="宋体" w:eastAsia="宋体" w:cs="宋体"/>
               <w:szCs w:val="24"/>
             </w:rPr>
             <w:fldChar w:fldCharType="end"/>
@@ -2617,42 +2691,42 @@
         </w:p>
         <w:p>
           <w:pPr>
-            <w:pStyle w:val="TOC1"/>
+            <w:pStyle w:val="16"/>
             <w:tabs>
               <w:tab w:val="right" w:leader="dot" w:pos="8306"/>
             </w:tabs>
           </w:pPr>
           <w:r>
             <w:rPr>
-              <w:rFonts w:ascii="宋体" w:eastAsia="宋体" w:hAnsi="宋体" w:cs="宋体" w:hint="eastAsia"/>
+              <w:rFonts w:hint="eastAsia" w:ascii="宋体" w:hAnsi="宋体" w:eastAsia="宋体" w:cs="宋体"/>
               <w:szCs w:val="24"/>
             </w:rPr>
             <w:fldChar w:fldCharType="begin"/>
           </w:r>
           <w:r>
             <w:rPr>
-              <w:rFonts w:ascii="宋体" w:eastAsia="宋体" w:hAnsi="宋体" w:cs="宋体" w:hint="eastAsia"/>
-              <w:szCs w:val="24"/>
-            </w:rPr>
-            <w:instrText xml:space="preserve"> HYPERLINK \l _Toc9472 </w:instrText>
-          </w:r>
-          <w:r>
-            <w:rPr>
-              <w:rFonts w:ascii="宋体" w:eastAsia="宋体" w:hAnsi="宋体" w:cs="宋体" w:hint="eastAsia"/>
+              <w:rFonts w:hint="eastAsia" w:ascii="宋体" w:hAnsi="宋体" w:eastAsia="宋体" w:cs="宋体"/>
+              <w:szCs w:val="24"/>
+            </w:rPr>
+            <w:instrText xml:space="preserve"> HYPERLINK \l _Toc18367 </w:instrText>
+          </w:r>
+          <w:r>
+            <w:rPr>
+              <w:rFonts w:hint="eastAsia" w:ascii="宋体" w:hAnsi="宋体" w:eastAsia="宋体" w:cs="宋体"/>
               <w:szCs w:val="24"/>
             </w:rPr>
             <w:fldChar w:fldCharType="separate"/>
           </w:r>
           <w:r>
             <w:rPr>
-              <w:rFonts w:eastAsia="宋体" w:hint="default"/>
+              <w:rFonts w:hint="default" w:eastAsia="宋体"/>
               <w:lang w:val="en-US" w:eastAsia="zh-CN"/>
             </w:rPr>
             <w:t xml:space="preserve">6. </w:t>
           </w:r>
           <w:r>
             <w:rPr>
-              <w:rFonts w:eastAsia="宋体" w:hint="eastAsia"/>
+              <w:rFonts w:hint="eastAsia" w:eastAsia="宋体"/>
               <w:lang w:val="en-US" w:eastAsia="zh-CN"/>
             </w:rPr>
             <w:t>附则</w:t>
@@ -2664,7 +2738,7 @@
             <w:fldChar w:fldCharType="begin"/>
           </w:r>
           <w:r>
-            <w:instrText xml:space="preserve"> PAGEREF _Toc9472 \h </w:instrText>
+            <w:instrText xml:space="preserve"> PAGEREF _Toc18367 \h </w:instrText>
           </w:r>
           <w:r>
             <w:fldChar w:fldCharType="separate"/>
@@ -2677,7 +2751,7 @@
           </w:r>
           <w:r>
             <w:rPr>
-              <w:rFonts w:ascii="宋体" w:eastAsia="宋体" w:hAnsi="宋体" w:cs="宋体" w:hint="eastAsia"/>
+              <w:rFonts w:hint="eastAsia" w:ascii="宋体" w:hAnsi="宋体" w:eastAsia="宋体" w:cs="宋体"/>
               <w:szCs w:val="24"/>
             </w:rPr>
             <w:fldChar w:fldCharType="end"/>
@@ -2685,28 +2759,28 @@
         </w:p>
         <w:p>
           <w:pPr>
-            <w:pStyle w:val="TOC1"/>
+            <w:pStyle w:val="16"/>
             <w:tabs>
               <w:tab w:val="right" w:leader="dot" w:pos="8306"/>
             </w:tabs>
           </w:pPr>
           <w:r>
             <w:rPr>
-              <w:rFonts w:ascii="宋体" w:eastAsia="宋体" w:hAnsi="宋体" w:cs="宋体" w:hint="eastAsia"/>
+              <w:rFonts w:hint="eastAsia" w:ascii="宋体" w:hAnsi="宋体" w:eastAsia="宋体" w:cs="宋体"/>
               <w:szCs w:val="24"/>
             </w:rPr>
             <w:fldChar w:fldCharType="begin"/>
           </w:r>
           <w:r>
             <w:rPr>
-              <w:rFonts w:ascii="宋体" w:eastAsia="宋体" w:hAnsi="宋体" w:cs="宋体" w:hint="eastAsia"/>
-              <w:szCs w:val="24"/>
-            </w:rPr>
-            <w:instrText xml:space="preserve"> HYPERLINK \l _Toc17302 </w:instrText>
-          </w:r>
-          <w:r>
-            <w:rPr>
-              <w:rFonts w:ascii="宋体" w:eastAsia="宋体" w:hAnsi="宋体" w:cs="宋体" w:hint="eastAsia"/>
+              <w:rFonts w:hint="eastAsia" w:ascii="宋体" w:hAnsi="宋体" w:eastAsia="宋体" w:cs="宋体"/>
+              <w:szCs w:val="24"/>
+            </w:rPr>
+            <w:instrText xml:space="preserve"> HYPERLINK \l _Toc27269 </w:instrText>
+          </w:r>
+          <w:r>
+            <w:rPr>
+              <w:rFonts w:hint="eastAsia" w:ascii="宋体" w:hAnsi="宋体" w:eastAsia="宋体" w:cs="宋体"/>
               <w:szCs w:val="24"/>
             </w:rPr>
             <w:fldChar w:fldCharType="separate"/>
@@ -2732,7 +2806,7 @@
             <w:fldChar w:fldCharType="begin"/>
           </w:r>
           <w:r>
-            <w:instrText xml:space="preserve"> PAGEREF _Toc17302 \h </w:instrText>
+            <w:instrText xml:space="preserve"> PAGEREF _Toc27269 \h </w:instrText>
           </w:r>
           <w:r>
             <w:fldChar w:fldCharType="separate"/>
@@ -2745,7 +2819,7 @@
           </w:r>
           <w:r>
             <w:rPr>
-              <w:rFonts w:ascii="宋体" w:eastAsia="宋体" w:hAnsi="宋体" w:cs="宋体" w:hint="eastAsia"/>
+              <w:rFonts w:hint="eastAsia" w:ascii="宋体" w:hAnsi="宋体" w:eastAsia="宋体" w:cs="宋体"/>
               <w:szCs w:val="24"/>
             </w:rPr>
             <w:fldChar w:fldCharType="end"/>
@@ -2753,28 +2827,28 @@
         </w:p>
         <w:p>
           <w:pPr>
-            <w:pStyle w:val="TOC1"/>
+            <w:pStyle w:val="16"/>
             <w:tabs>
               <w:tab w:val="right" w:leader="dot" w:pos="8306"/>
             </w:tabs>
           </w:pPr>
           <w:r>
             <w:rPr>
-              <w:rFonts w:ascii="宋体" w:eastAsia="宋体" w:hAnsi="宋体" w:cs="宋体" w:hint="eastAsia"/>
+              <w:rFonts w:hint="eastAsia" w:ascii="宋体" w:hAnsi="宋体" w:eastAsia="宋体" w:cs="宋体"/>
               <w:szCs w:val="24"/>
             </w:rPr>
             <w:fldChar w:fldCharType="begin"/>
           </w:r>
           <w:r>
             <w:rPr>
-              <w:rFonts w:ascii="宋体" w:eastAsia="宋体" w:hAnsi="宋体" w:cs="宋体" w:hint="eastAsia"/>
-              <w:szCs w:val="24"/>
-            </w:rPr>
-            <w:instrText xml:space="preserve"> HYPERLINK \l _Toc26534 </w:instrText>
-          </w:r>
-          <w:r>
-            <w:rPr>
-              <w:rFonts w:ascii="宋体" w:eastAsia="宋体" w:hAnsi="宋体" w:cs="宋体" w:hint="eastAsia"/>
+              <w:rFonts w:hint="eastAsia" w:ascii="宋体" w:hAnsi="宋体" w:eastAsia="宋体" w:cs="宋体"/>
+              <w:szCs w:val="24"/>
+            </w:rPr>
+            <w:instrText xml:space="preserve"> HYPERLINK \l _Toc11332 </w:instrText>
+          </w:r>
+          <w:r>
+            <w:rPr>
+              <w:rFonts w:hint="eastAsia" w:ascii="宋体" w:hAnsi="宋体" w:eastAsia="宋体" w:cs="宋体"/>
               <w:szCs w:val="24"/>
             </w:rPr>
             <w:fldChar w:fldCharType="separate"/>
@@ -2800,7 +2874,7 @@
             <w:fldChar w:fldCharType="begin"/>
           </w:r>
           <w:r>
-            <w:instrText xml:space="preserve"> PAGEREF _Toc26534 \h </w:instrText>
+            <w:instrText xml:space="preserve"> PAGEREF _Toc11332 \h </w:instrText>
           </w:r>
           <w:r>
             <w:fldChar w:fldCharType="separate"/>
@@ -2813,7 +2887,7 @@
           </w:r>
           <w:r>
             <w:rPr>
-              <w:rFonts w:ascii="宋体" w:eastAsia="宋体" w:hAnsi="宋体" w:cs="宋体" w:hint="eastAsia"/>
+              <w:rFonts w:hint="eastAsia" w:ascii="宋体" w:hAnsi="宋体" w:eastAsia="宋体" w:cs="宋体"/>
               <w:szCs w:val="24"/>
             </w:rPr>
             <w:fldChar w:fldCharType="end"/>
@@ -2823,7 +2897,7 @@
           <w:pPr>
             <w:bidi w:val="0"/>
             <w:rPr>
-              <w:rFonts w:ascii="宋体" w:eastAsia="宋体" w:hAnsi="宋体" w:cs="宋体" w:hint="eastAsia"/>
+              <w:rFonts w:hint="eastAsia" w:ascii="宋体" w:hAnsi="宋体" w:eastAsia="宋体" w:cs="宋体"/>
               <w:snapToGrid w:val="0"/>
               <w:color w:val="000000"/>
               <w:kern w:val="0"/>
@@ -2834,7 +2908,7 @@
           </w:pPr>
           <w:r>
             <w:rPr>
-              <w:rFonts w:ascii="宋体" w:eastAsia="宋体" w:hAnsi="宋体" w:cs="宋体" w:hint="eastAsia"/>
+              <w:rFonts w:hint="eastAsia" w:ascii="宋体" w:hAnsi="宋体" w:eastAsia="宋体" w:cs="宋体"/>
               <w:szCs w:val="24"/>
             </w:rPr>
             <w:fldChar w:fldCharType="end"/>
@@ -2845,7 +2919,7 @@
     <w:p>
       <w:pPr>
         <w:rPr>
-          <w:rFonts w:ascii="Arial" w:eastAsia="Arial" w:hAnsi="Arial" w:cs="Arial"/>
+          <w:rFonts w:ascii="Arial" w:hAnsi="Arial" w:eastAsia="Arial" w:cs="Arial"/>
           <w:snapToGrid w:val="0"/>
           <w:color w:val="000000"/>
           <w:kern w:val="0"/>
@@ -2856,7 +2930,7 @@
       </w:pPr>
       <w:r>
         <w:rPr>
-          <w:rFonts w:ascii="Arial" w:eastAsia="Arial" w:hAnsi="Arial" w:cs="Arial"/>
+          <w:rFonts w:ascii="Arial" w:hAnsi="Arial" w:eastAsia="Arial" w:cs="Arial"/>
           <w:snapToGrid w:val="0"/>
           <w:color w:val="000000"/>
           <w:kern w:val="0"/>
@@ -2869,10 +2943,10 @@
     </w:p>
     <w:p>
       <w:pPr>
-        <w:pStyle w:val="1"/>
+        <w:pStyle w:val="28"/>
         <w:bidi w:val="0"/>
       </w:pPr>
-      <w:bookmarkStart w:id="2" w:name="_Toc17943"/>
+      <w:bookmarkStart w:id="2" w:name="_Toc26775"/>
       <w:r>
         <w:t>目的</w:t>
       </w:r>
@@ -2880,7 +2954,7 @@
     </w:p>
     <w:p>
       <w:pPr>
-        <w:pStyle w:val="a1"/>
+        <w:pStyle w:val="29"/>
         <w:bidi w:val="0"/>
       </w:pPr>
       <w:r>
@@ -2889,14 +2963,14 @@
     </w:p>
     <w:p>
       <w:pPr>
-        <w:pStyle w:val="1"/>
+        <w:pStyle w:val="28"/>
         <w:bidi w:val="0"/>
         <w:rPr>
           <w:rFonts w:hint="eastAsia"/>
           <w:lang w:val="en-US" w:eastAsia="zh-CN"/>
         </w:rPr>
       </w:pPr>
-      <w:bookmarkStart w:id="3" w:name="_Toc7886"/>
+      <w:bookmarkStart w:id="3" w:name="_Toc4826"/>
       <w:r>
         <w:rPr>
           <w:rFonts w:hint="eastAsia"/>
@@ -2908,7 +2982,7 @@
     </w:p>
     <w:p>
       <w:pPr>
-        <w:pStyle w:val="a1"/>
+        <w:pStyle w:val="29"/>
         <w:rPr>
           <w:rFonts w:hint="eastAsia"/>
           <w:lang w:val="en-US" w:eastAsia="zh-CN"/>
@@ -2924,7 +2998,7 @@
     </w:p>
     <w:p>
       <w:pPr>
-        <w:pStyle w:val="a1"/>
+        <w:pStyle w:val="29"/>
         <w:rPr>
           <w:rFonts w:hint="eastAsia"/>
           <w:lang w:val="en-US" w:eastAsia="zh-CN"/>
@@ -2940,7 +3014,7 @@
     </w:p>
     <w:p>
       <w:pPr>
-        <w:pStyle w:val="a1"/>
+        <w:pStyle w:val="29"/>
         <w:rPr>
           <w:rFonts w:hint="eastAsia"/>
           <w:lang w:val="en-US" w:eastAsia="zh-CN"/>
@@ -2956,7 +3030,7 @@
     </w:p>
     <w:p>
       <w:pPr>
-        <w:pStyle w:val="a1"/>
+        <w:pStyle w:val="29"/>
         <w:rPr>
           <w:rFonts w:hint="eastAsia"/>
           <w:lang w:val="en-US" w:eastAsia="zh-CN"/>
@@ -2972,7 +3046,7 @@
     </w:p>
     <w:p>
       <w:pPr>
-        <w:pStyle w:val="a1"/>
+        <w:pStyle w:val="29"/>
         <w:rPr>
           <w:rFonts w:hint="eastAsia"/>
           <w:lang w:val="en-US" w:eastAsia="zh-CN"/>
@@ -2988,14 +3062,14 @@
     </w:p>
     <w:p>
       <w:pPr>
-        <w:pStyle w:val="2"/>
+        <w:pStyle w:val="30"/>
         <w:bidi w:val="0"/>
         <w:rPr>
           <w:rFonts w:hint="default"/>
           <w:lang w:val="en-US" w:eastAsia="zh-CN"/>
         </w:rPr>
       </w:pPr>
-      <w:bookmarkStart w:id="4" w:name="_Toc10771"/>
+      <w:bookmarkStart w:id="4" w:name="_Toc7417"/>
       <w:r>
         <w:rPr>
           <w:rFonts w:hint="eastAsia"/>
@@ -3007,13 +3081,13 @@
     </w:p>
     <w:p>
       <w:pPr>
-        <w:pStyle w:val="a1"/>
+        <w:pStyle w:val="29"/>
         <w:numPr>
           <w:ilvl w:val="0"/>
           <w:numId w:val="2"/>
         </w:numPr>
         <w:bidi w:val="0"/>
-        <w:ind w:left="425" w:hanging="425" w:leftChars="0" w:firstLineChars="0"/>
+        <w:ind w:left="425" w:leftChars="0" w:hanging="425" w:firstLineChars="0"/>
         <w:rPr>
           <w:rFonts w:hint="eastAsia"/>
           <w:lang w:val="en-US" w:eastAsia="zh-CN"/>
@@ -3025,7 +3099,7 @@
     </w:p>
     <w:p>
       <w:pPr>
-        <w:pStyle w:val="a1"/>
+        <w:pStyle w:val="29"/>
         <w:bidi w:val="0"/>
       </w:pPr>
       <w:r>
@@ -3034,13 +3108,13 @@
     </w:p>
     <w:p>
       <w:pPr>
-        <w:pStyle w:val="a1"/>
+        <w:pStyle w:val="29"/>
         <w:numPr>
           <w:ilvl w:val="0"/>
           <w:numId w:val="3"/>
         </w:numPr>
         <w:bidi w:val="0"/>
-        <w:ind w:left="845" w:hanging="425" w:leftChars="0" w:firstLineChars="0"/>
+        <w:ind w:left="845" w:leftChars="0" w:hanging="425" w:firstLineChars="0"/>
       </w:pPr>
       <w:r>
         <w:t>服务级别协议（SLA，Service Level Agreements）；</w:t>
@@ -3048,13 +3122,13 @@
     </w:p>
     <w:p>
       <w:pPr>
-        <w:pStyle w:val="a1"/>
+        <w:pStyle w:val="29"/>
         <w:numPr>
           <w:ilvl w:val="0"/>
           <w:numId w:val="3"/>
         </w:numPr>
         <w:bidi w:val="0"/>
-        <w:ind w:left="845" w:hanging="425" w:leftChars="0" w:firstLineChars="0"/>
+        <w:ind w:left="845" w:leftChars="0" w:hanging="425" w:firstLineChars="0"/>
       </w:pPr>
       <w:r>
         <w:rPr>
@@ -3069,13 +3143,13 @@
     </w:p>
     <w:p>
       <w:pPr>
-        <w:pStyle w:val="a1"/>
+        <w:pStyle w:val="29"/>
         <w:numPr>
           <w:ilvl w:val="0"/>
           <w:numId w:val="3"/>
         </w:numPr>
         <w:bidi w:val="0"/>
-        <w:ind w:left="845" w:hanging="425" w:leftChars="0" w:firstLineChars="0"/>
+        <w:ind w:left="845" w:leftChars="0" w:hanging="425" w:firstLineChars="0"/>
         <w:rPr>
           <w:rFonts w:hint="eastAsia"/>
           <w:lang w:val="en-US" w:eastAsia="zh-CN"/>
@@ -3087,13 +3161,13 @@
     </w:p>
     <w:p>
       <w:pPr>
-        <w:pStyle w:val="a1"/>
+        <w:pStyle w:val="29"/>
         <w:numPr>
           <w:ilvl w:val="0"/>
           <w:numId w:val="2"/>
         </w:numPr>
         <w:bidi w:val="0"/>
-        <w:ind w:left="425" w:hanging="425" w:leftChars="0" w:firstLineChars="0"/>
+        <w:ind w:left="425" w:leftChars="0" w:hanging="425" w:firstLineChars="0"/>
       </w:pPr>
       <w:r>
         <w:t>服务级别协议（SLA）</w:t>
@@ -3101,7 +3175,7 @@
     </w:p>
     <w:p>
       <w:pPr>
-        <w:pStyle w:val="a1"/>
+        <w:pStyle w:val="29"/>
         <w:bidi w:val="0"/>
       </w:pPr>
       <w:r>
@@ -3110,13 +3184,13 @@
     </w:p>
     <w:p>
       <w:pPr>
-        <w:pStyle w:val="a1"/>
+        <w:pStyle w:val="29"/>
         <w:numPr>
           <w:ilvl w:val="0"/>
           <w:numId w:val="2"/>
         </w:numPr>
         <w:bidi w:val="0"/>
-        <w:ind w:left="425" w:hanging="425" w:leftChars="0" w:firstLineChars="0"/>
+        <w:ind w:left="425" w:leftChars="0" w:hanging="425" w:firstLineChars="0"/>
         <w:rPr>
           <w:rFonts w:hint="eastAsia"/>
           <w:lang w:eastAsia="zh-CN"/>
@@ -3128,13 +3202,13 @@
     </w:p>
     <w:p>
       <w:pPr>
-        <w:pStyle w:val="a1"/>
+        <w:pStyle w:val="29"/>
         <w:numPr>
           <w:ilvl w:val="0"/>
           <w:numId w:val="4"/>
         </w:numPr>
         <w:bidi w:val="0"/>
-        <w:ind w:left="845" w:hanging="425" w:leftChars="0" w:firstLineChars="0"/>
+        <w:ind w:left="845" w:leftChars="0" w:hanging="425" w:firstLineChars="0"/>
       </w:pPr>
       <w:r>
         <w:t>与外部提供商就某项服务的供应所签订的合同；</w:t>
@@ -3142,13 +3216,13 @@
     </w:p>
     <w:p>
       <w:pPr>
-        <w:pStyle w:val="a1"/>
+        <w:pStyle w:val="29"/>
         <w:numPr>
           <w:ilvl w:val="0"/>
           <w:numId w:val="4"/>
         </w:numPr>
         <w:bidi w:val="0"/>
-        <w:ind w:left="845" w:hanging="425" w:leftChars="0" w:firstLineChars="0"/>
+        <w:ind w:left="845" w:leftChars="0" w:hanging="425" w:firstLineChars="0"/>
       </w:pPr>
       <w:r>
         <w:t>通常是正式的合同，而SLA和OLA通常不是法律文本</w:t>
@@ -3156,13 +3230,13 @@
     </w:p>
     <w:p>
       <w:pPr>
-        <w:pStyle w:val="a1"/>
+        <w:pStyle w:val="29"/>
         <w:numPr>
           <w:ilvl w:val="0"/>
           <w:numId w:val="2"/>
         </w:numPr>
         <w:bidi w:val="0"/>
-        <w:ind w:left="425" w:hanging="425" w:leftChars="0" w:firstLineChars="0"/>
+        <w:ind w:left="425" w:leftChars="0" w:hanging="425" w:firstLineChars="0"/>
       </w:pPr>
       <w:r>
         <w:t>服务级别管理负责人</w:t>
@@ -3170,10 +3244,10 @@
     </w:p>
     <w:p>
       <w:pPr>
-        <w:pStyle w:val="a1"/>
+        <w:pStyle w:val="29"/>
         <w:bidi w:val="0"/>
         <w:rPr>
-          <w:rFonts w:eastAsia="宋体" w:hint="default"/>
+          <w:rFonts w:hint="default" w:eastAsia="宋体"/>
           <w:lang w:val="en-US" w:eastAsia="zh-CN"/>
         </w:rPr>
       </w:pPr>
@@ -3197,13 +3271,13 @@
     </w:p>
     <w:p>
       <w:pPr>
-        <w:pStyle w:val="a1"/>
+        <w:pStyle w:val="29"/>
         <w:numPr>
           <w:ilvl w:val="0"/>
           <w:numId w:val="2"/>
         </w:numPr>
         <w:bidi w:val="0"/>
-        <w:ind w:left="425" w:hanging="425" w:leftChars="0" w:firstLineChars="0"/>
+        <w:ind w:left="425" w:leftChars="0" w:hanging="425" w:firstLineChars="0"/>
       </w:pPr>
       <w:r>
         <w:t>服务目录</w:t>
@@ -3211,7 +3285,7 @@
     </w:p>
     <w:p>
       <w:pPr>
-        <w:pStyle w:val="a1"/>
+        <w:pStyle w:val="29"/>
         <w:bidi w:val="0"/>
         <w:rPr>
           <w:rFonts w:hint="default"/>
@@ -3224,10 +3298,10 @@
     </w:p>
     <w:p>
       <w:pPr>
-        <w:pStyle w:val="1"/>
+        <w:pStyle w:val="28"/>
         <w:bidi w:val="0"/>
       </w:pPr>
-      <w:bookmarkStart w:id="5" w:name="_Toc1912"/>
+      <w:bookmarkStart w:id="5" w:name="_Toc23704"/>
       <w:r>
         <w:rPr>
           <w:rFonts w:hint="eastAsia"/>
@@ -3242,10 +3316,10 @@
     </w:p>
     <w:p>
       <w:pPr>
-        <w:pStyle w:val="a1"/>
+        <w:pStyle w:val="29"/>
         <w:bidi w:val="0"/>
         <w:rPr>
-          <w:rFonts w:eastAsia="宋体" w:hint="eastAsia"/>
+          <w:rFonts w:hint="eastAsia" w:eastAsia="宋体"/>
           <w:lang w:val="en-US" w:eastAsia="zh-CN"/>
         </w:rPr>
       </w:pPr>
@@ -3272,14 +3346,14 @@
     </w:p>
     <w:p>
       <w:pPr>
-        <w:pStyle w:val="1"/>
+        <w:pStyle w:val="28"/>
         <w:bidi w:val="0"/>
         <w:rPr>
           <w:rFonts w:hint="eastAsia"/>
           <w:lang w:val="en-US" w:eastAsia="zh-CN"/>
         </w:rPr>
       </w:pPr>
-      <w:bookmarkStart w:id="6" w:name="_Toc29530"/>
+      <w:bookmarkStart w:id="6" w:name="_Toc22967"/>
       <w:r>
         <w:rPr>
           <w:rFonts w:hint="eastAsia"/>
@@ -3291,14 +3365,14 @@
     </w:p>
     <w:p>
       <w:pPr>
-        <w:pStyle w:val="2"/>
+        <w:pStyle w:val="30"/>
         <w:bidi w:val="0"/>
         <w:rPr>
           <w:rFonts w:hint="default"/>
           <w:lang w:val="en-US" w:eastAsia="zh-CN"/>
         </w:rPr>
       </w:pPr>
-      <w:bookmarkStart w:id="7" w:name="_Toc24176"/>
+      <w:bookmarkStart w:id="7" w:name="_Toc27804"/>
       <w:r>
         <w:rPr>
           <w:rFonts w:hint="eastAsia"/>
@@ -3310,12 +3384,12 @@
     </w:p>
     <w:p>
       <w:pPr>
-        <w:pStyle w:val="a1"/>
+        <w:pStyle w:val="29"/>
         <w:numPr>
           <w:ilvl w:val="0"/>
           <w:numId w:val="5"/>
         </w:numPr>
-        <w:ind w:left="425" w:hanging="425" w:leftChars="0" w:firstLineChars="0"/>
+        <w:ind w:left="425" w:leftChars="0" w:hanging="425" w:firstLineChars="0"/>
         <w:rPr>
           <w:rFonts w:hint="eastAsia"/>
           <w:lang w:val="en-US" w:eastAsia="zh-CN"/>
@@ -3331,12 +3405,12 @@
     </w:p>
     <w:p>
       <w:pPr>
-        <w:pStyle w:val="a1"/>
+        <w:pStyle w:val="29"/>
         <w:numPr>
           <w:ilvl w:val="0"/>
           <w:numId w:val="5"/>
         </w:numPr>
-        <w:ind w:left="425" w:hanging="425" w:leftChars="0" w:firstLineChars="0"/>
+        <w:ind w:left="425" w:leftChars="0" w:hanging="425" w:firstLineChars="0"/>
         <w:rPr>
           <w:rFonts w:hint="default"/>
           <w:lang w:val="en-US" w:eastAsia="zh-CN"/>
@@ -3352,14 +3426,14 @@
     </w:p>
     <w:p>
       <w:pPr>
-        <w:pStyle w:val="2"/>
+        <w:pStyle w:val="30"/>
         <w:bidi w:val="0"/>
         <w:rPr>
           <w:rFonts w:hint="default"/>
           <w:lang w:val="en-US" w:eastAsia="zh-CN"/>
         </w:rPr>
       </w:pPr>
-      <w:bookmarkStart w:id="8" w:name="_Toc8240"/>
+      <w:bookmarkStart w:id="8" w:name="_Toc6804"/>
       <w:r>
         <w:rPr>
           <w:rFonts w:hint="eastAsia"/>
@@ -3371,13 +3445,13 @@
     </w:p>
     <w:p>
       <w:pPr>
-        <w:pStyle w:val="a1"/>
+        <w:pStyle w:val="29"/>
         <w:numPr>
           <w:ilvl w:val="0"/>
           <w:numId w:val="6"/>
         </w:numPr>
         <w:bidi w:val="0"/>
-        <w:ind w:left="425" w:hanging="425" w:leftChars="0" w:firstLineChars="0"/>
+        <w:ind w:left="425" w:leftChars="0" w:hanging="425" w:firstLineChars="0"/>
       </w:pPr>
       <w:r>
         <w:t>识别客户需求，与客户协商谈判，负责签订和维护SLA</w:t>
@@ -3385,13 +3459,13 @@
     </w:p>
     <w:p>
       <w:pPr>
-        <w:pStyle w:val="a1"/>
+        <w:pStyle w:val="29"/>
         <w:numPr>
           <w:ilvl w:val="0"/>
           <w:numId w:val="6"/>
         </w:numPr>
         <w:bidi w:val="0"/>
-        <w:ind w:left="425" w:hanging="425" w:leftChars="0" w:firstLineChars="0"/>
+        <w:ind w:left="425" w:leftChars="0" w:hanging="425" w:firstLineChars="0"/>
       </w:pPr>
       <w:r>
         <w:t>依据SLA完成服务规划，完成服务部署</w:t>
@@ -3399,13 +3473,13 @@
     </w:p>
     <w:p>
       <w:pPr>
-        <w:pStyle w:val="a1"/>
+        <w:pStyle w:val="29"/>
         <w:numPr>
           <w:ilvl w:val="0"/>
           <w:numId w:val="6"/>
         </w:numPr>
         <w:bidi w:val="0"/>
-        <w:ind w:left="425" w:hanging="425" w:leftChars="0" w:firstLineChars="0"/>
+        <w:ind w:left="425" w:leftChars="0" w:hanging="425" w:firstLineChars="0"/>
       </w:pPr>
       <w:r>
         <w:t>监测服务质量，落实服务改进措施</w:t>
@@ -3413,13 +3487,13 @@
     </w:p>
     <w:p>
       <w:pPr>
-        <w:pStyle w:val="a1"/>
+        <w:pStyle w:val="29"/>
         <w:numPr>
           <w:ilvl w:val="0"/>
           <w:numId w:val="6"/>
         </w:numPr>
         <w:bidi w:val="0"/>
-        <w:ind w:left="425" w:hanging="425" w:leftChars="0" w:firstLineChars="0"/>
+        <w:ind w:left="425" w:leftChars="0" w:hanging="425" w:firstLineChars="0"/>
         <w:rPr>
           <w:rFonts w:hint="default"/>
           <w:lang w:val="en-US" w:eastAsia="zh-CN"/>
@@ -3431,14 +3505,14 @@
     </w:p>
     <w:p>
       <w:pPr>
-        <w:pStyle w:val="1"/>
+        <w:pStyle w:val="28"/>
         <w:bidi w:val="0"/>
         <w:rPr>
           <w:rFonts w:hint="default"/>
           <w:lang w:val="en-US" w:eastAsia="zh-CN"/>
         </w:rPr>
       </w:pPr>
-      <w:bookmarkStart w:id="9" w:name="_Toc25689"/>
+      <w:bookmarkStart w:id="9" w:name="_Toc3171"/>
       <w:r>
         <w:rPr>
           <w:rFonts w:hint="eastAsia"/>
@@ -3450,7 +3524,7 @@
     </w:p>
     <w:p>
       <w:pPr>
-        <w:pStyle w:val="a1"/>
+        <w:pStyle w:val="29"/>
         <w:rPr>
           <w:rFonts w:hint="eastAsia"/>
           <w:lang w:val="en-US" w:eastAsia="zh-CN"/>
@@ -3466,7 +3540,7 @@
     </w:p>
     <w:p>
       <w:pPr>
-        <w:pStyle w:val="a1"/>
+        <w:pStyle w:val="29"/>
         <w:rPr>
           <w:rFonts w:hint="default"/>
           <w:lang w:val="en-US" w:eastAsia="zh-CN"/>
@@ -3569,74 +3643,58 @@
           <w:lang w:val="en-US" w:eastAsia="zh-CN"/>
         </w:rPr>
         <w:object>
-          <v:shapetype id="_x0000_t75" coordsize="21600,21600" o:spt="75" o:preferrelative="t" path="m@4@5l@4@11@9@11@9@5xe" filled="f" stroked="f">
-            <v:stroke joinstyle="miter"/>
-            <v:formulas>
-              <v:f eqn="if lineDrawn pixelLineWidth 0"/>
-              <v:f eqn="sum @0 1 0"/>
-              <v:f eqn="sum 0 0 @1"/>
-              <v:f eqn="prod @2 1 2"/>
-              <v:f eqn="prod @3 21600 pixelWidth"/>
-              <v:f eqn="prod @3 21600 pixelHeight"/>
-              <v:f eqn="sum @0 0 1"/>
-              <v:f eqn="prod @6 1 2"/>
-              <v:f eqn="prod @7 21600 pixelWidth"/>
-              <v:f eqn="sum @8 21600 0"/>
-              <v:f eqn="prod @7 21600 pixelHeight"/>
-              <v:f eqn="sum @10 21600 0"/>
-            </v:formulas>
-            <v:path o:extrusionok="f" gradientshapeok="t" o:connecttype="rect"/>
+          <v:shape id="_x0000_i1025" o:spt="75" type="#_x0000_t75" style="height:504.65pt;width:408.65pt;" o:ole="t" filled="f" o:preferrelative="t" stroked="f" coordsize="21600,21600">
+            <v:path/>
+            <v:fill on="f" focussize="0,0"/>
+            <v:stroke on="f" joinstyle="miter"/>
+            <v:imagedata r:id="rId9" o:title=""/>
             <o:lock v:ext="edit" aspectratio="t"/>
-          </v:shapetype>
-          <v:shape id="_x0000_i1025" type="#_x0000_t75" style="height:504.65pt;width:408.65pt" o:oleicon="f" o:ole="" coordsize="21600,21600" o:preferrelative="t" filled="f" stroked="f">
-            <v:stroke joinstyle="miter"/>
-            <v:imagedata r:id="rId4" o:title=""/>
-            <o:lock v:ext="edit" aspectratio="t"/>
+            <w10:wrap type="none"/>
             <w10:anchorlock/>
           </v:shape>
-          <o:OLEObject Type="Embed" ProgID="Visio.Drawing.15" ShapeID="_x0000_i1025" DrawAspect="Content" ObjectID="_1468075725" r:id="rId5"/>
+          <o:OLEObject Type="Embed" ProgID="Visio.Drawing.15" ShapeID="_x0000_i1025" DrawAspect="Content" ObjectID="_1468075725" r:id="rId8">
+            <o:LockedField>false</o:LockedField>
+          </o:OLEObject>
         </w:object>
       </w:r>
-      <w:bookmarkStart w:id="10" w:name="_GoBack"/>
+    </w:p>
+    <w:p>
+      <w:pPr>
+        <w:pStyle w:val="30"/>
+        <w:bidi w:val="0"/>
+        <w:rPr>
+          <w:rFonts w:hint="default"/>
+          <w:lang w:val="en-US" w:eastAsia="zh-CN"/>
+        </w:rPr>
+      </w:pPr>
+      <w:bookmarkStart w:id="10" w:name="_Toc29888"/>
+      <w:r>
+        <w:rPr>
+          <w:rFonts w:hint="eastAsia"/>
+          <w:lang w:val="en-US" w:eastAsia="zh-CN"/>
+        </w:rPr>
+        <w:t>过程描述</w:t>
+      </w:r>
       <w:bookmarkEnd w:id="10"/>
     </w:p>
     <w:p>
       <w:pPr>
-        <w:pStyle w:val="2"/>
+        <w:pStyle w:val="31"/>
         <w:bidi w:val="0"/>
         <w:rPr>
           <w:rFonts w:hint="default"/>
           <w:lang w:val="en-US" w:eastAsia="zh-CN"/>
         </w:rPr>
       </w:pPr>
-      <w:bookmarkStart w:id="11" w:name="_Toc1104"/>
-      <w:r>
-        <w:rPr>
-          <w:rFonts w:hint="eastAsia"/>
-          <w:lang w:val="en-US" w:eastAsia="zh-CN"/>
-        </w:rPr>
-        <w:t>过程描述</w:t>
+      <w:bookmarkStart w:id="11" w:name="_Toc12157"/>
+      <w:r>
+        <w:rPr>
+          <w:rFonts w:hint="default"/>
+          <w:lang w:val="en-US" w:eastAsia="zh-CN"/>
+        </w:rPr>
+        <w:t>服务需求的识别、分析与定义</w:t>
       </w:r>
       <w:bookmarkEnd w:id="11"/>
-    </w:p>
-    <w:p>
-      <w:pPr>
-        <w:pStyle w:val="3"/>
-        <w:bidi w:val="0"/>
-        <w:rPr>
-          <w:rFonts w:hint="default"/>
-          <w:lang w:val="en-US" w:eastAsia="zh-CN"/>
-        </w:rPr>
-      </w:pPr>
-      <w:bookmarkStart w:id="12" w:name="_Toc1288"/>
-      <w:r>
-        <w:rPr>
-          <w:rFonts w:hint="default"/>
-          <w:lang w:val="en-US" w:eastAsia="zh-CN"/>
-        </w:rPr>
-        <w:t>服务需求的识别、分析与定义</w:t>
-      </w:r>
-      <w:bookmarkEnd w:id="12"/>
       <w:r>
         <w:rPr>
           <w:rFonts w:hint="default"/>
@@ -3647,7 +3705,7 @@
     </w:p>
     <w:p>
       <w:pPr>
-        <w:pStyle w:val="a1"/>
+        <w:pStyle w:val="29"/>
         <w:rPr>
           <w:rFonts w:hint="default"/>
           <w:lang w:val="en-US" w:eastAsia="zh-CN"/>
@@ -3677,7 +3735,7 @@
     </w:p>
     <w:p>
       <w:pPr>
-        <w:pStyle w:val="a1"/>
+        <w:pStyle w:val="29"/>
         <w:rPr>
           <w:rFonts w:hint="default"/>
           <w:lang w:val="en-US" w:eastAsia="zh-CN"/>
@@ -3693,12 +3751,12 @@
     </w:p>
     <w:p>
       <w:pPr>
-        <w:pStyle w:val="a1"/>
+        <w:pStyle w:val="29"/>
         <w:numPr>
           <w:ilvl w:val="0"/>
           <w:numId w:val="7"/>
         </w:numPr>
-        <w:ind w:left="425" w:hanging="425" w:leftChars="0" w:firstLineChars="0"/>
+        <w:ind w:left="425" w:leftChars="0" w:hanging="425" w:firstLineChars="0"/>
         <w:rPr>
           <w:rFonts w:hint="default"/>
           <w:lang w:val="en-US" w:eastAsia="zh-CN"/>
@@ -3714,12 +3772,12 @@
     </w:p>
     <w:p>
       <w:pPr>
-        <w:pStyle w:val="a1"/>
+        <w:pStyle w:val="29"/>
         <w:numPr>
           <w:ilvl w:val="0"/>
           <w:numId w:val="7"/>
         </w:numPr>
-        <w:ind w:left="425" w:hanging="425" w:leftChars="0" w:firstLineChars="0"/>
+        <w:ind w:left="425" w:leftChars="0" w:hanging="425" w:firstLineChars="0"/>
         <w:rPr>
           <w:rFonts w:hint="default"/>
           <w:lang w:val="en-US" w:eastAsia="zh-CN"/>
@@ -3735,12 +3793,12 @@
     </w:p>
     <w:p>
       <w:pPr>
-        <w:pStyle w:val="a1"/>
+        <w:pStyle w:val="29"/>
         <w:numPr>
           <w:ilvl w:val="0"/>
           <w:numId w:val="7"/>
         </w:numPr>
-        <w:ind w:left="425" w:hanging="425" w:leftChars="0" w:firstLineChars="0"/>
+        <w:ind w:left="425" w:leftChars="0" w:hanging="425" w:firstLineChars="0"/>
         <w:rPr>
           <w:rFonts w:hint="default"/>
           <w:lang w:val="en-US" w:eastAsia="zh-CN"/>
@@ -3756,12 +3814,12 @@
     </w:p>
     <w:p>
       <w:pPr>
-        <w:pStyle w:val="a1"/>
+        <w:pStyle w:val="29"/>
         <w:numPr>
           <w:ilvl w:val="0"/>
           <w:numId w:val="7"/>
         </w:numPr>
-        <w:ind w:left="425" w:hanging="425" w:leftChars="0" w:firstLineChars="0"/>
+        <w:ind w:left="425" w:leftChars="0" w:hanging="425" w:firstLineChars="0"/>
         <w:rPr>
           <w:rFonts w:hint="default"/>
           <w:lang w:val="en-US" w:eastAsia="zh-CN"/>
@@ -3777,12 +3835,12 @@
     </w:p>
     <w:p>
       <w:pPr>
-        <w:pStyle w:val="a1"/>
+        <w:pStyle w:val="29"/>
         <w:numPr>
           <w:ilvl w:val="0"/>
           <w:numId w:val="7"/>
         </w:numPr>
-        <w:ind w:left="425" w:hanging="425" w:leftChars="0" w:firstLineChars="0"/>
+        <w:ind w:left="425" w:leftChars="0" w:hanging="425" w:firstLineChars="0"/>
         <w:rPr>
           <w:rFonts w:hint="default"/>
           <w:lang w:val="en-US" w:eastAsia="zh-CN"/>
@@ -3812,12 +3870,12 @@
     </w:p>
     <w:p>
       <w:pPr>
-        <w:pStyle w:val="a1"/>
+        <w:pStyle w:val="29"/>
         <w:numPr>
           <w:ilvl w:val="0"/>
           <w:numId w:val="7"/>
         </w:numPr>
-        <w:ind w:left="425" w:hanging="425" w:leftChars="0" w:firstLineChars="0"/>
+        <w:ind w:left="425" w:leftChars="0" w:hanging="425" w:firstLineChars="0"/>
         <w:rPr>
           <w:rFonts w:hint="default"/>
           <w:lang w:val="en-US" w:eastAsia="zh-CN"/>
@@ -3833,12 +3891,12 @@
     </w:p>
     <w:p>
       <w:pPr>
-        <w:pStyle w:val="a1"/>
+        <w:pStyle w:val="29"/>
         <w:numPr>
           <w:ilvl w:val="0"/>
           <w:numId w:val="7"/>
         </w:numPr>
-        <w:ind w:left="425" w:hanging="425" w:leftChars="0" w:firstLineChars="0"/>
+        <w:ind w:left="425" w:leftChars="0" w:hanging="425" w:firstLineChars="0"/>
         <w:rPr>
           <w:rFonts w:hint="default"/>
           <w:lang w:val="en-US" w:eastAsia="zh-CN"/>
@@ -3854,12 +3912,12 @@
     </w:p>
     <w:p>
       <w:pPr>
-        <w:pStyle w:val="a1"/>
+        <w:pStyle w:val="29"/>
         <w:numPr>
           <w:ilvl w:val="0"/>
           <w:numId w:val="7"/>
         </w:numPr>
-        <w:ind w:left="425" w:hanging="425" w:leftChars="0" w:firstLineChars="0"/>
+        <w:ind w:left="425" w:leftChars="0" w:hanging="425" w:firstLineChars="0"/>
         <w:rPr>
           <w:rFonts w:hint="default"/>
           <w:lang w:val="en-US" w:eastAsia="zh-CN"/>
@@ -3875,12 +3933,12 @@
     </w:p>
     <w:p>
       <w:pPr>
-        <w:pStyle w:val="a1"/>
+        <w:pStyle w:val="29"/>
         <w:numPr>
           <w:ilvl w:val="0"/>
           <w:numId w:val="7"/>
         </w:numPr>
-        <w:ind w:left="425" w:hanging="425" w:leftChars="0" w:firstLineChars="0"/>
+        <w:ind w:left="425" w:leftChars="0" w:hanging="425" w:firstLineChars="0"/>
         <w:rPr>
           <w:rFonts w:hint="default"/>
           <w:lang w:val="en-US" w:eastAsia="zh-CN"/>
@@ -3896,14 +3954,15 @@
     </w:p>
     <w:p>
       <w:pPr>
-        <w:pStyle w:val="3"/>
+        <w:pStyle w:val="31"/>
         <w:bidi w:val="0"/>
         <w:rPr>
           <w:rFonts w:hint="default"/>
           <w:lang w:val="en-US" w:eastAsia="zh-CN"/>
         </w:rPr>
       </w:pPr>
-      <w:bookmarkStart w:id="13" w:name="_Toc12085"/>
+      <w:bookmarkStart w:id="12" w:name="_Toc12085"/>
+      <w:bookmarkStart w:id="13" w:name="_Toc23612"/>
       <w:r>
         <w:rPr>
           <w:rFonts w:hint="default"/>
@@ -3911,6 +3970,7 @@
         </w:rPr>
         <w:t>制定或修订服务实施规范</w:t>
       </w:r>
+      <w:bookmarkEnd w:id="12"/>
       <w:bookmarkEnd w:id="13"/>
       <w:r>
         <w:rPr>
@@ -3922,7 +3982,7 @@
     </w:p>
     <w:p>
       <w:pPr>
-        <w:pStyle w:val="a1"/>
+        <w:pStyle w:val="29"/>
         <w:rPr>
           <w:rFonts w:hint="default"/>
           <w:lang w:val="en-US" w:eastAsia="zh-CN"/>
@@ -3952,7 +4012,7 @@
     </w:p>
     <w:p>
       <w:pPr>
-        <w:pStyle w:val="a1"/>
+        <w:pStyle w:val="29"/>
         <w:rPr>
           <w:rFonts w:hint="default"/>
           <w:lang w:val="en-US" w:eastAsia="zh-CN"/>
@@ -4003,14 +4063,14 @@
     </w:p>
     <w:p>
       <w:pPr>
-        <w:pStyle w:val="3"/>
+        <w:pStyle w:val="31"/>
         <w:bidi w:val="0"/>
         <w:rPr>
           <w:rFonts w:hint="default"/>
           <w:lang w:val="en-US" w:eastAsia="zh-CN"/>
         </w:rPr>
       </w:pPr>
-      <w:bookmarkStart w:id="14" w:name="_Toc283"/>
+      <w:bookmarkStart w:id="14" w:name="_Toc21966"/>
       <w:r>
         <w:rPr>
           <w:rFonts w:hint="eastAsia"/>
@@ -4029,12 +4089,12 @@
     </w:p>
     <w:p>
       <w:pPr>
-        <w:pStyle w:val="a1"/>
+        <w:pStyle w:val="29"/>
         <w:numPr>
           <w:ilvl w:val="0"/>
           <w:numId w:val="8"/>
         </w:numPr>
-        <w:ind w:left="425" w:hanging="425" w:leftChars="0" w:firstLineChars="0"/>
+        <w:ind w:left="425" w:leftChars="0" w:hanging="425" w:firstLineChars="0"/>
         <w:rPr>
           <w:rFonts w:hint="default"/>
           <w:lang w:val="en-US" w:eastAsia="zh-CN"/>
@@ -4050,7 +4110,7 @@
     </w:p>
     <w:p>
       <w:pPr>
-        <w:pStyle w:val="a1"/>
+        <w:pStyle w:val="29"/>
         <w:rPr>
           <w:rFonts w:hint="default"/>
           <w:lang w:val="en-US" w:eastAsia="zh-CN"/>
@@ -4066,12 +4126,12 @@
     </w:p>
     <w:p>
       <w:pPr>
-        <w:pStyle w:val="a1"/>
+        <w:pStyle w:val="29"/>
         <w:numPr>
           <w:ilvl w:val="0"/>
           <w:numId w:val="9"/>
         </w:numPr>
-        <w:ind w:left="845" w:hanging="425" w:leftChars="0" w:firstLineChars="0"/>
+        <w:ind w:left="845" w:leftChars="0" w:hanging="425" w:firstLineChars="0"/>
         <w:rPr>
           <w:rFonts w:hint="default"/>
           <w:lang w:val="en-US" w:eastAsia="zh-CN"/>
@@ -4087,12 +4147,12 @@
     </w:p>
     <w:p>
       <w:pPr>
-        <w:pStyle w:val="a1"/>
+        <w:pStyle w:val="29"/>
         <w:numPr>
           <w:ilvl w:val="0"/>
           <w:numId w:val="9"/>
         </w:numPr>
-        <w:ind w:left="845" w:hanging="425" w:leftChars="0" w:firstLineChars="0"/>
+        <w:ind w:left="845" w:leftChars="0" w:hanging="425" w:firstLineChars="0"/>
         <w:rPr>
           <w:rFonts w:hint="default"/>
           <w:lang w:val="en-US" w:eastAsia="zh-CN"/>
@@ -4108,12 +4168,12 @@
     </w:p>
     <w:p>
       <w:pPr>
-        <w:pStyle w:val="a1"/>
+        <w:pStyle w:val="29"/>
         <w:numPr>
           <w:ilvl w:val="0"/>
           <w:numId w:val="9"/>
         </w:numPr>
-        <w:ind w:left="845" w:hanging="425" w:leftChars="0" w:firstLineChars="0"/>
+        <w:ind w:left="845" w:leftChars="0" w:hanging="425" w:firstLineChars="0"/>
         <w:rPr>
           <w:rFonts w:hint="default"/>
           <w:lang w:val="en-US" w:eastAsia="zh-CN"/>
@@ -4129,7 +4189,7 @@
     </w:p>
     <w:p>
       <w:pPr>
-        <w:pStyle w:val="a1"/>
+        <w:pStyle w:val="29"/>
         <w:rPr>
           <w:rFonts w:hint="default"/>
           <w:lang w:val="en-US" w:eastAsia="zh-CN"/>
@@ -4159,12 +4219,12 @@
     </w:p>
     <w:p>
       <w:pPr>
-        <w:pStyle w:val="a1"/>
+        <w:pStyle w:val="29"/>
         <w:numPr>
           <w:ilvl w:val="0"/>
           <w:numId w:val="8"/>
         </w:numPr>
-        <w:ind w:left="425" w:hanging="425" w:leftChars="0" w:firstLineChars="0"/>
+        <w:ind w:left="425" w:leftChars="0" w:hanging="425" w:firstLineChars="0"/>
         <w:rPr>
           <w:rFonts w:hint="default"/>
           <w:lang w:val="en-US" w:eastAsia="zh-CN"/>
@@ -4187,7 +4247,7 @@
     </w:p>
     <w:p>
       <w:pPr>
-        <w:pStyle w:val="a1"/>
+        <w:pStyle w:val="29"/>
         <w:rPr>
           <w:rFonts w:hint="default"/>
           <w:lang w:val="en-US" w:eastAsia="zh-CN"/>
@@ -4231,12 +4291,12 @@
     </w:p>
     <w:p>
       <w:pPr>
-        <w:pStyle w:val="a1"/>
+        <w:pStyle w:val="29"/>
         <w:numPr>
           <w:ilvl w:val="0"/>
           <w:numId w:val="10"/>
         </w:numPr>
-        <w:ind w:left="845" w:hanging="425" w:leftChars="0" w:firstLineChars="0"/>
+        <w:ind w:left="845" w:leftChars="0" w:hanging="425" w:firstLineChars="0"/>
         <w:rPr>
           <w:rFonts w:hint="default"/>
           <w:lang w:val="en-US" w:eastAsia="zh-CN"/>
@@ -4252,12 +4312,12 @@
     </w:p>
     <w:p>
       <w:pPr>
-        <w:pStyle w:val="a1"/>
+        <w:pStyle w:val="29"/>
         <w:numPr>
           <w:ilvl w:val="0"/>
           <w:numId w:val="10"/>
         </w:numPr>
-        <w:ind w:left="845" w:hanging="425" w:leftChars="0" w:firstLineChars="0"/>
+        <w:ind w:left="845" w:leftChars="0" w:hanging="425" w:firstLineChars="0"/>
         <w:rPr>
           <w:rFonts w:hint="default"/>
           <w:lang w:val="en-US" w:eastAsia="zh-CN"/>
@@ -4273,12 +4333,12 @@
     </w:p>
     <w:p>
       <w:pPr>
-        <w:pStyle w:val="a1"/>
+        <w:pStyle w:val="29"/>
         <w:numPr>
           <w:ilvl w:val="0"/>
           <w:numId w:val="10"/>
         </w:numPr>
-        <w:ind w:left="845" w:hanging="425" w:leftChars="0" w:firstLineChars="0"/>
+        <w:ind w:left="845" w:leftChars="0" w:hanging="425" w:firstLineChars="0"/>
         <w:rPr>
           <w:rFonts w:hint="default"/>
           <w:lang w:val="en-US" w:eastAsia="zh-CN"/>
@@ -4322,12 +4382,12 @@
     </w:p>
     <w:p>
       <w:pPr>
-        <w:pStyle w:val="a1"/>
+        <w:pStyle w:val="29"/>
         <w:numPr>
           <w:ilvl w:val="0"/>
           <w:numId w:val="8"/>
         </w:numPr>
-        <w:ind w:left="425" w:hanging="425" w:leftChars="0" w:firstLineChars="0"/>
+        <w:ind w:left="425" w:leftChars="0" w:hanging="425" w:firstLineChars="0"/>
         <w:rPr>
           <w:rFonts w:hint="default"/>
           <w:lang w:val="en-US" w:eastAsia="zh-CN"/>
@@ -4343,7 +4403,7 @@
     </w:p>
     <w:p>
       <w:pPr>
-        <w:pStyle w:val="a1"/>
+        <w:pStyle w:val="29"/>
         <w:rPr>
           <w:rFonts w:hint="default"/>
           <w:lang w:val="en-US" w:eastAsia="zh-CN"/>
@@ -4359,12 +4419,12 @@
     </w:p>
     <w:p>
       <w:pPr>
-        <w:pStyle w:val="a1"/>
+        <w:pStyle w:val="29"/>
         <w:numPr>
           <w:ilvl w:val="0"/>
           <w:numId w:val="11"/>
         </w:numPr>
-        <w:ind w:left="845" w:hanging="425" w:leftChars="0" w:firstLineChars="0"/>
+        <w:ind w:left="845" w:leftChars="0" w:hanging="425" w:firstLineChars="0"/>
         <w:rPr>
           <w:rFonts w:hint="default"/>
           <w:lang w:val="en-US" w:eastAsia="zh-CN"/>
@@ -4380,12 +4440,12 @@
     </w:p>
     <w:p>
       <w:pPr>
-        <w:pStyle w:val="a1"/>
+        <w:pStyle w:val="29"/>
         <w:numPr>
           <w:ilvl w:val="0"/>
           <w:numId w:val="11"/>
         </w:numPr>
-        <w:ind w:left="845" w:hanging="425" w:leftChars="0" w:firstLineChars="0"/>
+        <w:ind w:left="845" w:leftChars="0" w:hanging="425" w:firstLineChars="0"/>
         <w:rPr>
           <w:rFonts w:hint="default"/>
           <w:lang w:val="en-US" w:eastAsia="zh-CN"/>
@@ -4401,7 +4461,7 @@
     </w:p>
     <w:p>
       <w:pPr>
-        <w:pStyle w:val="a1"/>
+        <w:pStyle w:val="29"/>
         <w:rPr>
           <w:rFonts w:hint="default"/>
           <w:lang w:val="en-US" w:eastAsia="zh-CN"/>
@@ -4417,12 +4477,12 @@
     </w:p>
     <w:p>
       <w:pPr>
-        <w:pStyle w:val="a1"/>
+        <w:pStyle w:val="29"/>
         <w:numPr>
           <w:ilvl w:val="0"/>
           <w:numId w:val="8"/>
         </w:numPr>
-        <w:ind w:left="425" w:hanging="425" w:leftChars="0" w:firstLineChars="0"/>
+        <w:ind w:left="425" w:leftChars="0" w:hanging="425" w:firstLineChars="0"/>
         <w:rPr>
           <w:rFonts w:hint="default"/>
           <w:lang w:val="en-US" w:eastAsia="zh-CN"/>
@@ -4438,7 +4498,7 @@
     </w:p>
     <w:p>
       <w:pPr>
-        <w:pStyle w:val="a1"/>
+        <w:pStyle w:val="29"/>
         <w:rPr>
           <w:rFonts w:hint="default"/>
           <w:lang w:val="en-US" w:eastAsia="zh-CN"/>
@@ -4475,12 +4535,12 @@
     </w:p>
     <w:p>
       <w:pPr>
-        <w:pStyle w:val="a1"/>
+        <w:pStyle w:val="29"/>
         <w:numPr>
           <w:ilvl w:val="0"/>
           <w:numId w:val="8"/>
         </w:numPr>
-        <w:ind w:left="425" w:hanging="425" w:leftChars="0" w:firstLineChars="0"/>
+        <w:ind w:left="425" w:leftChars="0" w:hanging="425" w:firstLineChars="0"/>
         <w:rPr>
           <w:rFonts w:hint="default"/>
           <w:lang w:val="en-US" w:eastAsia="zh-CN"/>
@@ -4496,7 +4556,7 @@
     </w:p>
     <w:p>
       <w:pPr>
-        <w:pStyle w:val="a1"/>
+        <w:pStyle w:val="29"/>
         <w:rPr>
           <w:rFonts w:hint="default"/>
           <w:lang w:val="en-US" w:eastAsia="zh-CN"/>
@@ -4519,7 +4579,7 @@
     </w:p>
     <w:p>
       <w:pPr>
-        <w:pStyle w:val="a1"/>
+        <w:pStyle w:val="29"/>
         <w:rPr>
           <w:rFonts w:hint="default"/>
           <w:lang w:val="en-US" w:eastAsia="zh-CN"/>
@@ -4549,12 +4609,12 @@
     </w:p>
     <w:p>
       <w:pPr>
-        <w:pStyle w:val="a1"/>
+        <w:pStyle w:val="29"/>
         <w:numPr>
           <w:ilvl w:val="0"/>
           <w:numId w:val="8"/>
         </w:numPr>
-        <w:ind w:left="425" w:hanging="425" w:leftChars="0" w:firstLineChars="0"/>
+        <w:ind w:left="425" w:leftChars="0" w:hanging="425" w:firstLineChars="0"/>
         <w:rPr>
           <w:rFonts w:hint="default"/>
           <w:lang w:val="en-US" w:eastAsia="zh-CN"/>
@@ -4570,12 +4630,12 @@
     </w:p>
     <w:p>
       <w:pPr>
-        <w:pStyle w:val="a1"/>
+        <w:pStyle w:val="29"/>
         <w:numPr>
           <w:ilvl w:val="0"/>
           <w:numId w:val="12"/>
         </w:numPr>
-        <w:ind w:left="425" w:hanging="425" w:leftChars="0" w:firstLineChars="0"/>
+        <w:ind w:left="425" w:leftChars="0" w:hanging="425" w:firstLineChars="0"/>
         <w:rPr>
           <w:rFonts w:hint="default"/>
           <w:lang w:val="en-US" w:eastAsia="zh-CN"/>
@@ -4598,12 +4658,12 @@
     </w:p>
     <w:p>
       <w:pPr>
-        <w:pStyle w:val="a1"/>
+        <w:pStyle w:val="29"/>
         <w:numPr>
           <w:ilvl w:val="0"/>
           <w:numId w:val="12"/>
         </w:numPr>
-        <w:ind w:left="425" w:hanging="425" w:leftChars="0" w:firstLineChars="0"/>
+        <w:ind w:left="425" w:leftChars="0" w:hanging="425" w:firstLineChars="0"/>
         <w:rPr>
           <w:rFonts w:hint="default"/>
           <w:lang w:val="en-US" w:eastAsia="zh-CN"/>
@@ -4619,12 +4679,12 @@
     </w:p>
     <w:p>
       <w:pPr>
-        <w:pStyle w:val="a1"/>
+        <w:pStyle w:val="29"/>
         <w:numPr>
           <w:ilvl w:val="0"/>
           <w:numId w:val="12"/>
         </w:numPr>
-        <w:ind w:left="425" w:hanging="425" w:leftChars="0" w:firstLineChars="0"/>
+        <w:ind w:left="425" w:leftChars="0" w:hanging="425" w:firstLineChars="0"/>
         <w:rPr>
           <w:rFonts w:hint="default"/>
           <w:lang w:val="en-US" w:eastAsia="zh-CN"/>
@@ -4647,12 +4707,12 @@
     </w:p>
     <w:p>
       <w:pPr>
-        <w:pStyle w:val="a1"/>
+        <w:pStyle w:val="29"/>
         <w:numPr>
           <w:ilvl w:val="0"/>
           <w:numId w:val="12"/>
         </w:numPr>
-        <w:ind w:left="425" w:hanging="425" w:leftChars="0" w:firstLineChars="0"/>
+        <w:ind w:left="425" w:leftChars="0" w:hanging="425" w:firstLineChars="0"/>
         <w:rPr>
           <w:rFonts w:hint="default"/>
           <w:lang w:val="en-US" w:eastAsia="zh-CN"/>
@@ -4675,14 +4735,14 @@
     </w:p>
     <w:p>
       <w:pPr>
-        <w:pStyle w:val="3"/>
+        <w:pStyle w:val="31"/>
         <w:bidi w:val="0"/>
         <w:rPr>
           <w:rFonts w:hint="default"/>
           <w:lang w:val="en-US" w:eastAsia="zh-CN"/>
         </w:rPr>
       </w:pPr>
-      <w:bookmarkStart w:id="15" w:name="_Toc22998"/>
+      <w:bookmarkStart w:id="15" w:name="_Toc26013"/>
       <w:r>
         <w:rPr>
           <w:rFonts w:hint="default"/>
@@ -4701,7 +4761,7 @@
     </w:p>
     <w:p>
       <w:pPr>
-        <w:pStyle w:val="a1"/>
+        <w:pStyle w:val="29"/>
         <w:rPr>
           <w:rFonts w:hint="default"/>
           <w:lang w:val="en-US" w:eastAsia="zh-CN"/>
@@ -4724,12 +4784,12 @@
     </w:p>
     <w:p>
       <w:pPr>
-        <w:pStyle w:val="a1"/>
+        <w:pStyle w:val="29"/>
         <w:numPr>
           <w:ilvl w:val="0"/>
           <w:numId w:val="13"/>
         </w:numPr>
-        <w:ind w:left="425" w:hanging="425" w:leftChars="0" w:firstLineChars="0"/>
+        <w:ind w:left="425" w:leftChars="0" w:hanging="425" w:firstLineChars="0"/>
         <w:rPr>
           <w:rFonts w:hint="default"/>
           <w:lang w:val="en-US" w:eastAsia="zh-CN"/>
@@ -4745,12 +4805,12 @@
     </w:p>
     <w:p>
       <w:pPr>
-        <w:pStyle w:val="a1"/>
+        <w:pStyle w:val="29"/>
         <w:numPr>
           <w:ilvl w:val="0"/>
           <w:numId w:val="13"/>
         </w:numPr>
-        <w:ind w:left="425" w:hanging="425" w:leftChars="0" w:firstLineChars="0"/>
+        <w:ind w:left="425" w:leftChars="0" w:hanging="425" w:firstLineChars="0"/>
         <w:rPr>
           <w:rFonts w:hint="default"/>
           <w:lang w:val="en-US" w:eastAsia="zh-CN"/>
@@ -4766,12 +4826,12 @@
     </w:p>
     <w:p>
       <w:pPr>
-        <w:pStyle w:val="a1"/>
+        <w:pStyle w:val="29"/>
         <w:numPr>
           <w:ilvl w:val="0"/>
           <w:numId w:val="13"/>
         </w:numPr>
-        <w:ind w:left="425" w:hanging="425" w:leftChars="0" w:firstLineChars="0"/>
+        <w:ind w:left="425" w:leftChars="0" w:hanging="425" w:firstLineChars="0"/>
         <w:rPr>
           <w:rFonts w:hint="default"/>
           <w:lang w:val="en-US" w:eastAsia="zh-CN"/>
@@ -4787,12 +4847,12 @@
     </w:p>
     <w:p>
       <w:pPr>
-        <w:pStyle w:val="a1"/>
+        <w:pStyle w:val="29"/>
         <w:numPr>
           <w:ilvl w:val="0"/>
           <w:numId w:val="13"/>
         </w:numPr>
-        <w:ind w:left="425" w:hanging="425" w:leftChars="0" w:firstLineChars="0"/>
+        <w:ind w:left="425" w:leftChars="0" w:hanging="425" w:firstLineChars="0"/>
         <w:rPr>
           <w:rFonts w:hint="default"/>
           <w:lang w:val="en-US" w:eastAsia="zh-CN"/>
@@ -4822,14 +4882,14 @@
     </w:p>
     <w:p>
       <w:pPr>
-        <w:pStyle w:val="3"/>
+        <w:pStyle w:val="31"/>
         <w:bidi w:val="0"/>
         <w:rPr>
           <w:rFonts w:hint="default"/>
           <w:lang w:val="en-US" w:eastAsia="zh-CN"/>
         </w:rPr>
       </w:pPr>
-      <w:bookmarkStart w:id="16" w:name="_Toc25937"/>
+      <w:bookmarkStart w:id="16" w:name="_Toc3279"/>
       <w:r>
         <w:rPr>
           <w:rFonts w:hint="default"/>
@@ -4841,7 +4901,7 @@
     </w:p>
     <w:p>
       <w:pPr>
-        <w:pStyle w:val="a1"/>
+        <w:pStyle w:val="29"/>
         <w:rPr>
           <w:rFonts w:hint="default"/>
           <w:lang w:val="en-US" w:eastAsia="zh-CN"/>
@@ -4857,12 +4917,12 @@
     </w:p>
     <w:p>
       <w:pPr>
-        <w:pStyle w:val="a1"/>
+        <w:pStyle w:val="29"/>
         <w:numPr>
           <w:ilvl w:val="0"/>
           <w:numId w:val="14"/>
         </w:numPr>
-        <w:ind w:left="425" w:hanging="425" w:leftChars="0" w:firstLineChars="0"/>
+        <w:ind w:left="425" w:leftChars="0" w:hanging="425" w:firstLineChars="0"/>
         <w:rPr>
           <w:rFonts w:hint="default"/>
           <w:lang w:val="en-US" w:eastAsia="zh-CN"/>
@@ -4878,12 +4938,12 @@
     </w:p>
     <w:p>
       <w:pPr>
-        <w:pStyle w:val="a1"/>
+        <w:pStyle w:val="29"/>
         <w:numPr>
           <w:ilvl w:val="0"/>
           <w:numId w:val="14"/>
         </w:numPr>
-        <w:ind w:left="425" w:hanging="425" w:leftChars="0" w:firstLineChars="0"/>
+        <w:ind w:left="425" w:leftChars="0" w:hanging="425" w:firstLineChars="0"/>
         <w:rPr>
           <w:rFonts w:hint="default"/>
           <w:lang w:val="en-US" w:eastAsia="zh-CN"/>
@@ -4899,12 +4959,12 @@
     </w:p>
     <w:p>
       <w:pPr>
-        <w:pStyle w:val="a1"/>
+        <w:pStyle w:val="29"/>
         <w:numPr>
           <w:ilvl w:val="0"/>
           <w:numId w:val="14"/>
         </w:numPr>
-        <w:ind w:left="425" w:hanging="425" w:leftChars="0" w:firstLineChars="0"/>
+        <w:ind w:left="425" w:leftChars="0" w:hanging="425" w:firstLineChars="0"/>
         <w:rPr>
           <w:rFonts w:hint="default"/>
           <w:lang w:val="en-US" w:eastAsia="zh-CN"/>
@@ -4920,12 +4980,12 @@
     </w:p>
     <w:p>
       <w:pPr>
-        <w:pStyle w:val="a1"/>
+        <w:pStyle w:val="29"/>
         <w:numPr>
           <w:ilvl w:val="0"/>
           <w:numId w:val="14"/>
         </w:numPr>
-        <w:ind w:left="425" w:hanging="425" w:leftChars="0" w:firstLineChars="0"/>
+        <w:ind w:left="425" w:leftChars="0" w:hanging="425" w:firstLineChars="0"/>
         <w:rPr>
           <w:rFonts w:hint="default"/>
           <w:lang w:val="en-US" w:eastAsia="zh-CN"/>
@@ -4941,12 +5001,12 @@
     </w:p>
     <w:p>
       <w:pPr>
-        <w:pStyle w:val="a1"/>
+        <w:pStyle w:val="29"/>
         <w:numPr>
           <w:ilvl w:val="0"/>
           <w:numId w:val="14"/>
         </w:numPr>
-        <w:ind w:left="425" w:hanging="425" w:leftChars="0" w:firstLineChars="0"/>
+        <w:ind w:left="425" w:leftChars="0" w:hanging="425" w:firstLineChars="0"/>
         <w:rPr>
           <w:rFonts w:hint="default"/>
           <w:lang w:val="en-US" w:eastAsia="zh-CN"/>
@@ -4962,14 +5022,14 @@
     </w:p>
     <w:p>
       <w:pPr>
-        <w:pStyle w:val="3"/>
+        <w:pStyle w:val="31"/>
         <w:bidi w:val="0"/>
         <w:rPr>
           <w:rFonts w:hint="default"/>
           <w:lang w:val="en-US" w:eastAsia="zh-CN"/>
         </w:rPr>
       </w:pPr>
-      <w:bookmarkStart w:id="17" w:name="_Toc16136"/>
+      <w:bookmarkStart w:id="17" w:name="_Toc28362"/>
       <w:r>
         <w:rPr>
           <w:rFonts w:hint="default"/>
@@ -4981,12 +5041,12 @@
     </w:p>
     <w:p>
       <w:pPr>
-        <w:pStyle w:val="a1"/>
+        <w:pStyle w:val="29"/>
         <w:numPr>
           <w:ilvl w:val="0"/>
           <w:numId w:val="15"/>
         </w:numPr>
-        <w:ind w:left="425" w:hanging="425" w:leftChars="0" w:firstLineChars="0"/>
+        <w:ind w:left="425" w:leftChars="0" w:hanging="425" w:firstLineChars="0"/>
         <w:rPr>
           <w:rFonts w:hint="default"/>
           <w:lang w:val="en-US" w:eastAsia="zh-CN"/>
@@ -5002,7 +5062,7 @@
     </w:p>
     <w:p>
       <w:pPr>
-        <w:pStyle w:val="a1"/>
+        <w:pStyle w:val="29"/>
         <w:rPr>
           <w:rFonts w:hint="default"/>
           <w:lang w:val="en-US" w:eastAsia="zh-CN"/>
@@ -5018,12 +5078,12 @@
     </w:p>
     <w:p>
       <w:pPr>
-        <w:pStyle w:val="a1"/>
+        <w:pStyle w:val="29"/>
         <w:numPr>
           <w:ilvl w:val="0"/>
           <w:numId w:val="15"/>
         </w:numPr>
-        <w:ind w:left="425" w:hanging="425" w:leftChars="0" w:firstLineChars="0"/>
+        <w:ind w:left="425" w:leftChars="0" w:hanging="425" w:firstLineChars="0"/>
         <w:rPr>
           <w:rFonts w:hint="default"/>
           <w:lang w:val="en-US" w:eastAsia="zh-CN"/>
@@ -5039,12 +5099,12 @@
     </w:p>
     <w:p>
       <w:pPr>
-        <w:pStyle w:val="a1"/>
+        <w:pStyle w:val="29"/>
         <w:numPr>
           <w:ilvl w:val="0"/>
           <w:numId w:val="16"/>
         </w:numPr>
-        <w:ind w:left="845" w:hanging="425" w:leftChars="0" w:firstLineChars="0"/>
+        <w:ind w:left="845" w:leftChars="0" w:hanging="425" w:firstLineChars="0"/>
         <w:rPr>
           <w:rFonts w:hint="default"/>
           <w:lang w:val="en-US" w:eastAsia="zh-CN"/>
@@ -5060,12 +5120,12 @@
     </w:p>
     <w:p>
       <w:pPr>
-        <w:pStyle w:val="a1"/>
+        <w:pStyle w:val="29"/>
         <w:numPr>
           <w:ilvl w:val="0"/>
           <w:numId w:val="16"/>
         </w:numPr>
-        <w:ind w:left="845" w:hanging="425" w:leftChars="0" w:firstLineChars="0"/>
+        <w:ind w:left="845" w:leftChars="0" w:hanging="425" w:firstLineChars="0"/>
         <w:rPr>
           <w:rFonts w:hint="default"/>
           <w:lang w:val="en-US" w:eastAsia="zh-CN"/>
@@ -5081,12 +5141,12 @@
     </w:p>
     <w:p>
       <w:pPr>
-        <w:pStyle w:val="a1"/>
+        <w:pStyle w:val="29"/>
         <w:numPr>
           <w:ilvl w:val="0"/>
           <w:numId w:val="15"/>
         </w:numPr>
-        <w:ind w:left="425" w:hanging="425" w:leftChars="0" w:firstLineChars="0"/>
+        <w:ind w:left="425" w:leftChars="0" w:hanging="425" w:firstLineChars="0"/>
         <w:rPr>
           <w:rFonts w:hint="default"/>
           <w:lang w:val="en-US" w:eastAsia="zh-CN"/>
@@ -5102,12 +5162,12 @@
     </w:p>
     <w:p>
       <w:pPr>
-        <w:pStyle w:val="a1"/>
+        <w:pStyle w:val="29"/>
         <w:numPr>
           <w:ilvl w:val="0"/>
           <w:numId w:val="17"/>
         </w:numPr>
-        <w:ind w:left="845" w:hanging="425" w:leftChars="0" w:firstLineChars="0"/>
+        <w:ind w:left="845" w:leftChars="0" w:hanging="425" w:firstLineChars="0"/>
         <w:rPr>
           <w:rFonts w:hint="default"/>
           <w:lang w:val="en-US" w:eastAsia="zh-CN"/>
@@ -5123,12 +5183,12 @@
     </w:p>
     <w:p>
       <w:pPr>
-        <w:pStyle w:val="a1"/>
+        <w:pStyle w:val="29"/>
         <w:numPr>
           <w:ilvl w:val="0"/>
           <w:numId w:val="17"/>
         </w:numPr>
-        <w:ind w:left="845" w:hanging="425" w:leftChars="0" w:firstLineChars="0"/>
+        <w:ind w:left="845" w:leftChars="0" w:hanging="425" w:firstLineChars="0"/>
         <w:rPr>
           <w:rFonts w:hint="default"/>
           <w:lang w:val="en-US" w:eastAsia="zh-CN"/>
@@ -5144,12 +5204,12 @@
     </w:p>
     <w:p>
       <w:pPr>
-        <w:pStyle w:val="a1"/>
+        <w:pStyle w:val="29"/>
         <w:numPr>
           <w:ilvl w:val="0"/>
           <w:numId w:val="17"/>
         </w:numPr>
-        <w:ind w:left="845" w:hanging="425" w:leftChars="0" w:firstLineChars="0"/>
+        <w:ind w:left="845" w:leftChars="0" w:hanging="425" w:firstLineChars="0"/>
         <w:rPr>
           <w:rFonts w:hint="default"/>
           <w:lang w:val="en-US" w:eastAsia="zh-CN"/>
@@ -5165,12 +5225,12 @@
     </w:p>
     <w:p>
       <w:pPr>
-        <w:pStyle w:val="a1"/>
+        <w:pStyle w:val="29"/>
         <w:numPr>
           <w:ilvl w:val="0"/>
           <w:numId w:val="17"/>
         </w:numPr>
-        <w:ind w:left="845" w:hanging="425" w:leftChars="0" w:firstLineChars="0"/>
+        <w:ind w:left="845" w:leftChars="0" w:hanging="425" w:firstLineChars="0"/>
         <w:rPr>
           <w:rFonts w:hint="default"/>
           <w:lang w:val="en-US" w:eastAsia="zh-CN"/>
@@ -5186,12 +5246,12 @@
     </w:p>
     <w:p>
       <w:pPr>
-        <w:pStyle w:val="a1"/>
+        <w:pStyle w:val="29"/>
         <w:numPr>
           <w:ilvl w:val="0"/>
           <w:numId w:val="17"/>
         </w:numPr>
-        <w:ind w:left="845" w:hanging="425" w:leftChars="0" w:firstLineChars="0"/>
+        <w:ind w:left="845" w:leftChars="0" w:hanging="425" w:firstLineChars="0"/>
         <w:rPr>
           <w:rFonts w:hint="default"/>
           <w:lang w:val="en-US" w:eastAsia="zh-CN"/>
@@ -5221,14 +5281,14 @@
     </w:p>
     <w:p>
       <w:pPr>
-        <w:pStyle w:val="3"/>
+        <w:pStyle w:val="31"/>
         <w:bidi w:val="0"/>
         <w:rPr>
           <w:rFonts w:hint="default"/>
           <w:lang w:val="en-US" w:eastAsia="zh-CN"/>
         </w:rPr>
       </w:pPr>
-      <w:bookmarkStart w:id="18" w:name="_Toc17885"/>
+      <w:bookmarkStart w:id="18" w:name="_Toc28633"/>
       <w:r>
         <w:rPr>
           <w:rFonts w:hint="default"/>
@@ -5240,7 +5300,7 @@
     </w:p>
     <w:p>
       <w:pPr>
-        <w:pStyle w:val="a1"/>
+        <w:pStyle w:val="29"/>
         <w:rPr>
           <w:rFonts w:hint="default"/>
           <w:lang w:val="en-US" w:eastAsia="zh-CN"/>
@@ -5263,12 +5323,12 @@
     </w:p>
     <w:p>
       <w:pPr>
-        <w:pStyle w:val="a1"/>
+        <w:pStyle w:val="29"/>
         <w:numPr>
           <w:ilvl w:val="0"/>
           <w:numId w:val="18"/>
         </w:numPr>
-        <w:ind w:left="425" w:hanging="425" w:leftChars="0" w:firstLineChars="0"/>
+        <w:ind w:left="425" w:leftChars="0" w:hanging="425" w:firstLineChars="0"/>
         <w:rPr>
           <w:rFonts w:hint="default"/>
           <w:lang w:val="en-US" w:eastAsia="zh-CN"/>
@@ -5284,12 +5344,12 @@
     </w:p>
     <w:p>
       <w:pPr>
-        <w:pStyle w:val="a1"/>
+        <w:pStyle w:val="29"/>
         <w:numPr>
           <w:ilvl w:val="0"/>
           <w:numId w:val="18"/>
         </w:numPr>
-        <w:ind w:left="425" w:hanging="425" w:leftChars="0" w:firstLineChars="0"/>
+        <w:ind w:left="425" w:leftChars="0" w:hanging="425" w:firstLineChars="0"/>
         <w:rPr>
           <w:rFonts w:hint="default"/>
           <w:lang w:val="en-US" w:eastAsia="zh-CN"/>
@@ -5305,12 +5365,12 @@
     </w:p>
     <w:p>
       <w:pPr>
-        <w:pStyle w:val="a1"/>
+        <w:pStyle w:val="29"/>
         <w:numPr>
           <w:ilvl w:val="0"/>
           <w:numId w:val="18"/>
         </w:numPr>
-        <w:ind w:left="425" w:hanging="425" w:leftChars="0" w:firstLineChars="0"/>
+        <w:ind w:left="425" w:leftChars="0" w:hanging="425" w:firstLineChars="0"/>
         <w:rPr>
           <w:rFonts w:hint="default"/>
           <w:lang w:val="en-US" w:eastAsia="zh-CN"/>
@@ -5326,12 +5386,12 @@
     </w:p>
     <w:p>
       <w:pPr>
-        <w:pStyle w:val="a1"/>
+        <w:pStyle w:val="29"/>
         <w:numPr>
           <w:ilvl w:val="0"/>
           <w:numId w:val="18"/>
         </w:numPr>
-        <w:ind w:left="425" w:hanging="425" w:leftChars="0" w:firstLineChars="0"/>
+        <w:ind w:left="425" w:leftChars="0" w:hanging="425" w:firstLineChars="0"/>
         <w:rPr>
           <w:rFonts w:hint="default"/>
           <w:lang w:val="en-US" w:eastAsia="zh-CN"/>
@@ -5361,7 +5421,7 @@
     </w:p>
     <w:p>
       <w:pPr>
-        <w:pStyle w:val="a1"/>
+        <w:pStyle w:val="29"/>
         <w:rPr>
           <w:rFonts w:hint="default"/>
           <w:lang w:val="en-US" w:eastAsia="zh-CN"/>
@@ -5419,11 +5479,11 @@
     </w:p>
     <w:p>
       <w:pPr>
-        <w:pStyle w:val="2"/>
+        <w:pStyle w:val="30"/>
         <w:bidi w:val="0"/>
       </w:pPr>
       <w:bookmarkStart w:id="19" w:name="_Toc6088"/>
-      <w:bookmarkStart w:id="20" w:name="_Toc7200"/>
+      <w:bookmarkStart w:id="20" w:name="_Toc11930"/>
       <w:r>
         <w:t>考核指标</w:t>
       </w:r>
@@ -5432,17 +5492,18 @@
     </w:p>
     <w:tbl>
       <w:tblPr>
-        <w:tblStyle w:val="TableGrid"/>
+        <w:tblStyle w:val="21"/>
         <w:tblW w:w="0" w:type="auto"/>
         <w:tblInd w:w="0" w:type="dxa"/>
         <w:tblBorders>
-          <w:top w:val="single" w:sz="4" w:space="0" w:color="auto"/>
-          <w:left w:val="single" w:sz="4" w:space="0" w:color="auto"/>
-          <w:bottom w:val="single" w:sz="4" w:space="0" w:color="auto"/>
-          <w:right w:val="single" w:sz="4" w:space="0" w:color="auto"/>
-          <w:insideH w:val="single" w:sz="4" w:space="0" w:color="auto"/>
-          <w:insideV w:val="single" w:sz="4" w:space="0" w:color="auto"/>
+          <w:top w:val="single" w:color="auto" w:sz="4" w:space="0"/>
+          <w:left w:val="single" w:color="auto" w:sz="4" w:space="0"/>
+          <w:bottom w:val="single" w:color="auto" w:sz="4" w:space="0"/>
+          <w:right w:val="single" w:color="auto" w:sz="4" w:space="0"/>
+          <w:insideH w:val="single" w:color="auto" w:sz="4" w:space="0"/>
+          <w:insideV w:val="single" w:color="auto" w:sz="4" w:space="0"/>
         </w:tblBorders>
+        <w:tblLayout w:type="autofit"/>
         <w:tblCellMar>
           <w:top w:w="0" w:type="dxa"/>
           <w:left w:w="108" w:type="dxa"/>
@@ -5458,15 +5519,13 @@
       </w:tblGrid>
       <w:tr>
         <w:tblPrEx>
-          <w:tblW w:w="0" w:type="auto"/>
-          <w:tblInd w:w="0" w:type="dxa"/>
           <w:tblBorders>
-            <w:top w:val="single" w:sz="4" w:space="0" w:color="auto"/>
-            <w:left w:val="single" w:sz="4" w:space="0" w:color="auto"/>
-            <w:bottom w:val="single" w:sz="4" w:space="0" w:color="auto"/>
-            <w:right w:val="single" w:sz="4" w:space="0" w:color="auto"/>
-            <w:insideH w:val="single" w:sz="4" w:space="0" w:color="auto"/>
-            <w:insideV w:val="single" w:sz="4" w:space="0" w:color="auto"/>
+            <w:top w:val="single" w:color="auto" w:sz="4" w:space="0"/>
+            <w:left w:val="single" w:color="auto" w:sz="4" w:space="0"/>
+            <w:bottom w:val="single" w:color="auto" w:sz="4" w:space="0"/>
+            <w:right w:val="single" w:color="auto" w:sz="4" w:space="0"/>
+            <w:insideH w:val="single" w:color="auto" w:sz="4" w:space="0"/>
+            <w:insideV w:val="single" w:color="auto" w:sz="4" w:space="0"/>
           </w:tblBorders>
           <w:tblCellMar>
             <w:top w:w="0" w:type="dxa"/>
@@ -5481,7 +5540,7 @@
           </w:tcPr>
           <w:p>
             <w:pPr>
-              <w:pStyle w:val="a1"/>
+              <w:pStyle w:val="29"/>
               <w:widowControl w:val="0"/>
               <w:rPr>
                 <w:rFonts w:hint="default"/>
@@ -5505,9 +5564,9 @@
           </w:tcPr>
           <w:p>
             <w:pPr>
-              <w:pStyle w:val="a1"/>
+              <w:pStyle w:val="29"/>
               <w:widowControl w:val="0"/>
-              <w:ind w:left="0" w:firstLine="0" w:leftChars="0" w:firstLineChars="0"/>
+              <w:ind w:left="0" w:leftChars="0" w:firstLine="0" w:firstLineChars="0"/>
               <w:jc w:val="center"/>
               <w:rPr>
                 <w:rFonts w:hint="default"/>
@@ -5531,9 +5590,9 @@
           </w:tcPr>
           <w:p>
             <w:pPr>
-              <w:pStyle w:val="a1"/>
+              <w:pStyle w:val="29"/>
               <w:widowControl w:val="0"/>
-              <w:ind w:left="0" w:firstLine="0" w:leftChars="0" w:firstLineChars="0"/>
+              <w:ind w:left="0" w:leftChars="0" w:firstLine="0" w:firstLineChars="0"/>
               <w:jc w:val="center"/>
               <w:rPr>
                 <w:rFonts w:hint="default"/>
@@ -5557,9 +5616,9 @@
           </w:tcPr>
           <w:p>
             <w:pPr>
-              <w:pStyle w:val="a1"/>
+              <w:pStyle w:val="29"/>
               <w:widowControl w:val="0"/>
-              <w:ind w:left="0" w:firstLine="0" w:leftChars="0" w:firstLineChars="0"/>
+              <w:ind w:left="0" w:leftChars="0" w:firstLine="0" w:firstLineChars="0"/>
               <w:jc w:val="center"/>
               <w:rPr>
                 <w:rFonts w:hint="default"/>
@@ -5580,8 +5639,14 @@
       </w:tr>
       <w:tr>
         <w:tblPrEx>
-          <w:tblW w:w="0" w:type="auto"/>
-          <w:tblInd w:w="0" w:type="dxa"/>
+          <w:tblBorders>
+            <w:top w:val="single" w:color="auto" w:sz="4" w:space="0"/>
+            <w:left w:val="single" w:color="auto" w:sz="4" w:space="0"/>
+            <w:bottom w:val="single" w:color="auto" w:sz="4" w:space="0"/>
+            <w:right w:val="single" w:color="auto" w:sz="4" w:space="0"/>
+            <w:insideH w:val="single" w:color="auto" w:sz="4" w:space="0"/>
+            <w:insideV w:val="single" w:color="auto" w:sz="4" w:space="0"/>
+          </w:tblBorders>
           <w:tblCellMar>
             <w:top w:w="0" w:type="dxa"/>
             <w:left w:w="108" w:type="dxa"/>
@@ -5590,7 +5655,7 @@
           </w:tblCellMar>
         </w:tblPrEx>
         <w:trPr>
-          <w:trHeight w:val="296"/>
+          <w:trHeight w:val="296" w:hRule="atLeast"/>
         </w:trPr>
         <w:tc>
           <w:tcPr>
@@ -5696,8 +5761,14 @@
       </w:tr>
       <w:tr>
         <w:tblPrEx>
-          <w:tblW w:w="0" w:type="auto"/>
-          <w:tblInd w:w="0" w:type="dxa"/>
+          <w:tblBorders>
+            <w:top w:val="single" w:color="auto" w:sz="4" w:space="0"/>
+            <w:left w:val="single" w:color="auto" w:sz="4" w:space="0"/>
+            <w:bottom w:val="single" w:color="auto" w:sz="4" w:space="0"/>
+            <w:right w:val="single" w:color="auto" w:sz="4" w:space="0"/>
+            <w:insideH w:val="single" w:color="auto" w:sz="4" w:space="0"/>
+            <w:insideV w:val="single" w:color="auto" w:sz="4" w:space="0"/>
+          </w:tblBorders>
           <w:tblCellMar>
             <w:top w:w="0" w:type="dxa"/>
             <w:left w:w="108" w:type="dxa"/>
@@ -5706,7 +5777,7 @@
           </w:tblCellMar>
         </w:tblPrEx>
         <w:trPr>
-          <w:trHeight w:val="318"/>
+          <w:trHeight w:val="318" w:hRule="atLeast"/>
         </w:trPr>
         <w:tc>
           <w:tcPr>
@@ -5812,8 +5883,14 @@
       </w:tr>
       <w:tr>
         <w:tblPrEx>
-          <w:tblW w:w="0" w:type="auto"/>
-          <w:tblInd w:w="0" w:type="dxa"/>
+          <w:tblBorders>
+            <w:top w:val="single" w:color="auto" w:sz="4" w:space="0"/>
+            <w:left w:val="single" w:color="auto" w:sz="4" w:space="0"/>
+            <w:bottom w:val="single" w:color="auto" w:sz="4" w:space="0"/>
+            <w:right w:val="single" w:color="auto" w:sz="4" w:space="0"/>
+            <w:insideH w:val="single" w:color="auto" w:sz="4" w:space="0"/>
+            <w:insideV w:val="single" w:color="auto" w:sz="4" w:space="0"/>
+          </w:tblBorders>
           <w:tblCellMar>
             <w:top w:w="0" w:type="dxa"/>
             <w:left w:w="108" w:type="dxa"/>
@@ -5822,7 +5899,7 @@
           </w:tblCellMar>
         </w:tblPrEx>
         <w:trPr>
-          <w:trHeight w:val="710"/>
+          <w:trHeight w:val="710" w:hRule="atLeast"/>
         </w:trPr>
         <w:tc>
           <w:tcPr>
@@ -5929,22 +6006,22 @@
     </w:tbl>
     <w:p>
       <w:pPr>
-        <w:pStyle w:val="1"/>
+        <w:pStyle w:val="28"/>
         <w:bidi w:val="0"/>
         <w:rPr>
-          <w:rStyle w:val="1Char"/>
-          <w:rFonts w:eastAsia="宋体" w:hint="default"/>
+          <w:rStyle w:val="38"/>
+          <w:rFonts w:hint="default" w:eastAsia="宋体"/>
           <w:lang w:val="en-US" w:eastAsia="zh-CN"/>
         </w:rPr>
       </w:pPr>
       <w:bookmarkStart w:id="21" w:name="bookmark3"/>
       <w:bookmarkEnd w:id="21"/>
       <w:bookmarkStart w:id="22" w:name="_Toc17424"/>
-      <w:bookmarkStart w:id="23" w:name="_Toc9472"/>
-      <w:r>
-        <w:rPr>
-          <w:rStyle w:val="1Char"/>
-          <w:rFonts w:eastAsia="宋体" w:hint="eastAsia"/>
+      <w:bookmarkStart w:id="23" w:name="_Toc18367"/>
+      <w:r>
+        <w:rPr>
+          <w:rStyle w:val="38"/>
+          <w:rFonts w:hint="eastAsia" w:eastAsia="宋体"/>
           <w:lang w:val="en-US" w:eastAsia="zh-CN"/>
         </w:rPr>
         <w:t>附则</w:t>
@@ -5972,17 +6049,17 @@
         <w:adjustRightInd w:val="0"/>
         <w:snapToGrid w:val="0"/>
         <w:spacing w:line="360" w:lineRule="auto"/>
-        <w:ind w:left="425" w:hanging="425" w:leftChars="0" w:firstLineChars="0"/>
+        <w:ind w:left="425" w:leftChars="0" w:hanging="425" w:firstLineChars="0"/>
         <w:textAlignment w:val="baseline"/>
         <w:rPr>
-          <w:rFonts w:ascii="宋体" w:eastAsia="宋体" w:hAnsi="宋体" w:cs="宋体"/>
+          <w:rFonts w:ascii="宋体" w:hAnsi="宋体" w:eastAsia="宋体" w:cs="宋体"/>
           <w:sz w:val="24"/>
           <w:szCs w:val="24"/>
         </w:rPr>
       </w:pPr>
       <w:r>
         <w:rPr>
-          <w:rFonts w:ascii="宋体" w:eastAsia="宋体" w:hAnsi="宋体" w:cs="宋体"/>
+          <w:rFonts w:ascii="宋体" w:hAnsi="宋体" w:eastAsia="宋体" w:cs="宋体"/>
           <w:spacing w:val="-1"/>
           <w:sz w:val="24"/>
           <w:szCs w:val="24"/>
@@ -5991,7 +6068,7 @@
       </w:r>
       <w:r>
         <w:rPr>
-          <w:rFonts w:ascii="宋体" w:eastAsia="宋体" w:hAnsi="宋体" w:cs="宋体" w:hint="eastAsia"/>
+          <w:rFonts w:hint="eastAsia" w:ascii="宋体" w:hAnsi="宋体" w:eastAsia="宋体" w:cs="宋体"/>
           <w:spacing w:val="-1"/>
           <w:sz w:val="24"/>
           <w:szCs w:val="24"/>
@@ -6001,7 +6078,7 @@
       </w:r>
       <w:r>
         <w:rPr>
-          <w:rFonts w:ascii="宋体" w:eastAsia="宋体" w:hAnsi="宋体" w:cs="宋体"/>
+          <w:rFonts w:ascii="宋体" w:hAnsi="宋体" w:eastAsia="宋体" w:cs="宋体"/>
           <w:spacing w:val="-1"/>
           <w:sz w:val="24"/>
           <w:szCs w:val="24"/>
@@ -6029,7 +6106,7 @@
         <w:adjustRightInd w:val="0"/>
         <w:snapToGrid w:val="0"/>
         <w:spacing w:line="360" w:lineRule="auto"/>
-        <w:ind w:left="425" w:hanging="425" w:leftChars="0" w:firstLineChars="0"/>
+        <w:ind w:left="425" w:leftChars="0" w:hanging="425" w:firstLineChars="0"/>
         <w:textAlignment w:val="baseline"/>
         <w:rPr>
           <w:rFonts w:hint="default"/>
@@ -6038,7 +6115,7 @@
       </w:pPr>
       <w:r>
         <w:rPr>
-          <w:rFonts w:ascii="宋体" w:eastAsia="宋体" w:hAnsi="宋体" w:cs="宋体"/>
+          <w:rFonts w:ascii="宋体" w:hAnsi="宋体" w:eastAsia="宋体" w:cs="宋体"/>
           <w:spacing w:val="-2"/>
           <w:sz w:val="24"/>
           <w:szCs w:val="24"/>
@@ -6048,7 +6125,7 @@
     </w:p>
     <w:p>
       <w:pPr>
-        <w:pStyle w:val="1"/>
+        <w:pStyle w:val="28"/>
         <w:bidi w:val="0"/>
         <w:rPr>
           <w:rFonts w:hint="default"/>
@@ -6057,7 +6134,7 @@
       </w:pPr>
       <w:bookmarkStart w:id="24" w:name="bookmark14"/>
       <w:bookmarkEnd w:id="24"/>
-      <w:bookmarkStart w:id="25" w:name="_Toc17302"/>
+      <w:bookmarkStart w:id="25" w:name="_Toc27269"/>
       <w:r>
         <w:rPr>
           <w:rFonts w:hint="eastAsia"/>
@@ -6069,7 +6146,7 @@
     </w:p>
     <w:p>
       <w:pPr>
-        <w:pStyle w:val="a3"/>
+        <w:pStyle w:val="39"/>
         <w:bidi w:val="0"/>
       </w:pPr>
       <w:r>
@@ -6088,14 +6165,14 @@
     </w:p>
     <w:p>
       <w:pPr>
-        <w:pStyle w:val="1"/>
+        <w:pStyle w:val="28"/>
         <w:bidi w:val="0"/>
         <w:rPr>
           <w:rFonts w:hint="eastAsia"/>
           <w:lang w:val="en-US" w:eastAsia="zh-CN"/>
         </w:rPr>
       </w:pPr>
-      <w:bookmarkStart w:id="26" w:name="_Toc26534"/>
+      <w:bookmarkStart w:id="26" w:name="_Toc11332"/>
       <w:r>
         <w:rPr>
           <w:rFonts w:hint="eastAsia"/>
@@ -6107,7 +6184,7 @@
     </w:p>
     <w:p>
       <w:pPr>
-        <w:pStyle w:val="a3"/>
+        <w:pStyle w:val="39"/>
         <w:bidi w:val="0"/>
       </w:pPr>
       <w:r>
@@ -6125,7 +6202,7 @@
     </w:p>
     <w:p>
       <w:pPr>
-        <w:pStyle w:val="a3"/>
+        <w:pStyle w:val="39"/>
         <w:bidi w:val="0"/>
       </w:pPr>
       <w:r>
@@ -6144,7 +6221,7 @@
     </w:p>
     <w:p>
       <w:pPr>
-        <w:pStyle w:val="a3"/>
+        <w:pStyle w:val="39"/>
         <w:bidi w:val="0"/>
       </w:pPr>
       <w:r>
@@ -6153,7 +6230,7 @@
     </w:p>
     <w:p>
       <w:pPr>
-        <w:pStyle w:val="a3"/>
+        <w:pStyle w:val="39"/>
         <w:bidi w:val="0"/>
       </w:pPr>
       <w:r>
@@ -6208,7 +6285,7 @@
     </w:p>
     <w:p>
       <w:pPr>
-        <w:pStyle w:val="a1"/>
+        <w:pStyle w:val="29"/>
         <w:rPr>
           <w:rFonts w:hint="eastAsia"/>
           <w:lang w:val="en-US" w:eastAsia="zh-CN"/>
@@ -6216,44 +6293,94 @@
       </w:pPr>
     </w:p>
     <w:sectPr>
-      <w:headerReference w:type="default" r:id="rId6"/>
-      <w:footerReference w:type="default" r:id="rId7"/>
+      <w:headerReference r:id="rId5" w:type="default"/>
+      <w:footerReference r:id="rId6" w:type="default"/>
       <w:pgSz w:w="11906" w:h="16838"/>
       <w:pgMar w:top="1417" w:right="1800" w:bottom="1440" w:left="1800" w:header="1140" w:footer="992" w:gutter="0"/>
-      <w:cols w:num="1" w:space="425"/>
+      <w:cols w:space="425" w:num="1"/>
       <w:docGrid w:type="lines" w:linePitch="312" w:charSpace="0"/>
     </w:sectPr>
   </w:body>
 </w:document>
 </file>
 
+<file path=word/endnotes.xml><?xml version="1.0" encoding="utf-8"?>
+<w:endnotes xmlns:wpc="http://schemas.microsoft.com/office/word/2010/wordprocessingCanvas" xmlns:mc="http://schemas.openxmlformats.org/markup-compatibility/2006" xmlns:o="urn:schemas-microsoft-com:office:office" xmlns:r="http://schemas.openxmlformats.org/officeDocument/2006/relationships" xmlns:m="http://schemas.openxmlformats.org/officeDocument/2006/math" xmlns:v="urn:schemas-microsoft-com:vml" xmlns:wp14="http://schemas.microsoft.com/office/word/2010/wordprocessingDrawing" xmlns:wp="http://schemas.openxmlformats.org/drawingml/2006/wordprocessingDrawing" xmlns:w="http://schemas.openxmlformats.org/wordprocessingml/2006/main" xmlns:w14="http://schemas.microsoft.com/office/word/2010/wordml" xmlns:w15="http://schemas.microsoft.com/office/word/2012/wordml" xmlns:w10="urn:schemas-microsoft-com:office:word" xmlns:wpg="http://schemas.microsoft.com/office/word/2010/wordprocessingGroup" xmlns:wpi="http://schemas.microsoft.com/office/word/2010/wordprocessingInk" xmlns:wne="http://schemas.microsoft.com/office/word/2006/wordml" xmlns:wps="http://schemas.microsoft.com/office/word/2010/wordprocessingShape" xmlns:wpsCustomData="http://www.wps.cn/officeDocument/2013/wpsCustomData" mc:Ignorable="w14 w15 wp14">
+  <w:endnote w:type="separator" w:id="0">
+    <w:p>
+      <w:pPr>
+        <w:spacing w:line="240" w:lineRule="auto"/>
+      </w:pPr>
+      <w:r>
+        <w:separator/>
+      </w:r>
+    </w:p>
+  </w:endnote>
+  <w:endnote w:type="continuationSeparator" w:id="1">
+    <w:p>
+      <w:pPr>
+        <w:spacing w:line="240" w:lineRule="auto"/>
+      </w:pPr>
+      <w:r>
+        <w:continuationSeparator/>
+      </w:r>
+    </w:p>
+  </w:endnote>
+</w:endnotes>
+</file>
+
 <file path=word/footer1.xml><?xml version="1.0" encoding="utf-8"?>
-<w:ftr xmlns:wpc="http://schemas.microsoft.com/office/word/2010/wordprocessingCanvas" xmlns:mc="http://schemas.openxmlformats.org/markup-compatibility/2006" xmlns:o="urn:schemas-microsoft-com:office:office" xmlns:r="http://schemas.openxmlformats.org/officeDocument/2006/relationships" xmlns:m="http://schemas.openxmlformats.org/officeDocument/2006/math" xmlns:v="urn:schemas-microsoft-com:vml" xmlns:wp14="http://schemas.microsoft.com/office/word/2010/wordprocessingDrawing" xmlns:wp="http://schemas.openxmlformats.org/drawingml/2006/wordprocessingDrawing" xmlns:w10="urn:schemas-microsoft-com:office:word" xmlns:w="http://schemas.openxmlformats.org/wordprocessingml/2006/main" xmlns:w14="http://schemas.microsoft.com/office/word/2010/wordml" xmlns:w15="http://schemas.microsoft.com/office/word/2012/wordml" xmlns:wne="http://schemas.microsoft.com/office/word/2006/wordml" xmlns:wpg="http://schemas.microsoft.com/office/word/2010/wordprocessingGroup" xmlns:wpi="http://schemas.microsoft.com/office/word/2010/wordprocessingInk" xmlns:wps="http://schemas.microsoft.com/office/word/2010/wordprocessingShape" mc:Ignorable="w14 w15 wp14">
+<w:ftr xmlns:wpc="http://schemas.microsoft.com/office/word/2010/wordprocessingCanvas" xmlns:mc="http://schemas.openxmlformats.org/markup-compatibility/2006" xmlns:o="urn:schemas-microsoft-com:office:office" xmlns:r="http://schemas.openxmlformats.org/officeDocument/2006/relationships" xmlns:m="http://schemas.openxmlformats.org/officeDocument/2006/math" xmlns:v="urn:schemas-microsoft-com:vml" xmlns:wp14="http://schemas.microsoft.com/office/word/2010/wordprocessingDrawing" xmlns:wp="http://schemas.openxmlformats.org/drawingml/2006/wordprocessingDrawing" xmlns:w10="urn:schemas-microsoft-com:office:word" xmlns:w="http://schemas.openxmlformats.org/wordprocessingml/2006/main" xmlns:w14="http://schemas.microsoft.com/office/word/2010/wordml" xmlns:w15="http://schemas.microsoft.com/office/word/2012/wordml" xmlns:wpg="http://schemas.microsoft.com/office/word/2010/wordprocessingGroup" xmlns:wpi="http://schemas.microsoft.com/office/word/2010/wordprocessingInk" xmlns:wne="http://schemas.microsoft.com/office/word/2006/wordml" xmlns:wps="http://schemas.microsoft.com/office/word/2010/wordprocessingShape" xmlns:wpsCustomData="http://www.wps.cn/officeDocument/2013/wpsCustomData" mc:Ignorable="w14 w15 wp14">
   <w:p>
     <w:pPr>
-      <w:pStyle w:val="Footer"/>
+      <w:pStyle w:val="14"/>
     </w:pPr>
   </w:p>
 </w:ftr>
 </file>
 
+<file path=word/footnotes.xml><?xml version="1.0" encoding="utf-8"?>
+<w:footnotes xmlns:wpc="http://schemas.microsoft.com/office/word/2010/wordprocessingCanvas" xmlns:mc="http://schemas.openxmlformats.org/markup-compatibility/2006" xmlns:o="urn:schemas-microsoft-com:office:office" xmlns:r="http://schemas.openxmlformats.org/officeDocument/2006/relationships" xmlns:m="http://schemas.openxmlformats.org/officeDocument/2006/math" xmlns:v="urn:schemas-microsoft-com:vml" xmlns:wp14="http://schemas.microsoft.com/office/word/2010/wordprocessingDrawing" xmlns:wp="http://schemas.openxmlformats.org/drawingml/2006/wordprocessingDrawing" xmlns:w="http://schemas.openxmlformats.org/wordprocessingml/2006/main" xmlns:w14="http://schemas.microsoft.com/office/word/2010/wordml" xmlns:w15="http://schemas.microsoft.com/office/word/2012/wordml" xmlns:w10="urn:schemas-microsoft-com:office:word" xmlns:wpg="http://schemas.microsoft.com/office/word/2010/wordprocessingGroup" xmlns:wpi="http://schemas.microsoft.com/office/word/2010/wordprocessingInk" xmlns:wne="http://schemas.microsoft.com/office/word/2006/wordml" xmlns:wps="http://schemas.microsoft.com/office/word/2010/wordprocessingShape" xmlns:wpsCustomData="http://www.wps.cn/officeDocument/2013/wpsCustomData" mc:Ignorable="w14 w15 wp14">
+  <w:footnote w:type="separator" w:id="0">
+    <w:p>
+      <w:pPr>
+        <w:spacing w:line="360" w:lineRule="auto"/>
+      </w:pPr>
+      <w:r>
+        <w:separator/>
+      </w:r>
+    </w:p>
+  </w:footnote>
+  <w:footnote w:type="continuationSeparator" w:id="1">
+    <w:p>
+      <w:pPr>
+        <w:spacing w:line="360" w:lineRule="auto"/>
+      </w:pPr>
+      <w:r>
+        <w:continuationSeparator/>
+      </w:r>
+    </w:p>
+  </w:footnote>
+</w:footnotes>
+</file>
+
 <file path=word/header1.xml><?xml version="1.0" encoding="utf-8"?>
-<w:hdr xmlns:wpc="http://schemas.microsoft.com/office/word/2010/wordprocessingCanvas" xmlns:mc="http://schemas.openxmlformats.org/markup-compatibility/2006" xmlns:o="urn:schemas-microsoft-com:office:office" xmlns:r="http://schemas.openxmlformats.org/officeDocument/2006/relationships" xmlns:m="http://schemas.openxmlformats.org/officeDocument/2006/math" xmlns:v="urn:schemas-microsoft-com:vml" xmlns:wp14="http://schemas.microsoft.com/office/word/2010/wordprocessingDrawing" xmlns:wp="http://schemas.openxmlformats.org/drawingml/2006/wordprocessingDrawing" xmlns:w10="urn:schemas-microsoft-com:office:word" xmlns:w="http://schemas.openxmlformats.org/wordprocessingml/2006/main" xmlns:w14="http://schemas.microsoft.com/office/word/2010/wordml" xmlns:w15="http://schemas.microsoft.com/office/word/2012/wordml" xmlns:wne="http://schemas.microsoft.com/office/word/2006/wordml" xmlns:wpg="http://schemas.microsoft.com/office/word/2010/wordprocessingGroup" xmlns:wpi="http://schemas.microsoft.com/office/word/2010/wordprocessingInk" xmlns:wps="http://schemas.microsoft.com/office/word/2010/wordprocessingShape" mc:Ignorable="w14 w15 wp14">
+<w:hdr xmlns:wpc="http://schemas.microsoft.com/office/word/2010/wordprocessingCanvas" xmlns:mc="http://schemas.openxmlformats.org/markup-compatibility/2006" xmlns:o="urn:schemas-microsoft-com:office:office" xmlns:r="http://schemas.openxmlformats.org/officeDocument/2006/relationships" xmlns:m="http://schemas.openxmlformats.org/officeDocument/2006/math" xmlns:v="urn:schemas-microsoft-com:vml" xmlns:wp14="http://schemas.microsoft.com/office/word/2010/wordprocessingDrawing" xmlns:wp="http://schemas.openxmlformats.org/drawingml/2006/wordprocessingDrawing" xmlns:w10="urn:schemas-microsoft-com:office:word" xmlns:w="http://schemas.openxmlformats.org/wordprocessingml/2006/main" xmlns:w14="http://schemas.microsoft.com/office/word/2010/wordml" xmlns:w15="http://schemas.microsoft.com/office/word/2012/wordml" xmlns:wpg="http://schemas.microsoft.com/office/word/2010/wordprocessingGroup" xmlns:wpi="http://schemas.microsoft.com/office/word/2010/wordprocessingInk" xmlns:wne="http://schemas.microsoft.com/office/word/2006/wordml" xmlns:wps="http://schemas.microsoft.com/office/word/2010/wordprocessingShape" xmlns:wpsCustomData="http://www.wps.cn/officeDocument/2013/wpsCustomData" mc:Ignorable="w14 w15 wp14">
   <w:p>
     <w:pPr>
-      <w:pStyle w:val="Header"/>
+      <w:pStyle w:val="15"/>
       <w:pBdr>
-        <w:bottom w:val="single" w:sz="4" w:space="1" w:color="auto"/>
+        <w:bottom w:val="single" w:color="auto" w:sz="4" w:space="1"/>
       </w:pBdr>
       <w:jc w:val="right"/>
       <w:rPr>
-        <w:rFonts w:eastAsiaTheme="minorEastAsia" w:hint="eastAsia"/>
+        <w:rFonts w:hint="eastAsia" w:eastAsiaTheme="minorEastAsia"/>
         <w:lang w:eastAsia="zh-CN"/>
       </w:rPr>
     </w:pPr>
     <w:r>
       <w:rPr>
-        <w:rFonts w:eastAsiaTheme="minorEastAsia" w:hint="eastAsia"/>
+        <w:rFonts w:hint="eastAsia" w:eastAsiaTheme="minorEastAsia"/>
         <w:lang w:eastAsia="zh-CN"/>
       </w:rPr>
       <w:t>陕西益利德软件科技有限公司</w:t>
@@ -6263,12 +6390,12 @@
 </file>
 
 <file path=word/numbering.xml><?xml version="1.0" encoding="utf-8"?>
-<w:numbering xmlns:wpc="http://schemas.microsoft.com/office/word/2010/wordprocessingCanvas" xmlns:mc="http://schemas.openxmlformats.org/markup-compatibility/2006" xmlns:o="urn:schemas-microsoft-com:office:office" xmlns:r="http://schemas.openxmlformats.org/officeDocument/2006/relationships" xmlns:m="http://schemas.openxmlformats.org/officeDocument/2006/math" xmlns:v="urn:schemas-microsoft-com:vml" xmlns:wp14="http://schemas.microsoft.com/office/word/2010/wordprocessingDrawing" xmlns:wp="http://schemas.openxmlformats.org/drawingml/2006/wordprocessingDrawing" xmlns:w10="urn:schemas-microsoft-com:office:word" xmlns:w="http://schemas.openxmlformats.org/wordprocessingml/2006/main" xmlns:w14="http://schemas.microsoft.com/office/word/2010/wordml" xmlns:w15="http://schemas.microsoft.com/office/word/2012/wordml" xmlns:wne="http://schemas.microsoft.com/office/word/2006/wordml" xmlns:wpg="http://schemas.microsoft.com/office/word/2010/wordprocessingGroup" xmlns:wpi="http://schemas.microsoft.com/office/word/2010/wordprocessingInk" xmlns:wps="http://schemas.microsoft.com/office/word/2010/wordprocessingShape" mc:Ignorable="w14 w15 wp14">
+<w:numbering xmlns:wpc="http://schemas.microsoft.com/office/word/2010/wordprocessingCanvas" xmlns:mc="http://schemas.openxmlformats.org/markup-compatibility/2006" xmlns:o="urn:schemas-microsoft-com:office:office" xmlns:r="http://schemas.openxmlformats.org/officeDocument/2006/relationships" xmlns:m="http://schemas.openxmlformats.org/officeDocument/2006/math" xmlns:v="urn:schemas-microsoft-com:vml" xmlns:wp14="http://schemas.microsoft.com/office/word/2010/wordprocessingDrawing" xmlns:wp="http://schemas.openxmlformats.org/drawingml/2006/wordprocessingDrawing" xmlns:w10="urn:schemas-microsoft-com:office:word" xmlns:w="http://schemas.openxmlformats.org/wordprocessingml/2006/main" xmlns:w14="http://schemas.microsoft.com/office/word/2010/wordml" xmlns:wpg="http://schemas.microsoft.com/office/word/2010/wordprocessingGroup" xmlns:wpi="http://schemas.microsoft.com/office/word/2010/wordprocessingInk" xmlns:wne="http://schemas.microsoft.com/office/word/2006/wordml" xmlns:wps="http://schemas.microsoft.com/office/word/2010/wordprocessingShape" xmlns:wpsCustomData="http://www.wps.cn/officeDocument/2013/wpsCustomData" mc:Ignorable="w14 wp14">
   <w:abstractNum w:abstractNumId="0">
     <w:nsid w:val="863CD3E1"/>
     <w:multiLevelType w:val="singleLevel"/>
     <w:tmpl w:val="863CD3E1"/>
-    <w:lvl w:ilvl="0">
+    <w:lvl w:ilvl="0" w:tentative="0">
       <w:start w:val="1"/>
       <w:numFmt w:val="decimal"/>
       <w:lvlText w:val="(%1)"/>
@@ -6288,10 +6415,10 @@
     <w:nsid w:val="8E964DCE"/>
     <w:multiLevelType w:val="multilevel"/>
     <w:tmpl w:val="8E964DCE"/>
-    <w:lvl w:ilvl="0">
+    <w:lvl w:ilvl="0" w:tentative="0">
       <w:start w:val="1"/>
       <w:numFmt w:val="decimal"/>
-      <w:pStyle w:val="Heading1"/>
+      <w:pStyle w:val="2"/>
       <w:lvlText w:val="%1."/>
       <w:lvlJc w:val="left"/>
       <w:pPr>
@@ -6301,10 +6428,10 @@
         <w:rFonts w:hint="default"/>
       </w:rPr>
     </w:lvl>
-    <w:lvl w:ilvl="1">
+    <w:lvl w:ilvl="1" w:tentative="0">
       <w:start w:val="1"/>
       <w:numFmt w:val="decimal"/>
-      <w:pStyle w:val="Heading2"/>
+      <w:pStyle w:val="3"/>
       <w:lvlText w:val="%1.%2."/>
       <w:lvlJc w:val="left"/>
       <w:pPr>
@@ -6314,10 +6441,10 @@
         <w:rFonts w:hint="default"/>
       </w:rPr>
     </w:lvl>
-    <w:lvl w:ilvl="2">
+    <w:lvl w:ilvl="2" w:tentative="0">
       <w:start w:val="1"/>
       <w:numFmt w:val="decimal"/>
-      <w:pStyle w:val="Heading3"/>
+      <w:pStyle w:val="4"/>
       <w:lvlText w:val="%1.%2.%3."/>
       <w:lvlJc w:val="left"/>
       <w:pPr>
@@ -6327,10 +6454,10 @@
         <w:rFonts w:hint="default"/>
       </w:rPr>
     </w:lvl>
-    <w:lvl w:ilvl="3">
+    <w:lvl w:ilvl="3" w:tentative="0">
       <w:start w:val="1"/>
       <w:numFmt w:val="decimal"/>
-      <w:pStyle w:val="Heading4"/>
+      <w:pStyle w:val="5"/>
       <w:lvlText w:val="%1.%2.%3.%4."/>
       <w:lvlJc w:val="left"/>
       <w:pPr>
@@ -6340,10 +6467,10 @@
         <w:rFonts w:hint="default"/>
       </w:rPr>
     </w:lvl>
-    <w:lvl w:ilvl="4">
+    <w:lvl w:ilvl="4" w:tentative="0">
       <w:start w:val="1"/>
       <w:numFmt w:val="decimal"/>
-      <w:pStyle w:val="Heading5"/>
+      <w:pStyle w:val="6"/>
       <w:lvlText w:val="%1.%2.%3.%4.%5."/>
       <w:lvlJc w:val="left"/>
       <w:pPr>
@@ -6353,10 +6480,10 @@
         <w:rFonts w:hint="default"/>
       </w:rPr>
     </w:lvl>
-    <w:lvl w:ilvl="5">
+    <w:lvl w:ilvl="5" w:tentative="0">
       <w:start w:val="1"/>
       <w:numFmt w:val="decimal"/>
-      <w:pStyle w:val="Heading6"/>
+      <w:pStyle w:val="7"/>
       <w:lvlText w:val="%1.%2.%3.%4.%5.%6."/>
       <w:lvlJc w:val="left"/>
       <w:pPr>
@@ -6366,10 +6493,10 @@
         <w:rFonts w:hint="default"/>
       </w:rPr>
     </w:lvl>
-    <w:lvl w:ilvl="6">
+    <w:lvl w:ilvl="6" w:tentative="0">
       <w:start w:val="1"/>
       <w:numFmt w:val="decimal"/>
-      <w:pStyle w:val="Heading7"/>
+      <w:pStyle w:val="8"/>
       <w:lvlText w:val="%1.%2.%3.%4.%5.%6.%7."/>
       <w:lvlJc w:val="left"/>
       <w:pPr>
@@ -6379,10 +6506,10 @@
         <w:rFonts w:hint="default"/>
       </w:rPr>
     </w:lvl>
-    <w:lvl w:ilvl="7">
+    <w:lvl w:ilvl="7" w:tentative="0">
       <w:start w:val="1"/>
       <w:numFmt w:val="decimal"/>
-      <w:pStyle w:val="Heading8"/>
+      <w:pStyle w:val="9"/>
       <w:lvlText w:val="%1.%2.%3.%4.%5.%6.%7.%8."/>
       <w:lvlJc w:val="left"/>
       <w:pPr>
@@ -6392,10 +6519,10 @@
         <w:rFonts w:hint="default"/>
       </w:rPr>
     </w:lvl>
-    <w:lvl w:ilvl="8">
+    <w:lvl w:ilvl="8" w:tentative="0">
       <w:start w:val="1"/>
       <w:numFmt w:val="decimal"/>
-      <w:pStyle w:val="Heading9"/>
+      <w:pStyle w:val="10"/>
       <w:lvlText w:val="%1.%2.%3.%4.%5.%6.%7.%8.%9."/>
       <w:lvlJc w:val="left"/>
       <w:pPr>
@@ -6410,7 +6537,7 @@
     <w:nsid w:val="A10DD649"/>
     <w:multiLevelType w:val="singleLevel"/>
     <w:tmpl w:val="A10DD649"/>
-    <w:lvl w:ilvl="0">
+    <w:lvl w:ilvl="0" w:tentative="0">
       <w:start w:val="1"/>
       <w:numFmt w:val="decimal"/>
       <w:lvlText w:val="(%1)"/>
@@ -6430,7 +6557,7 @@
     <w:nsid w:val="B0766F08"/>
     <w:multiLevelType w:val="singleLevel"/>
     <w:tmpl w:val="B0766F08"/>
-    <w:lvl w:ilvl="0">
+    <w:lvl w:ilvl="0" w:tentative="0">
       <w:start w:val="1"/>
       <w:numFmt w:val="decimal"/>
       <w:lvlText w:val="(%1)"/>
@@ -6450,7 +6577,7 @@
     <w:nsid w:val="C83E68AB"/>
     <w:multiLevelType w:val="singleLevel"/>
     <w:tmpl w:val="C83E68AB"/>
-    <w:lvl w:ilvl="0">
+    <w:lvl w:ilvl="0" w:tentative="0">
       <w:start w:val="1"/>
       <w:numFmt w:val="decimal"/>
       <w:lvlText w:val="%1."/>
@@ -6467,7 +6594,7 @@
     <w:nsid w:val="D5D45681"/>
     <w:multiLevelType w:val="singleLevel"/>
     <w:tmpl w:val="D5D45681"/>
-    <w:lvl w:ilvl="0">
+    <w:lvl w:ilvl="0" w:tentative="0">
       <w:start w:val="1"/>
       <w:numFmt w:val="decimal"/>
       <w:lvlText w:val="%1."/>
@@ -6484,7 +6611,7 @@
     <w:nsid w:val="E73A8041"/>
     <w:multiLevelType w:val="singleLevel"/>
     <w:tmpl w:val="E73A8041"/>
-    <w:lvl w:ilvl="0">
+    <w:lvl w:ilvl="0" w:tentative="0">
       <w:start w:val="1"/>
       <w:numFmt w:val="decimal"/>
       <w:lvlText w:val="%1."/>
@@ -6501,7 +6628,7 @@
     <w:nsid w:val="E8BF01C3"/>
     <w:multiLevelType w:val="singleLevel"/>
     <w:tmpl w:val="E8BF01C3"/>
-    <w:lvl w:ilvl="0">
+    <w:lvl w:ilvl="0" w:tentative="0">
       <w:start w:val="1"/>
       <w:numFmt w:val="decimal"/>
       <w:lvlText w:val="(%1)"/>
@@ -6521,7 +6648,7 @@
     <w:nsid w:val="F9539CF3"/>
     <w:multiLevelType w:val="singleLevel"/>
     <w:tmpl w:val="F9539CF3"/>
-    <w:lvl w:ilvl="0">
+    <w:lvl w:ilvl="0" w:tentative="0">
       <w:start w:val="1"/>
       <w:numFmt w:val="decimal"/>
       <w:lvlText w:val="%1."/>
@@ -6538,7 +6665,7 @@
     <w:nsid w:val="002ED24C"/>
     <w:multiLevelType w:val="singleLevel"/>
     <w:tmpl w:val="002ED24C"/>
-    <w:lvl w:ilvl="0">
+    <w:lvl w:ilvl="0" w:tentative="0">
       <w:start w:val="1"/>
       <w:numFmt w:val="decimal"/>
       <w:lvlText w:val="%1."/>
@@ -6555,7 +6682,7 @@
     <w:nsid w:val="02CB9B08"/>
     <w:multiLevelType w:val="singleLevel"/>
     <w:tmpl w:val="02CB9B08"/>
-    <w:lvl w:ilvl="0">
+    <w:lvl w:ilvl="0" w:tentative="0">
       <w:start w:val="1"/>
       <w:numFmt w:val="decimal"/>
       <w:lvlText w:val="%1."/>
@@ -6572,7 +6699,7 @@
     <w:nsid w:val="0930E691"/>
     <w:multiLevelType w:val="singleLevel"/>
     <w:tmpl w:val="0930E691"/>
-    <w:lvl w:ilvl="0">
+    <w:lvl w:ilvl="0" w:tentative="0">
       <w:start w:val="1"/>
       <w:numFmt w:val="decimal"/>
       <w:lvlText w:val="(%1)"/>
@@ -6592,7 +6719,7 @@
     <w:nsid w:val="13A488A5"/>
     <w:multiLevelType w:val="singleLevel"/>
     <w:tmpl w:val="13A488A5"/>
-    <w:lvl w:ilvl="0">
+    <w:lvl w:ilvl="0" w:tentative="0">
       <w:start w:val="1"/>
       <w:numFmt w:val="decimal"/>
       <w:lvlText w:val="%1."/>
@@ -6609,7 +6736,7 @@
     <w:nsid w:val="1CE00D6C"/>
     <w:multiLevelType w:val="singleLevel"/>
     <w:tmpl w:val="1CE00D6C"/>
-    <w:lvl w:ilvl="0">
+    <w:lvl w:ilvl="0" w:tentative="0">
       <w:start w:val="1"/>
       <w:numFmt w:val="decimal"/>
       <w:lvlText w:val="%1."/>
@@ -6626,7 +6753,7 @@
     <w:nsid w:val="253DE531"/>
     <w:multiLevelType w:val="singleLevel"/>
     <w:tmpl w:val="253DE531"/>
-    <w:lvl w:ilvl="0">
+    <w:lvl w:ilvl="0" w:tentative="0">
       <w:start w:val="1"/>
       <w:numFmt w:val="decimal"/>
       <w:lvlText w:val="(%1)"/>
@@ -6646,7 +6773,7 @@
     <w:nsid w:val="2CA554D1"/>
     <w:multiLevelType w:val="singleLevel"/>
     <w:tmpl w:val="2CA554D1"/>
-    <w:lvl w:ilvl="0">
+    <w:lvl w:ilvl="0" w:tentative="0">
       <w:start w:val="1"/>
       <w:numFmt w:val="decimal"/>
       <w:lvlText w:val="%1."/>
@@ -6663,7 +6790,7 @@
     <w:nsid w:val="59063A32"/>
     <w:multiLevelType w:val="singleLevel"/>
     <w:tmpl w:val="59063A32"/>
-    <w:lvl w:ilvl="0">
+    <w:lvl w:ilvl="0" w:tentative="0">
       <w:start w:val="1"/>
       <w:numFmt w:val="decimal"/>
       <w:lvlText w:val="%1."/>
@@ -6680,7 +6807,7 @@
     <w:nsid w:val="6F777DAF"/>
     <w:multiLevelType w:val="singleLevel"/>
     <w:tmpl w:val="6F777DAF"/>
-    <w:lvl w:ilvl="0">
+    <w:lvl w:ilvl="0" w:tentative="0">
       <w:start w:val="1"/>
       <w:numFmt w:val="decimal"/>
       <w:lvlText w:val="(%1)"/>
@@ -6700,7 +6827,7 @@
     <w:nsid w:val="71F07891"/>
     <w:multiLevelType w:val="singleLevel"/>
     <w:tmpl w:val="71F07891"/>
-    <w:lvl w:ilvl="0">
+    <w:lvl w:ilvl="0" w:tentative="0">
       <w:start w:val="1"/>
       <w:numFmt w:val="decimal"/>
       <w:lvlText w:val="%1."/>
@@ -6774,267 +6901,269 @@
 </file>
 
 <file path=word/styles.xml><?xml version="1.0" encoding="utf-8"?>
-<w:styles xmlns:mc="http://schemas.openxmlformats.org/markup-compatibility/2006" xmlns:r="http://schemas.openxmlformats.org/officeDocument/2006/relationships" xmlns:w="http://schemas.openxmlformats.org/wordprocessingml/2006/main" xmlns:w14="http://schemas.microsoft.com/office/word/2010/wordml" xmlns:w15="http://schemas.microsoft.com/office/word/2012/wordml" mc:Ignorable="w14 w15">
+<w:styles xmlns:mc="http://schemas.openxmlformats.org/markup-compatibility/2006" xmlns:o="urn:schemas-microsoft-com:office:office" xmlns:r="http://schemas.openxmlformats.org/officeDocument/2006/relationships" xmlns:m="http://schemas.openxmlformats.org/officeDocument/2006/math" xmlns:v="urn:schemas-microsoft-com:vml" xmlns:w="http://schemas.openxmlformats.org/wordprocessingml/2006/main" xmlns:w14="http://schemas.microsoft.com/office/word/2010/wordml" xmlns:w10="urn:schemas-microsoft-com:office:word" xmlns:sl="http://schemas.openxmlformats.org/schemaLibrary/2006/main" xmlns:wpsCustomData="http://www.wps.cn/officeDocument/2013/wpsCustomData" mc:Ignorable="w14">
   <w:docDefaults>
     <w:rPrDefault>
       <w:rPr>
-        <w:rFonts w:ascii="Times New Roman" w:eastAsia="宋体" w:hAnsi="Times New Roman" w:cs="Times New Roman"/>
+        <w:rFonts w:ascii="Times New Roman" w:hAnsi="Times New Roman" w:eastAsia="宋体" w:cs="Times New Roman"/>
       </w:rPr>
     </w:rPrDefault>
     <w:pPrDefault/>
   </w:docDefaults>
-  <w:latentStyles w:defLockedState="0" w:defUIPriority="99" w:defSemiHidden="1" w:defUnhideWhenUsed="1" w:defQFormat="0" w:count="260">
-    <w:lsdException w:name="Normal" w:semiHidden="0" w:uiPriority="0" w:unhideWhenUsed="0" w:qFormat="1"/>
-    <w:lsdException w:name="heading 1" w:semiHidden="0" w:uiPriority="0" w:unhideWhenUsed="0" w:qFormat="1"/>
-    <w:lsdException w:name="heading 2" w:semiHidden="0" w:uiPriority="0" w:qFormat="1"/>
-    <w:lsdException w:name="heading 3" w:uiPriority="0" w:qFormat="1"/>
-    <w:lsdException w:name="heading 4" w:semiHidden="0" w:uiPriority="0" w:qFormat="1"/>
-    <w:lsdException w:name="heading 5" w:uiPriority="0" w:qFormat="1"/>
-    <w:lsdException w:name="heading 6" w:uiPriority="0" w:qFormat="1"/>
-    <w:lsdException w:name="heading 7" w:uiPriority="0" w:qFormat="1"/>
-    <w:lsdException w:name="heading 8" w:uiPriority="0" w:qFormat="1"/>
-    <w:lsdException w:name="heading 9" w:uiPriority="0" w:qFormat="1"/>
-    <w:lsdException w:name="index 1" w:semiHidden="0" w:uiPriority="0" w:unhideWhenUsed="0"/>
-    <w:lsdException w:name="index 2" w:semiHidden="0" w:uiPriority="0" w:unhideWhenUsed="0"/>
-    <w:lsdException w:name="index 3" w:semiHidden="0" w:uiPriority="0" w:unhideWhenUsed="0"/>
-    <w:lsdException w:name="index 4" w:semiHidden="0" w:uiPriority="0" w:unhideWhenUsed="0"/>
-    <w:lsdException w:name="index 5" w:semiHidden="0" w:uiPriority="0" w:unhideWhenUsed="0"/>
-    <w:lsdException w:name="index 6" w:semiHidden="0" w:uiPriority="0" w:unhideWhenUsed="0"/>
-    <w:lsdException w:name="index 7" w:semiHidden="0" w:uiPriority="0" w:unhideWhenUsed="0"/>
-    <w:lsdException w:name="index 8" w:semiHidden="0" w:uiPriority="0" w:unhideWhenUsed="0"/>
-    <w:lsdException w:name="index 9" w:semiHidden="0" w:uiPriority="0" w:unhideWhenUsed="0"/>
-    <w:lsdException w:name="toc 1" w:semiHidden="0" w:uiPriority="0" w:unhideWhenUsed="0" w:qFormat="1"/>
-    <w:lsdException w:name="toc 2" w:semiHidden="0" w:uiPriority="0" w:unhideWhenUsed="0" w:qFormat="1"/>
-    <w:lsdException w:name="toc 3" w:semiHidden="0" w:uiPriority="0" w:unhideWhenUsed="0" w:qFormat="1"/>
-    <w:lsdException w:name="toc 4" w:semiHidden="0" w:uiPriority="0" w:unhideWhenUsed="0"/>
-    <w:lsdException w:name="toc 5" w:semiHidden="0" w:uiPriority="0" w:unhideWhenUsed="0"/>
-    <w:lsdException w:name="toc 6" w:semiHidden="0" w:uiPriority="0" w:unhideWhenUsed="0"/>
-    <w:lsdException w:name="toc 7" w:semiHidden="0" w:uiPriority="0" w:unhideWhenUsed="0"/>
-    <w:lsdException w:name="toc 8" w:semiHidden="0" w:uiPriority="0" w:unhideWhenUsed="0"/>
-    <w:lsdException w:name="toc 9" w:semiHidden="0" w:uiPriority="0" w:unhideWhenUsed="0"/>
-    <w:lsdException w:name="Normal Indent" w:semiHidden="0" w:uiPriority="0" w:unhideWhenUsed="0"/>
-    <w:lsdException w:name="footnote text" w:semiHidden="0" w:uiPriority="0" w:unhideWhenUsed="0"/>
-    <w:lsdException w:name="annotation text" w:semiHidden="0" w:uiPriority="0" w:unhideWhenUsed="0" w:qFormat="1"/>
-    <w:lsdException w:name="header" w:semiHidden="0" w:uiPriority="0" w:unhideWhenUsed="0" w:qFormat="1"/>
-    <w:lsdException w:name="footer" w:semiHidden="0" w:uiPriority="0" w:unhideWhenUsed="0" w:qFormat="1"/>
-    <w:lsdException w:name="index heading" w:semiHidden="0" w:uiPriority="0" w:unhideWhenUsed="0"/>
-    <w:lsdException w:name="caption" w:uiPriority="0" w:qFormat="1"/>
-    <w:lsdException w:name="table of figures" w:semiHidden="0" w:uiPriority="0" w:unhideWhenUsed="0"/>
-    <w:lsdException w:name="envelope address" w:semiHidden="0" w:uiPriority="0" w:unhideWhenUsed="0"/>
-    <w:lsdException w:name="envelope return" w:semiHidden="0" w:uiPriority="0" w:unhideWhenUsed="0"/>
-    <w:lsdException w:name="footnote reference" w:semiHidden="0" w:uiPriority="0" w:unhideWhenUsed="0"/>
-    <w:lsdException w:name="annotation reference" w:semiHidden="0" w:uiPriority="0" w:unhideWhenUsed="0"/>
-    <w:lsdException w:name="line number" w:semiHidden="0" w:uiPriority="0" w:unhideWhenUsed="0"/>
-    <w:lsdException w:name="page number" w:semiHidden="0" w:uiPriority="0" w:unhideWhenUsed="0"/>
-    <w:lsdException w:name="endnote reference" w:semiHidden="0" w:uiPriority="0" w:unhideWhenUsed="0"/>
-    <w:lsdException w:name="endnote text" w:semiHidden="0" w:uiPriority="0" w:unhideWhenUsed="0"/>
-    <w:lsdException w:name="table of authorities" w:semiHidden="0" w:uiPriority="0" w:unhideWhenUsed="0"/>
-    <w:lsdException w:name="macro" w:semiHidden="0" w:uiPriority="0" w:unhideWhenUsed="0"/>
-    <w:lsdException w:name="toa heading" w:semiHidden="0" w:uiPriority="0" w:unhideWhenUsed="0"/>
-    <w:lsdException w:name="List" w:semiHidden="0" w:uiPriority="0" w:unhideWhenUsed="0"/>
-    <w:lsdException w:name="List Bullet" w:semiHidden="0" w:uiPriority="0" w:unhideWhenUsed="0"/>
-    <w:lsdException w:name="List Number" w:semiHidden="0" w:uiPriority="0" w:unhideWhenUsed="0"/>
-    <w:lsdException w:name="List 2" w:semiHidden="0" w:uiPriority="0" w:unhideWhenUsed="0"/>
-    <w:lsdException w:name="List 3" w:semiHidden="0" w:uiPriority="0" w:unhideWhenUsed="0"/>
-    <w:lsdException w:name="List 4" w:semiHidden="0" w:uiPriority="0" w:unhideWhenUsed="0"/>
-    <w:lsdException w:name="List 5" w:semiHidden="0" w:uiPriority="0" w:unhideWhenUsed="0"/>
-    <w:lsdException w:name="List Bullet 2" w:semiHidden="0" w:uiPriority="0" w:unhideWhenUsed="0"/>
-    <w:lsdException w:name="List Bullet 3" w:semiHidden="0" w:uiPriority="0" w:unhideWhenUsed="0"/>
-    <w:lsdException w:name="List Bullet 4" w:semiHidden="0" w:uiPriority="0" w:unhideWhenUsed="0"/>
-    <w:lsdException w:name="List Bullet 5" w:semiHidden="0" w:uiPriority="0" w:unhideWhenUsed="0"/>
-    <w:lsdException w:name="List Number 2" w:semiHidden="0" w:uiPriority="0" w:unhideWhenUsed="0"/>
-    <w:lsdException w:name="List Number 3" w:semiHidden="0" w:uiPriority="0" w:unhideWhenUsed="0"/>
-    <w:lsdException w:name="List Number 4" w:semiHidden="0" w:uiPriority="0" w:unhideWhenUsed="0"/>
-    <w:lsdException w:name="List Number 5" w:semiHidden="0" w:uiPriority="0" w:unhideWhenUsed="0"/>
-    <w:lsdException w:name="Title" w:semiHidden="0" w:uiPriority="0" w:unhideWhenUsed="0" w:qFormat="1"/>
-    <w:lsdException w:name="Closing" w:semiHidden="0" w:uiPriority="0" w:unhideWhenUsed="0"/>
-    <w:lsdException w:name="Signature" w:semiHidden="0" w:uiPriority="0" w:unhideWhenUsed="0"/>
-    <w:lsdException w:name="Default Paragraph Font" w:uiPriority="0" w:unhideWhenUsed="0" w:qFormat="1"/>
-    <w:lsdException w:name="Body Text" w:uiPriority="0" w:unhideWhenUsed="0" w:qFormat="1"/>
-    <w:lsdException w:name="Body Text Indent" w:semiHidden="0" w:uiPriority="0" w:unhideWhenUsed="0"/>
-    <w:lsdException w:name="List Continue" w:semiHidden="0" w:uiPriority="0" w:unhideWhenUsed="0"/>
-    <w:lsdException w:name="List Continue 2" w:semiHidden="0" w:uiPriority="0" w:unhideWhenUsed="0"/>
-    <w:lsdException w:name="List Continue 3" w:semiHidden="0" w:uiPriority="0" w:unhideWhenUsed="0"/>
-    <w:lsdException w:name="List Continue 4" w:semiHidden="0" w:uiPriority="0" w:unhideWhenUsed="0"/>
-    <w:lsdException w:name="List Continue 5" w:semiHidden="0" w:uiPriority="0" w:unhideWhenUsed="0"/>
-    <w:lsdException w:name="Message Header" w:semiHidden="0" w:uiPriority="0" w:unhideWhenUsed="0"/>
-    <w:lsdException w:name="Subtitle" w:semiHidden="0" w:uiPriority="0" w:unhideWhenUsed="0" w:qFormat="1"/>
-    <w:lsdException w:name="Salutation" w:semiHidden="0" w:uiPriority="0" w:unhideWhenUsed="0"/>
-    <w:lsdException w:name="Date" w:semiHidden="0" w:uiPriority="0" w:unhideWhenUsed="0"/>
-    <w:lsdException w:name="Body Text First Indent" w:semiHidden="0" w:uiPriority="0" w:unhideWhenUsed="0"/>
-    <w:lsdException w:name="Body Text First Indent 2" w:semiHidden="0" w:uiPriority="0" w:unhideWhenUsed="0"/>
-    <w:lsdException w:name="Body Text 2" w:semiHidden="0" w:uiPriority="0" w:unhideWhenUsed="0"/>
-    <w:lsdException w:name="Body Text 3" w:semiHidden="0" w:uiPriority="0" w:unhideWhenUsed="0"/>
-    <w:lsdException w:name="Body Text Indent 2" w:semiHidden="0" w:uiPriority="0" w:unhideWhenUsed="0"/>
-    <w:lsdException w:name="Body Text Indent 3" w:semiHidden="0" w:uiPriority="0" w:unhideWhenUsed="0"/>
-    <w:lsdException w:name="Block Text" w:semiHidden="0" w:uiPriority="0" w:unhideWhenUsed="0"/>
-    <w:lsdException w:name="Hyperlink" w:semiHidden="0" w:uiPriority="0" w:unhideWhenUsed="0"/>
-    <w:lsdException w:name="FollowedHyperlink" w:semiHidden="0" w:uiPriority="0" w:unhideWhenUsed="0"/>
-    <w:lsdException w:name="Strong" w:semiHidden="0" w:uiPriority="0" w:unhideWhenUsed="0" w:qFormat="1"/>
-    <w:lsdException w:name="Emphasis" w:semiHidden="0" w:uiPriority="0" w:unhideWhenUsed="0" w:qFormat="1"/>
-    <w:lsdException w:name="Document Map" w:semiHidden="0" w:uiPriority="0" w:unhideWhenUsed="0"/>
-    <w:lsdException w:name="Plain Text" w:semiHidden="0" w:uiPriority="0" w:unhideWhenUsed="0"/>
-    <w:lsdException w:name="E-mail Signature" w:semiHidden="0" w:uiPriority="0" w:unhideWhenUsed="0"/>
-    <w:lsdException w:name="Normal (Web)" w:semiHidden="0" w:uiPriority="0" w:unhideWhenUsed="0" w:qFormat="1"/>
-    <w:lsdException w:name="HTML Acronym" w:semiHidden="0" w:uiPriority="0" w:unhideWhenUsed="0"/>
-    <w:lsdException w:name="HTML Address" w:semiHidden="0" w:uiPriority="0" w:unhideWhenUsed="0"/>
-    <w:lsdException w:name="HTML Cite" w:semiHidden="0" w:uiPriority="0" w:unhideWhenUsed="0"/>
-    <w:lsdException w:name="HTML Code" w:semiHidden="0" w:uiPriority="0" w:unhideWhenUsed="0"/>
-    <w:lsdException w:name="HTML Definition" w:semiHidden="0" w:uiPriority="0" w:unhideWhenUsed="0"/>
-    <w:lsdException w:name="HTML Keyboard" w:semiHidden="0" w:uiPriority="0" w:unhideWhenUsed="0"/>
-    <w:lsdException w:name="HTML Preformatted" w:semiHidden="0" w:uiPriority="0" w:unhideWhenUsed="0"/>
-    <w:lsdException w:name="HTML Sample" w:semiHidden="0" w:uiPriority="0" w:unhideWhenUsed="0"/>
-    <w:lsdException w:name="HTML Typewriter" w:semiHidden="0" w:uiPriority="0" w:unhideWhenUsed="0"/>
-    <w:lsdException w:name="HTML Variable" w:semiHidden="0" w:uiPriority="0" w:unhideWhenUsed="0"/>
-    <w:lsdException w:name="Normal Table" w:uiPriority="0" w:unhideWhenUsed="0" w:qFormat="1"/>
-    <w:lsdException w:name="annotation subject" w:semiHidden="0" w:uiPriority="0" w:unhideWhenUsed="0"/>
-    <w:lsdException w:name="Table Simple 1" w:semiHidden="0" w:uiPriority="0" w:unhideWhenUsed="0"/>
-    <w:lsdException w:name="Table Simple 2" w:semiHidden="0" w:uiPriority="0" w:unhideWhenUsed="0"/>
-    <w:lsdException w:name="Table Simple 3" w:semiHidden="0" w:uiPriority="0" w:unhideWhenUsed="0"/>
-    <w:lsdException w:name="Table Classic 1" w:semiHidden="0" w:uiPriority="0" w:unhideWhenUsed="0"/>
-    <w:lsdException w:name="Table Classic 2" w:semiHidden="0" w:uiPriority="0" w:unhideWhenUsed="0"/>
-    <w:lsdException w:name="Table Classic 3" w:semiHidden="0" w:uiPriority="0" w:unhideWhenUsed="0"/>
-    <w:lsdException w:name="Table Classic 4" w:semiHidden="0" w:uiPriority="0" w:unhideWhenUsed="0"/>
-    <w:lsdException w:name="Table Colorful 1" w:semiHidden="0" w:uiPriority="0" w:unhideWhenUsed="0"/>
-    <w:lsdException w:name="Table Colorful 2" w:semiHidden="0" w:uiPriority="0" w:unhideWhenUsed="0"/>
-    <w:lsdException w:name="Table Colorful 3" w:semiHidden="0" w:uiPriority="0" w:unhideWhenUsed="0"/>
-    <w:lsdException w:name="Table Columns 1" w:semiHidden="0" w:uiPriority="0" w:unhideWhenUsed="0"/>
-    <w:lsdException w:name="Table Columns 2" w:semiHidden="0" w:uiPriority="0" w:unhideWhenUsed="0"/>
-    <w:lsdException w:name="Table Columns 3" w:semiHidden="0" w:uiPriority="0" w:unhideWhenUsed="0"/>
-    <w:lsdException w:name="Table Columns 4" w:semiHidden="0" w:uiPriority="0" w:unhideWhenUsed="0"/>
-    <w:lsdException w:name="Table Columns 5" w:semiHidden="0" w:uiPriority="0" w:unhideWhenUsed="0"/>
-    <w:lsdException w:name="Table Grid 1" w:semiHidden="0" w:uiPriority="0" w:unhideWhenUsed="0"/>
-    <w:lsdException w:name="Table Grid 2" w:semiHidden="0" w:uiPriority="0" w:unhideWhenUsed="0"/>
-    <w:lsdException w:name="Table Grid 3" w:semiHidden="0" w:uiPriority="0" w:unhideWhenUsed="0"/>
-    <w:lsdException w:name="Table Grid 4" w:semiHidden="0" w:uiPriority="0" w:unhideWhenUsed="0"/>
-    <w:lsdException w:name="Table Grid 5" w:semiHidden="0" w:uiPriority="0" w:unhideWhenUsed="0"/>
-    <w:lsdException w:name="Table Grid 6" w:semiHidden="0" w:uiPriority="0" w:unhideWhenUsed="0"/>
-    <w:lsdException w:name="Table Grid 7" w:semiHidden="0" w:uiPriority="0" w:unhideWhenUsed="0"/>
-    <w:lsdException w:name="Table Grid 8" w:semiHidden="0" w:uiPriority="0" w:unhideWhenUsed="0"/>
-    <w:lsdException w:name="Table List 1" w:semiHidden="0" w:uiPriority="0" w:unhideWhenUsed="0"/>
-    <w:lsdException w:name="Table List 2" w:semiHidden="0" w:uiPriority="0" w:unhideWhenUsed="0"/>
-    <w:lsdException w:name="Table List 3" w:semiHidden="0" w:uiPriority="0" w:unhideWhenUsed="0"/>
-    <w:lsdException w:name="Table List 4" w:semiHidden="0" w:uiPriority="0" w:unhideWhenUsed="0"/>
-    <w:lsdException w:name="Table List 5" w:semiHidden="0" w:uiPriority="0" w:unhideWhenUsed="0"/>
-    <w:lsdException w:name="Table List 6" w:semiHidden="0" w:uiPriority="0" w:unhideWhenUsed="0"/>
-    <w:lsdException w:name="Table List 7" w:semiHidden="0" w:uiPriority="0" w:unhideWhenUsed="0"/>
-    <w:lsdException w:name="Table List 8" w:semiHidden="0" w:uiPriority="0" w:unhideWhenUsed="0"/>
-    <w:lsdException w:name="Table 3D effects 1" w:semiHidden="0" w:uiPriority="0" w:unhideWhenUsed="0"/>
-    <w:lsdException w:name="Table 3D effects 2" w:semiHidden="0" w:uiPriority="0" w:unhideWhenUsed="0"/>
-    <w:lsdException w:name="Table 3D effects 3" w:semiHidden="0" w:uiPriority="0" w:unhideWhenUsed="0"/>
-    <w:lsdException w:name="Table Contemporary" w:semiHidden="0" w:uiPriority="0" w:unhideWhenUsed="0"/>
-    <w:lsdException w:name="Table Elegant" w:semiHidden="0" w:uiPriority="0" w:unhideWhenUsed="0"/>
-    <w:lsdException w:name="Table Professional" w:semiHidden="0" w:uiPriority="0" w:unhideWhenUsed="0"/>
-    <w:lsdException w:name="Table Subtle 1" w:semiHidden="0" w:uiPriority="0" w:unhideWhenUsed="0"/>
-    <w:lsdException w:name="Table Subtle 2" w:semiHidden="0" w:uiPriority="0" w:unhideWhenUsed="0"/>
-    <w:lsdException w:name="Table Web 1" w:semiHidden="0" w:uiPriority="0" w:unhideWhenUsed="0"/>
-    <w:lsdException w:name="Table Web 2" w:semiHidden="0" w:uiPriority="0" w:unhideWhenUsed="0"/>
-    <w:lsdException w:name="Table Web 3" w:semiHidden="0" w:uiPriority="0" w:unhideWhenUsed="0"/>
-    <w:lsdException w:name="Balloon Text" w:semiHidden="0" w:uiPriority="0" w:unhideWhenUsed="0"/>
-    <w:lsdException w:name="Table Grid" w:semiHidden="0" w:uiPriority="0" w:unhideWhenUsed="0" w:qFormat="1"/>
-    <w:lsdException w:name="Table Theme" w:semiHidden="0" w:uiPriority="0" w:unhideWhenUsed="0"/>
-    <w:lsdException w:name="Light Shading" w:semiHidden="0" w:uiPriority="60" w:unhideWhenUsed="0"/>
-    <w:lsdException w:name="Light List" w:semiHidden="0" w:uiPriority="61" w:unhideWhenUsed="0"/>
-    <w:lsdException w:name="Light Grid" w:semiHidden="0" w:uiPriority="62" w:unhideWhenUsed="0"/>
-    <w:lsdException w:name="Medium Shading 1" w:semiHidden="0" w:uiPriority="63" w:unhideWhenUsed="0"/>
-    <w:lsdException w:name="Medium Shading 2" w:semiHidden="0" w:uiPriority="64" w:unhideWhenUsed="0"/>
-    <w:lsdException w:name="Medium List 1" w:semiHidden="0" w:uiPriority="65" w:unhideWhenUsed="0"/>
-    <w:lsdException w:name="Medium List 2" w:semiHidden="0" w:uiPriority="66" w:unhideWhenUsed="0"/>
-    <w:lsdException w:name="Medium Grid 1" w:semiHidden="0" w:uiPriority="67" w:unhideWhenUsed="0"/>
-    <w:lsdException w:name="Medium Grid 2" w:semiHidden="0" w:uiPriority="68" w:unhideWhenUsed="0"/>
-    <w:lsdException w:name="Medium Grid 3" w:semiHidden="0" w:uiPriority="69" w:unhideWhenUsed="0"/>
-    <w:lsdException w:name="Dark List" w:semiHidden="0" w:uiPriority="70" w:unhideWhenUsed="0"/>
-    <w:lsdException w:name="Colorful Shading" w:semiHidden="0" w:uiPriority="71" w:unhideWhenUsed="0"/>
-    <w:lsdException w:name="Colorful List" w:semiHidden="0" w:uiPriority="72" w:unhideWhenUsed="0"/>
-    <w:lsdException w:name="Colorful Grid" w:semiHidden="0" w:uiPriority="73" w:unhideWhenUsed="0"/>
-    <w:lsdException w:name="Light Shading Accent 1" w:semiHidden="0" w:uiPriority="60" w:unhideWhenUsed="0"/>
-    <w:lsdException w:name="Light List Accent 1" w:semiHidden="0" w:uiPriority="61" w:unhideWhenUsed="0"/>
-    <w:lsdException w:name="Light Grid Accent 1" w:semiHidden="0" w:uiPriority="62" w:unhideWhenUsed="0"/>
-    <w:lsdException w:name="Medium Shading 1 Accent 1" w:semiHidden="0" w:uiPriority="63" w:unhideWhenUsed="0"/>
-    <w:lsdException w:name="Medium Shading 2 Accent 1" w:semiHidden="0" w:uiPriority="64" w:unhideWhenUsed="0"/>
-    <w:lsdException w:name="Medium List 1 Accent 1" w:semiHidden="0" w:uiPriority="65" w:unhideWhenUsed="0"/>
-    <w:lsdException w:name="Medium List 2 Accent 1" w:semiHidden="0" w:uiPriority="66" w:unhideWhenUsed="0"/>
-    <w:lsdException w:name="Medium Grid 1 Accent 1" w:semiHidden="0" w:uiPriority="67" w:unhideWhenUsed="0"/>
-    <w:lsdException w:name="Medium Grid 2 Accent 1" w:semiHidden="0" w:uiPriority="68" w:unhideWhenUsed="0"/>
-    <w:lsdException w:name="Medium Grid 3 Accent 1" w:semiHidden="0" w:uiPriority="69" w:unhideWhenUsed="0"/>
-    <w:lsdException w:name="Dark List Accent 1" w:semiHidden="0" w:uiPriority="70" w:unhideWhenUsed="0"/>
-    <w:lsdException w:name="Colorful Shading Accent 1" w:semiHidden="0" w:uiPriority="71" w:unhideWhenUsed="0"/>
-    <w:lsdException w:name="Colorful List Accent 1" w:semiHidden="0" w:uiPriority="72" w:unhideWhenUsed="0"/>
-    <w:lsdException w:name="Colorful Grid Accent 1" w:semiHidden="0" w:uiPriority="73" w:unhideWhenUsed="0"/>
-    <w:lsdException w:name="Light Shading Accent 2" w:semiHidden="0" w:uiPriority="60" w:unhideWhenUsed="0"/>
-    <w:lsdException w:name="Light List Accent 2" w:semiHidden="0" w:uiPriority="61" w:unhideWhenUsed="0"/>
-    <w:lsdException w:name="Light Grid Accent 2" w:semiHidden="0" w:uiPriority="62" w:unhideWhenUsed="0"/>
-    <w:lsdException w:name="Medium Shading 1 Accent 2" w:semiHidden="0" w:uiPriority="63" w:unhideWhenUsed="0"/>
-    <w:lsdException w:name="Medium Shading 2 Accent 2" w:semiHidden="0" w:uiPriority="64" w:unhideWhenUsed="0"/>
-    <w:lsdException w:name="Medium List 1 Accent 2" w:semiHidden="0" w:uiPriority="65" w:unhideWhenUsed="0"/>
-    <w:lsdException w:name="Medium List 2 Accent 2" w:semiHidden="0" w:uiPriority="66" w:unhideWhenUsed="0"/>
-    <w:lsdException w:name="Medium Grid 1 Accent 2" w:semiHidden="0" w:uiPriority="67" w:unhideWhenUsed="0"/>
-    <w:lsdException w:name="Medium Grid 2 Accent 2" w:semiHidden="0" w:uiPriority="68" w:unhideWhenUsed="0"/>
-    <w:lsdException w:name="Medium Grid 3 Accent 2" w:semiHidden="0" w:uiPriority="69" w:unhideWhenUsed="0"/>
-    <w:lsdException w:name="Dark List Accent 2" w:semiHidden="0" w:uiPriority="70" w:unhideWhenUsed="0"/>
-    <w:lsdException w:name="Colorful Shading Accent 2" w:semiHidden="0" w:uiPriority="71" w:unhideWhenUsed="0"/>
-    <w:lsdException w:name="Colorful List Accent 2" w:semiHidden="0" w:uiPriority="72" w:unhideWhenUsed="0"/>
-    <w:lsdException w:name="Colorful Grid Accent 2" w:semiHidden="0" w:uiPriority="73" w:unhideWhenUsed="0"/>
-    <w:lsdException w:name="Light Shading Accent 3" w:semiHidden="0" w:uiPriority="60" w:unhideWhenUsed="0"/>
-    <w:lsdException w:name="Light List Accent 3" w:semiHidden="0" w:uiPriority="61" w:unhideWhenUsed="0"/>
-    <w:lsdException w:name="Light Grid Accent 3" w:semiHidden="0" w:uiPriority="62" w:unhideWhenUsed="0"/>
-    <w:lsdException w:name="Medium Shading 1 Accent 3" w:semiHidden="0" w:uiPriority="63" w:unhideWhenUsed="0"/>
-    <w:lsdException w:name="Medium Shading 2 Accent 3" w:semiHidden="0" w:uiPriority="64" w:unhideWhenUsed="0"/>
-    <w:lsdException w:name="Medium List 1 Accent 3" w:semiHidden="0" w:uiPriority="65" w:unhideWhenUsed="0"/>
-    <w:lsdException w:name="Medium List 2 Accent 3" w:semiHidden="0" w:uiPriority="66" w:unhideWhenUsed="0"/>
-    <w:lsdException w:name="Medium Grid 1 Accent 3" w:semiHidden="0" w:uiPriority="67" w:unhideWhenUsed="0"/>
-    <w:lsdException w:name="Medium Grid 2 Accent 3" w:semiHidden="0" w:uiPriority="68" w:unhideWhenUsed="0"/>
-    <w:lsdException w:name="Medium Grid 3 Accent 3" w:semiHidden="0" w:uiPriority="69" w:unhideWhenUsed="0"/>
-    <w:lsdException w:name="Dark List Accent 3" w:semiHidden="0" w:uiPriority="70" w:unhideWhenUsed="0"/>
-    <w:lsdException w:name="Colorful Shading Accent 3" w:semiHidden="0" w:uiPriority="71" w:unhideWhenUsed="0"/>
-    <w:lsdException w:name="Colorful List Accent 3" w:semiHidden="0" w:uiPriority="72" w:unhideWhenUsed="0"/>
-    <w:lsdException w:name="Colorful Grid Accent 3" w:semiHidden="0" w:uiPriority="73" w:unhideWhenUsed="0"/>
-    <w:lsdException w:name="Light Shading Accent 4" w:semiHidden="0" w:uiPriority="60" w:unhideWhenUsed="0"/>
-    <w:lsdException w:name="Light List Accent 4" w:semiHidden="0" w:uiPriority="61" w:unhideWhenUsed="0"/>
-    <w:lsdException w:name="Light Grid Accent 4" w:semiHidden="0" w:uiPriority="62" w:unhideWhenUsed="0"/>
-    <w:lsdException w:name="Medium Shading 1 Accent 4" w:semiHidden="0" w:uiPriority="63" w:unhideWhenUsed="0"/>
-    <w:lsdException w:name="Medium Shading 2 Accent 4" w:semiHidden="0" w:uiPriority="64" w:unhideWhenUsed="0"/>
-    <w:lsdException w:name="Medium List 1 Accent 4" w:semiHidden="0" w:uiPriority="65" w:unhideWhenUsed="0"/>
-    <w:lsdException w:name="Medium List 2 Accent 4" w:semiHidden="0" w:uiPriority="66" w:unhideWhenUsed="0"/>
-    <w:lsdException w:name="Medium Grid 1 Accent 4" w:semiHidden="0" w:uiPriority="67" w:unhideWhenUsed="0"/>
-    <w:lsdException w:name="Medium Grid 2 Accent 4" w:semiHidden="0" w:uiPriority="68" w:unhideWhenUsed="0"/>
-    <w:lsdException w:name="Medium Grid 3 Accent 4" w:semiHidden="0" w:uiPriority="69" w:unhideWhenUsed="0"/>
-    <w:lsdException w:name="Dark List Accent 4" w:semiHidden="0" w:uiPriority="70" w:unhideWhenUsed="0"/>
-    <w:lsdException w:name="Colorful Shading Accent 4" w:semiHidden="0" w:uiPriority="71" w:unhideWhenUsed="0"/>
-    <w:lsdException w:name="Colorful List Accent 4" w:semiHidden="0" w:uiPriority="72" w:unhideWhenUsed="0"/>
-    <w:lsdException w:name="Colorful Grid Accent 4" w:semiHidden="0" w:uiPriority="73" w:unhideWhenUsed="0"/>
-    <w:lsdException w:name="Light Shading Accent 5" w:semiHidden="0" w:uiPriority="60" w:unhideWhenUsed="0"/>
-    <w:lsdException w:name="Light List Accent 5" w:semiHidden="0" w:uiPriority="61" w:unhideWhenUsed="0"/>
-    <w:lsdException w:name="Light Grid Accent 5" w:semiHidden="0" w:uiPriority="62" w:unhideWhenUsed="0"/>
-    <w:lsdException w:name="Medium Shading 1 Accent 5" w:semiHidden="0" w:uiPriority="63" w:unhideWhenUsed="0"/>
-    <w:lsdException w:name="Medium Shading 2 Accent 5" w:semiHidden="0" w:uiPriority="64" w:unhideWhenUsed="0"/>
-    <w:lsdException w:name="Medium List 1 Accent 5" w:semiHidden="0" w:uiPriority="65" w:unhideWhenUsed="0"/>
-    <w:lsdException w:name="Medium List 2 Accent 5" w:semiHidden="0" w:uiPriority="66" w:unhideWhenUsed="0"/>
-    <w:lsdException w:name="Medium Grid 1 Accent 5" w:semiHidden="0" w:uiPriority="67" w:unhideWhenUsed="0"/>
-    <w:lsdException w:name="Medium Grid 2 Accent 5" w:semiHidden="0" w:uiPriority="68" w:unhideWhenUsed="0"/>
-    <w:lsdException w:name="Medium Grid 3 Accent 5" w:semiHidden="0" w:uiPriority="69" w:unhideWhenUsed="0"/>
-    <w:lsdException w:name="Dark List Accent 5" w:semiHidden="0" w:uiPriority="70" w:unhideWhenUsed="0"/>
-    <w:lsdException w:name="Colorful Shading Accent 5" w:semiHidden="0" w:uiPriority="71" w:unhideWhenUsed="0"/>
-    <w:lsdException w:name="Colorful List Accent 5" w:semiHidden="0" w:uiPriority="72" w:unhideWhenUsed="0"/>
-    <w:lsdException w:name="Colorful Grid Accent 5" w:semiHidden="0" w:uiPriority="73" w:unhideWhenUsed="0"/>
-    <w:lsdException w:name="Light Shading Accent 6" w:semiHidden="0" w:uiPriority="60" w:unhideWhenUsed="0"/>
-    <w:lsdException w:name="Light List Accent 6" w:semiHidden="0" w:uiPriority="61" w:unhideWhenUsed="0"/>
-    <w:lsdException w:name="Light Grid Accent 6" w:semiHidden="0" w:uiPriority="62" w:unhideWhenUsed="0"/>
-    <w:lsdException w:name="Medium Shading 1 Accent 6" w:semiHidden="0" w:uiPriority="63" w:unhideWhenUsed="0"/>
-    <w:lsdException w:name="Medium Shading 2 Accent 6" w:semiHidden="0" w:uiPriority="64" w:unhideWhenUsed="0"/>
-    <w:lsdException w:name="Medium List 1 Accent 6" w:semiHidden="0" w:uiPriority="65" w:unhideWhenUsed="0"/>
-    <w:lsdException w:name="Medium List 2 Accent 6" w:semiHidden="0" w:uiPriority="66" w:unhideWhenUsed="0"/>
-    <w:lsdException w:name="Medium Grid 1 Accent 6" w:semiHidden="0" w:uiPriority="67" w:unhideWhenUsed="0"/>
-    <w:lsdException w:name="Medium Grid 2 Accent 6" w:semiHidden="0" w:uiPriority="68" w:unhideWhenUsed="0"/>
-    <w:lsdException w:name="Medium Grid 3 Accent 6" w:semiHidden="0" w:uiPriority="69" w:unhideWhenUsed="0"/>
-    <w:lsdException w:name="Dark List Accent 6" w:semiHidden="0" w:uiPriority="70" w:unhideWhenUsed="0"/>
-    <w:lsdException w:name="Colorful Shading Accent 6" w:semiHidden="0" w:uiPriority="71" w:unhideWhenUsed="0"/>
-    <w:lsdException w:name="Colorful List Accent 6" w:semiHidden="0" w:uiPriority="72" w:unhideWhenUsed="0"/>
-    <w:lsdException w:name="Colorful Grid Accent 6" w:semiHidden="0" w:uiPriority="73" w:unhideWhenUsed="0"/>
+  <w:latentStyles w:count="260" w:defQFormat="0" w:defUnhideWhenUsed="1" w:defSemiHidden="1" w:defUIPriority="99" w:defLockedState="0">
+    <w:lsdException w:qFormat="1" w:unhideWhenUsed="0" w:uiPriority="0" w:semiHidden="0" w:name="Normal"/>
+    <w:lsdException w:qFormat="1" w:unhideWhenUsed="0" w:uiPriority="0" w:semiHidden="0" w:name="heading 1"/>
+    <w:lsdException w:qFormat="1" w:uiPriority="0" w:semiHidden="0" w:name="heading 2"/>
+    <w:lsdException w:qFormat="1" w:uiPriority="0" w:name="heading 3"/>
+    <w:lsdException w:qFormat="1" w:uiPriority="0" w:semiHidden="0" w:name="heading 4"/>
+    <w:lsdException w:qFormat="1" w:uiPriority="0" w:name="heading 5"/>
+    <w:lsdException w:qFormat="1" w:uiPriority="0" w:name="heading 6"/>
+    <w:lsdException w:qFormat="1" w:uiPriority="0" w:name="heading 7"/>
+    <w:lsdException w:qFormat="1" w:uiPriority="0" w:name="heading 8"/>
+    <w:lsdException w:qFormat="1" w:uiPriority="0" w:name="heading 9"/>
+    <w:lsdException w:unhideWhenUsed="0" w:uiPriority="0" w:semiHidden="0" w:name="index 1"/>
+    <w:lsdException w:unhideWhenUsed="0" w:uiPriority="0" w:semiHidden="0" w:name="index 2"/>
+    <w:lsdException w:unhideWhenUsed="0" w:uiPriority="0" w:semiHidden="0" w:name="index 3"/>
+    <w:lsdException w:unhideWhenUsed="0" w:uiPriority="0" w:semiHidden="0" w:name="index 4"/>
+    <w:lsdException w:unhideWhenUsed="0" w:uiPriority="0" w:semiHidden="0" w:name="index 5"/>
+    <w:lsdException w:unhideWhenUsed="0" w:uiPriority="0" w:semiHidden="0" w:name="index 6"/>
+    <w:lsdException w:unhideWhenUsed="0" w:uiPriority="0" w:semiHidden="0" w:name="index 7"/>
+    <w:lsdException w:unhideWhenUsed="0" w:uiPriority="0" w:semiHidden="0" w:name="index 8"/>
+    <w:lsdException w:unhideWhenUsed="0" w:uiPriority="0" w:semiHidden="0" w:name="index 9"/>
+    <w:lsdException w:qFormat="1" w:unhideWhenUsed="0" w:uiPriority="0" w:semiHidden="0" w:name="toc 1"/>
+    <w:lsdException w:qFormat="1" w:unhideWhenUsed="0" w:uiPriority="0" w:semiHidden="0" w:name="toc 2"/>
+    <w:lsdException w:qFormat="1" w:unhideWhenUsed="0" w:uiPriority="0" w:semiHidden="0" w:name="toc 3"/>
+    <w:lsdException w:unhideWhenUsed="0" w:uiPriority="0" w:semiHidden="0" w:name="toc 4"/>
+    <w:lsdException w:unhideWhenUsed="0" w:uiPriority="0" w:semiHidden="0" w:name="toc 5"/>
+    <w:lsdException w:unhideWhenUsed="0" w:uiPriority="0" w:semiHidden="0" w:name="toc 6"/>
+    <w:lsdException w:unhideWhenUsed="0" w:uiPriority="0" w:semiHidden="0" w:name="toc 7"/>
+    <w:lsdException w:unhideWhenUsed="0" w:uiPriority="0" w:semiHidden="0" w:name="toc 8"/>
+    <w:lsdException w:unhideWhenUsed="0" w:uiPriority="0" w:semiHidden="0" w:name="toc 9"/>
+    <w:lsdException w:unhideWhenUsed="0" w:uiPriority="0" w:semiHidden="0" w:name="Normal Indent"/>
+    <w:lsdException w:unhideWhenUsed="0" w:uiPriority="0" w:semiHidden="0" w:name="footnote text"/>
+    <w:lsdException w:qFormat="1" w:unhideWhenUsed="0" w:uiPriority="0" w:semiHidden="0" w:name="annotation text"/>
+    <w:lsdException w:qFormat="1" w:unhideWhenUsed="0" w:uiPriority="0" w:semiHidden="0" w:name="header"/>
+    <w:lsdException w:qFormat="1" w:unhideWhenUsed="0" w:uiPriority="0" w:semiHidden="0" w:name="footer"/>
+    <w:lsdException w:unhideWhenUsed="0" w:uiPriority="0" w:semiHidden="0" w:name="index heading"/>
+    <w:lsdException w:qFormat="1" w:uiPriority="0" w:name="caption"/>
+    <w:lsdException w:unhideWhenUsed="0" w:uiPriority="0" w:semiHidden="0" w:name="table of figures"/>
+    <w:lsdException w:unhideWhenUsed="0" w:uiPriority="0" w:semiHidden="0" w:name="envelope address"/>
+    <w:lsdException w:unhideWhenUsed="0" w:uiPriority="0" w:semiHidden="0" w:name="envelope return"/>
+    <w:lsdException w:unhideWhenUsed="0" w:uiPriority="0" w:semiHidden="0" w:name="footnote reference"/>
+    <w:lsdException w:unhideWhenUsed="0" w:uiPriority="0" w:semiHidden="0" w:name="annotation reference"/>
+    <w:lsdException w:unhideWhenUsed="0" w:uiPriority="0" w:semiHidden="0" w:name="line number"/>
+    <w:lsdException w:unhideWhenUsed="0" w:uiPriority="0" w:semiHidden="0" w:name="page number"/>
+    <w:lsdException w:unhideWhenUsed="0" w:uiPriority="0" w:semiHidden="0" w:name="endnote reference"/>
+    <w:lsdException w:unhideWhenUsed="0" w:uiPriority="0" w:semiHidden="0" w:name="endnote text"/>
+    <w:lsdException w:unhideWhenUsed="0" w:uiPriority="0" w:semiHidden="0" w:name="table of authorities"/>
+    <w:lsdException w:unhideWhenUsed="0" w:uiPriority="0" w:semiHidden="0" w:name="macro"/>
+    <w:lsdException w:unhideWhenUsed="0" w:uiPriority="0" w:semiHidden="0" w:name="toa heading"/>
+    <w:lsdException w:unhideWhenUsed="0" w:uiPriority="0" w:semiHidden="0" w:name="List"/>
+    <w:lsdException w:unhideWhenUsed="0" w:uiPriority="0" w:semiHidden="0" w:name="List Bullet"/>
+    <w:lsdException w:unhideWhenUsed="0" w:uiPriority="0" w:semiHidden="0" w:name="List Number"/>
+    <w:lsdException w:unhideWhenUsed="0" w:uiPriority="0" w:semiHidden="0" w:name="List 2"/>
+    <w:lsdException w:unhideWhenUsed="0" w:uiPriority="0" w:semiHidden="0" w:name="List 3"/>
+    <w:lsdException w:unhideWhenUsed="0" w:uiPriority="0" w:semiHidden="0" w:name="List 4"/>
+    <w:lsdException w:unhideWhenUsed="0" w:uiPriority="0" w:semiHidden="0" w:name="List 5"/>
+    <w:lsdException w:unhideWhenUsed="0" w:uiPriority="0" w:semiHidden="0" w:name="List Bullet 2"/>
+    <w:lsdException w:unhideWhenUsed="0" w:uiPriority="0" w:semiHidden="0" w:name="List Bullet 3"/>
+    <w:lsdException w:unhideWhenUsed="0" w:uiPriority="0" w:semiHidden="0" w:name="List Bullet 4"/>
+    <w:lsdException w:unhideWhenUsed="0" w:uiPriority="0" w:semiHidden="0" w:name="List Bullet 5"/>
+    <w:lsdException w:unhideWhenUsed="0" w:uiPriority="0" w:semiHidden="0" w:name="List Number 2"/>
+    <w:lsdException w:unhideWhenUsed="0" w:uiPriority="0" w:semiHidden="0" w:name="List Number 3"/>
+    <w:lsdException w:unhideWhenUsed="0" w:uiPriority="0" w:semiHidden="0" w:name="List Number 4"/>
+    <w:lsdException w:unhideWhenUsed="0" w:uiPriority="0" w:semiHidden="0" w:name="List Number 5"/>
+    <w:lsdException w:qFormat="1" w:unhideWhenUsed="0" w:uiPriority="0" w:semiHidden="0" w:name="Title"/>
+    <w:lsdException w:unhideWhenUsed="0" w:uiPriority="0" w:semiHidden="0" w:name="Closing"/>
+    <w:lsdException w:unhideWhenUsed="0" w:uiPriority="0" w:semiHidden="0" w:name="Signature"/>
+    <w:lsdException w:qFormat="1" w:unhideWhenUsed="0" w:uiPriority="0" w:name="Default Paragraph Font"/>
+    <w:lsdException w:qFormat="1" w:unhideWhenUsed="0" w:uiPriority="0" w:name="Body Text"/>
+    <w:lsdException w:unhideWhenUsed="0" w:uiPriority="0" w:semiHidden="0" w:name="Body Text Indent"/>
+    <w:lsdException w:unhideWhenUsed="0" w:uiPriority="0" w:semiHidden="0" w:name="List Continue"/>
+    <w:lsdException w:unhideWhenUsed="0" w:uiPriority="0" w:semiHidden="0" w:name="List Continue 2"/>
+    <w:lsdException w:unhideWhenUsed="0" w:uiPriority="0" w:semiHidden="0" w:name="List Continue 3"/>
+    <w:lsdException w:unhideWhenUsed="0" w:uiPriority="0" w:semiHidden="0" w:name="List Continue 4"/>
+    <w:lsdException w:unhideWhenUsed="0" w:uiPriority="0" w:semiHidden="0" w:name="List Continue 5"/>
+    <w:lsdException w:unhideWhenUsed="0" w:uiPriority="0" w:semiHidden="0" w:name="Message Header"/>
+    <w:lsdException w:qFormat="1" w:unhideWhenUsed="0" w:uiPriority="0" w:semiHidden="0" w:name="Subtitle"/>
+    <w:lsdException w:unhideWhenUsed="0" w:uiPriority="0" w:semiHidden="0" w:name="Salutation"/>
+    <w:lsdException w:unhideWhenUsed="0" w:uiPriority="0" w:semiHidden="0" w:name="Date"/>
+    <w:lsdException w:unhideWhenUsed="0" w:uiPriority="0" w:semiHidden="0" w:name="Body Text First Indent"/>
+    <w:lsdException w:unhideWhenUsed="0" w:uiPriority="0" w:semiHidden="0" w:name="Body Text First Indent 2"/>
+    <w:lsdException w:uiPriority="99" w:name="Note Heading"/>
+    <w:lsdException w:unhideWhenUsed="0" w:uiPriority="0" w:semiHidden="0" w:name="Body Text 2"/>
+    <w:lsdException w:unhideWhenUsed="0" w:uiPriority="0" w:semiHidden="0" w:name="Body Text 3"/>
+    <w:lsdException w:unhideWhenUsed="0" w:uiPriority="0" w:semiHidden="0" w:name="Body Text Indent 2"/>
+    <w:lsdException w:unhideWhenUsed="0" w:uiPriority="0" w:semiHidden="0" w:name="Body Text Indent 3"/>
+    <w:lsdException w:unhideWhenUsed="0" w:uiPriority="0" w:semiHidden="0" w:name="Block Text"/>
+    <w:lsdException w:unhideWhenUsed="0" w:uiPriority="0" w:semiHidden="0" w:name="Hyperlink"/>
+    <w:lsdException w:unhideWhenUsed="0" w:uiPriority="0" w:semiHidden="0" w:name="FollowedHyperlink"/>
+    <w:lsdException w:qFormat="1" w:unhideWhenUsed="0" w:uiPriority="0" w:semiHidden="0" w:name="Strong"/>
+    <w:lsdException w:qFormat="1" w:unhideWhenUsed="0" w:uiPriority="0" w:semiHidden="0" w:name="Emphasis"/>
+    <w:lsdException w:unhideWhenUsed="0" w:uiPriority="0" w:semiHidden="0" w:name="Document Map"/>
+    <w:lsdException w:unhideWhenUsed="0" w:uiPriority="0" w:semiHidden="0" w:name="Plain Text"/>
+    <w:lsdException w:unhideWhenUsed="0" w:uiPriority="0" w:semiHidden="0" w:name="E-mail Signature"/>
+    <w:lsdException w:qFormat="1" w:unhideWhenUsed="0" w:uiPriority="0" w:semiHidden="0" w:name="Normal (Web)"/>
+    <w:lsdException w:unhideWhenUsed="0" w:uiPriority="0" w:semiHidden="0" w:name="HTML Acronym"/>
+    <w:lsdException w:unhideWhenUsed="0" w:uiPriority="0" w:semiHidden="0" w:name="HTML Address"/>
+    <w:lsdException w:unhideWhenUsed="0" w:uiPriority="0" w:semiHidden="0" w:name="HTML Cite"/>
+    <w:lsdException w:unhideWhenUsed="0" w:uiPriority="0" w:semiHidden="0" w:name="HTML Code"/>
+    <w:lsdException w:unhideWhenUsed="0" w:uiPriority="0" w:semiHidden="0" w:name="HTML Definition"/>
+    <w:lsdException w:unhideWhenUsed="0" w:uiPriority="0" w:semiHidden="0" w:name="HTML Keyboard"/>
+    <w:lsdException w:unhideWhenUsed="0" w:uiPriority="0" w:semiHidden="0" w:name="HTML Preformatted"/>
+    <w:lsdException w:unhideWhenUsed="0" w:uiPriority="0" w:semiHidden="0" w:name="HTML Sample"/>
+    <w:lsdException w:unhideWhenUsed="0" w:uiPriority="0" w:semiHidden="0" w:name="HTML Typewriter"/>
+    <w:lsdException w:unhideWhenUsed="0" w:uiPriority="0" w:semiHidden="0" w:name="HTML Variable"/>
+    <w:lsdException w:qFormat="1" w:unhideWhenUsed="0" w:uiPriority="0" w:name="Normal Table"/>
+    <w:lsdException w:unhideWhenUsed="0" w:uiPriority="0" w:semiHidden="0" w:name="annotation subject"/>
+    <w:lsdException w:unhideWhenUsed="0" w:uiPriority="0" w:semiHidden="0" w:name="Table Simple 1"/>
+    <w:lsdException w:unhideWhenUsed="0" w:uiPriority="0" w:semiHidden="0" w:name="Table Simple 2"/>
+    <w:lsdException w:unhideWhenUsed="0" w:uiPriority="0" w:semiHidden="0" w:name="Table Simple 3"/>
+    <w:lsdException w:unhideWhenUsed="0" w:uiPriority="0" w:semiHidden="0" w:name="Table Classic 1"/>
+    <w:lsdException w:unhideWhenUsed="0" w:uiPriority="0" w:semiHidden="0" w:name="Table Classic 2"/>
+    <w:lsdException w:unhideWhenUsed="0" w:uiPriority="0" w:semiHidden="0" w:name="Table Classic 3"/>
+    <w:lsdException w:unhideWhenUsed="0" w:uiPriority="0" w:semiHidden="0" w:name="Table Classic 4"/>
+    <w:lsdException w:unhideWhenUsed="0" w:uiPriority="0" w:semiHidden="0" w:name="Table Colorful 1"/>
+    <w:lsdException w:unhideWhenUsed="0" w:uiPriority="0" w:semiHidden="0" w:name="Table Colorful 2"/>
+    <w:lsdException w:unhideWhenUsed="0" w:uiPriority="0" w:semiHidden="0" w:name="Table Colorful 3"/>
+    <w:lsdException w:unhideWhenUsed="0" w:uiPriority="0" w:semiHidden="0" w:name="Table Columns 1"/>
+    <w:lsdException w:unhideWhenUsed="0" w:uiPriority="0" w:semiHidden="0" w:name="Table Columns 2"/>
+    <w:lsdException w:unhideWhenUsed="0" w:uiPriority="0" w:semiHidden="0" w:name="Table Columns 3"/>
+    <w:lsdException w:unhideWhenUsed="0" w:uiPriority="0" w:semiHidden="0" w:name="Table Columns 4"/>
+    <w:lsdException w:unhideWhenUsed="0" w:uiPriority="0" w:semiHidden="0" w:name="Table Columns 5"/>
+    <w:lsdException w:unhideWhenUsed="0" w:uiPriority="0" w:semiHidden="0" w:name="Table Grid 1"/>
+    <w:lsdException w:unhideWhenUsed="0" w:uiPriority="0" w:semiHidden="0" w:name="Table Grid 2"/>
+    <w:lsdException w:unhideWhenUsed="0" w:uiPriority="0" w:semiHidden="0" w:name="Table Grid 3"/>
+    <w:lsdException w:unhideWhenUsed="0" w:uiPriority="0" w:semiHidden="0" w:name="Table Grid 4"/>
+    <w:lsdException w:unhideWhenUsed="0" w:uiPriority="0" w:semiHidden="0" w:name="Table Grid 5"/>
+    <w:lsdException w:unhideWhenUsed="0" w:uiPriority="0" w:semiHidden="0" w:name="Table Grid 6"/>
+    <w:lsdException w:unhideWhenUsed="0" w:uiPriority="0" w:semiHidden="0" w:name="Table Grid 7"/>
+    <w:lsdException w:unhideWhenUsed="0" w:uiPriority="0" w:semiHidden="0" w:name="Table Grid 8"/>
+    <w:lsdException w:unhideWhenUsed="0" w:uiPriority="0" w:semiHidden="0" w:name="Table List 1"/>
+    <w:lsdException w:unhideWhenUsed="0" w:uiPriority="0" w:semiHidden="0" w:name="Table List 2"/>
+    <w:lsdException w:unhideWhenUsed="0" w:uiPriority="0" w:semiHidden="0" w:name="Table List 3"/>
+    <w:lsdException w:unhideWhenUsed="0" w:uiPriority="0" w:semiHidden="0" w:name="Table List 4"/>
+    <w:lsdException w:unhideWhenUsed="0" w:uiPriority="0" w:semiHidden="0" w:name="Table List 5"/>
+    <w:lsdException w:unhideWhenUsed="0" w:uiPriority="0" w:semiHidden="0" w:name="Table List 6"/>
+    <w:lsdException w:unhideWhenUsed="0" w:uiPriority="0" w:semiHidden="0" w:name="Table List 7"/>
+    <w:lsdException w:unhideWhenUsed="0" w:uiPriority="0" w:semiHidden="0" w:name="Table List 8"/>
+    <w:lsdException w:unhideWhenUsed="0" w:uiPriority="0" w:semiHidden="0" w:name="Table 3D effects 1"/>
+    <w:lsdException w:unhideWhenUsed="0" w:uiPriority="0" w:semiHidden="0" w:name="Table 3D effects 2"/>
+    <w:lsdException w:unhideWhenUsed="0" w:uiPriority="0" w:semiHidden="0" w:name="Table 3D effects 3"/>
+    <w:lsdException w:unhideWhenUsed="0" w:uiPriority="0" w:semiHidden="0" w:name="Table Contemporary"/>
+    <w:lsdException w:unhideWhenUsed="0" w:uiPriority="0" w:semiHidden="0" w:name="Table Elegant"/>
+    <w:lsdException w:unhideWhenUsed="0" w:uiPriority="0" w:semiHidden="0" w:name="Table Professional"/>
+    <w:lsdException w:unhideWhenUsed="0" w:uiPriority="0" w:semiHidden="0" w:name="Table Subtle 1"/>
+    <w:lsdException w:unhideWhenUsed="0" w:uiPriority="0" w:semiHidden="0" w:name="Table Subtle 2"/>
+    <w:lsdException w:unhideWhenUsed="0" w:uiPriority="0" w:semiHidden="0" w:name="Table Web 1"/>
+    <w:lsdException w:unhideWhenUsed="0" w:uiPriority="0" w:semiHidden="0" w:name="Table Web 2"/>
+    <w:lsdException w:unhideWhenUsed="0" w:uiPriority="0" w:semiHidden="0" w:name="Table Web 3"/>
+    <w:lsdException w:unhideWhenUsed="0" w:uiPriority="0" w:semiHidden="0" w:name="Balloon Text"/>
+    <w:lsdException w:qFormat="1" w:unhideWhenUsed="0" w:uiPriority="0" w:semiHidden="0" w:name="Table Grid"/>
+    <w:lsdException w:unhideWhenUsed="0" w:uiPriority="0" w:semiHidden="0" w:name="Table Theme"/>
+    <w:lsdException w:unhideWhenUsed="0" w:uiPriority="60" w:semiHidden="0" w:name="Light Shading"/>
+    <w:lsdException w:unhideWhenUsed="0" w:uiPriority="61" w:semiHidden="0" w:name="Light List"/>
+    <w:lsdException w:unhideWhenUsed="0" w:uiPriority="62" w:semiHidden="0" w:name="Light Grid"/>
+    <w:lsdException w:unhideWhenUsed="0" w:uiPriority="63" w:semiHidden="0" w:name="Medium Shading 1"/>
+    <w:lsdException w:unhideWhenUsed="0" w:uiPriority="64" w:semiHidden="0" w:name="Medium Shading 2"/>
+    <w:lsdException w:unhideWhenUsed="0" w:uiPriority="65" w:semiHidden="0" w:name="Medium List 1"/>
+    <w:lsdException w:unhideWhenUsed="0" w:uiPriority="66" w:semiHidden="0" w:name="Medium List 2"/>
+    <w:lsdException w:unhideWhenUsed="0" w:uiPriority="67" w:semiHidden="0" w:name="Medium Grid 1"/>
+    <w:lsdException w:unhideWhenUsed="0" w:uiPriority="68" w:semiHidden="0" w:name="Medium Grid 2"/>
+    <w:lsdException w:unhideWhenUsed="0" w:uiPriority="69" w:semiHidden="0" w:name="Medium Grid 3"/>
+    <w:lsdException w:unhideWhenUsed="0" w:uiPriority="70" w:semiHidden="0" w:name="Dark List"/>
+    <w:lsdException w:unhideWhenUsed="0" w:uiPriority="71" w:semiHidden="0" w:name="Colorful Shading"/>
+    <w:lsdException w:unhideWhenUsed="0" w:uiPriority="72" w:semiHidden="0" w:name="Colorful List"/>
+    <w:lsdException w:unhideWhenUsed="0" w:uiPriority="73" w:semiHidden="0" w:name="Colorful Grid"/>
+    <w:lsdException w:unhideWhenUsed="0" w:uiPriority="60" w:semiHidden="0" w:name="Light Shading Accent 1"/>
+    <w:lsdException w:unhideWhenUsed="0" w:uiPriority="61" w:semiHidden="0" w:name="Light List Accent 1"/>
+    <w:lsdException w:unhideWhenUsed="0" w:uiPriority="62" w:semiHidden="0" w:name="Light Grid Accent 1"/>
+    <w:lsdException w:unhideWhenUsed="0" w:uiPriority="63" w:semiHidden="0" w:name="Medium Shading 1 Accent 1"/>
+    <w:lsdException w:unhideWhenUsed="0" w:uiPriority="64" w:semiHidden="0" w:name="Medium Shading 2 Accent 1"/>
+    <w:lsdException w:unhideWhenUsed="0" w:uiPriority="65" w:semiHidden="0" w:name="Medium List 1 Accent 1"/>
+    <w:lsdException w:unhideWhenUsed="0" w:uiPriority="66" w:semiHidden="0" w:name="Medium List 2 Accent 1"/>
+    <w:lsdException w:unhideWhenUsed="0" w:uiPriority="67" w:semiHidden="0" w:name="Medium Grid 1 Accent 1"/>
+    <w:lsdException w:unhideWhenUsed="0" w:uiPriority="68" w:semiHidden="0" w:name="Medium Grid 2 Accent 1"/>
+    <w:lsdException w:unhideWhenUsed="0" w:uiPriority="69" w:semiHidden="0" w:name="Medium Grid 3 Accent 1"/>
+    <w:lsdException w:unhideWhenUsed="0" w:uiPriority="70" w:semiHidden="0" w:name="Dark List Accent 1"/>
+    <w:lsdException w:unhideWhenUsed="0" w:uiPriority="71" w:semiHidden="0" w:name="Colorful Shading Accent 1"/>
+    <w:lsdException w:unhideWhenUsed="0" w:uiPriority="72" w:semiHidden="0" w:name="Colorful List Accent 1"/>
+    <w:lsdException w:unhideWhenUsed="0" w:uiPriority="73" w:semiHidden="0" w:name="Colorful Grid Accent 1"/>
+    <w:lsdException w:unhideWhenUsed="0" w:uiPriority="60" w:semiHidden="0" w:name="Light Shading Accent 2"/>
+    <w:lsdException w:unhideWhenUsed="0" w:uiPriority="61" w:semiHidden="0" w:name="Light List Accent 2"/>
+    <w:lsdException w:unhideWhenUsed="0" w:uiPriority="62" w:semiHidden="0" w:name="Light Grid Accent 2"/>
+    <w:lsdException w:unhideWhenUsed="0" w:uiPriority="63" w:semiHidden="0" w:name="Medium Shading 1 Accent 2"/>
+    <w:lsdException w:unhideWhenUsed="0" w:uiPriority="64" w:semiHidden="0" w:name="Medium Shading 2 Accent 2"/>
+    <w:lsdException w:unhideWhenUsed="0" w:uiPriority="65" w:semiHidden="0" w:name="Medium List 1 Accent 2"/>
+    <w:lsdException w:unhideWhenUsed="0" w:uiPriority="66" w:semiHidden="0" w:name="Medium List 2 Accent 2"/>
+    <w:lsdException w:unhideWhenUsed="0" w:uiPriority="67" w:semiHidden="0" w:name="Medium Grid 1 Accent 2"/>
+    <w:lsdException w:unhideWhenUsed="0" w:uiPriority="68" w:semiHidden="0" w:name="Medium Grid 2 Accent 2"/>
+    <w:lsdException w:unhideWhenUsed="0" w:uiPriority="69" w:semiHidden="0" w:name="Medium Grid 3 Accent 2"/>
+    <w:lsdException w:unhideWhenUsed="0" w:uiPriority="70" w:semiHidden="0" w:name="Dark List Accent 2"/>
+    <w:lsdException w:unhideWhenUsed="0" w:uiPriority="71" w:semiHidden="0" w:name="Colorful Shading Accent 2"/>
+    <w:lsdException w:unhideWhenUsed="0" w:uiPriority="72" w:semiHidden="0" w:name="Colorful List Accent 2"/>
+    <w:lsdException w:unhideWhenUsed="0" w:uiPriority="73" w:semiHidden="0" w:name="Colorful Grid Accent 2"/>
+    <w:lsdException w:unhideWhenUsed="0" w:uiPriority="60" w:semiHidden="0" w:name="Light Shading Accent 3"/>
+    <w:lsdException w:unhideWhenUsed="0" w:uiPriority="61" w:semiHidden="0" w:name="Light List Accent 3"/>
+    <w:lsdException w:unhideWhenUsed="0" w:uiPriority="62" w:semiHidden="0" w:name="Light Grid Accent 3"/>
+    <w:lsdException w:unhideWhenUsed="0" w:uiPriority="63" w:semiHidden="0" w:name="Medium Shading 1 Accent 3"/>
+    <w:lsdException w:unhideWhenUsed="0" w:uiPriority="64" w:semiHidden="0" w:name="Medium Shading 2 Accent 3"/>
+    <w:lsdException w:unhideWhenUsed="0" w:uiPriority="65" w:semiHidden="0" w:name="Medium List 1 Accent 3"/>
+    <w:lsdException w:unhideWhenUsed="0" w:uiPriority="66" w:semiHidden="0" w:name="Medium List 2 Accent 3"/>
+    <w:lsdException w:unhideWhenUsed="0" w:uiPriority="67" w:semiHidden="0" w:name="Medium Grid 1 Accent 3"/>
+    <w:lsdException w:unhideWhenUsed="0" w:uiPriority="68" w:semiHidden="0" w:name="Medium Grid 2 Accent 3"/>
+    <w:lsdException w:unhideWhenUsed="0" w:uiPriority="69" w:semiHidden="0" w:name="Medium Grid 3 Accent 3"/>
+    <w:lsdException w:unhideWhenUsed="0" w:uiPriority="70" w:semiHidden="0" w:name="Dark List Accent 3"/>
+    <w:lsdException w:unhideWhenUsed="0" w:uiPriority="71" w:semiHidden="0" w:name="Colorful Shading Accent 3"/>
+    <w:lsdException w:unhideWhenUsed="0" w:uiPriority="72" w:semiHidden="0" w:name="Colorful List Accent 3"/>
+    <w:lsdException w:unhideWhenUsed="0" w:uiPriority="73" w:semiHidden="0" w:name="Colorful Grid Accent 3"/>
+    <w:lsdException w:unhideWhenUsed="0" w:uiPriority="60" w:semiHidden="0" w:name="Light Shading Accent 4"/>
+    <w:lsdException w:unhideWhenUsed="0" w:uiPriority="61" w:semiHidden="0" w:name="Light List Accent 4"/>
+    <w:lsdException w:unhideWhenUsed="0" w:uiPriority="62" w:semiHidden="0" w:name="Light Grid Accent 4"/>
+    <w:lsdException w:unhideWhenUsed="0" w:uiPriority="63" w:semiHidden="0" w:name="Medium Shading 1 Accent 4"/>
+    <w:lsdException w:unhideWhenUsed="0" w:uiPriority="64" w:semiHidden="0" w:name="Medium Shading 2 Accent 4"/>
+    <w:lsdException w:unhideWhenUsed="0" w:uiPriority="65" w:semiHidden="0" w:name="Medium List 1 Accent 4"/>
+    <w:lsdException w:unhideWhenUsed="0" w:uiPriority="66" w:semiHidden="0" w:name="Medium List 2 Accent 4"/>
+    <w:lsdException w:unhideWhenUsed="0" w:uiPriority="67" w:semiHidden="0" w:name="Medium Grid 1 Accent 4"/>
+    <w:lsdException w:unhideWhenUsed="0" w:uiPriority="68" w:semiHidden="0" w:name="Medium Grid 2 Accent 4"/>
+    <w:lsdException w:unhideWhenUsed="0" w:uiPriority="69" w:semiHidden="0" w:name="Medium Grid 3 Accent 4"/>
+    <w:lsdException w:unhideWhenUsed="0" w:uiPriority="70" w:semiHidden="0" w:name="Dark List Accent 4"/>
+    <w:lsdException w:unhideWhenUsed="0" w:uiPriority="71" w:semiHidden="0" w:name="Colorful Shading Accent 4"/>
+    <w:lsdException w:unhideWhenUsed="0" w:uiPriority="72" w:semiHidden="0" w:name="Colorful List Accent 4"/>
+    <w:lsdException w:unhideWhenUsed="0" w:uiPriority="73" w:semiHidden="0" w:name="Colorful Grid Accent 4"/>
+    <w:lsdException w:unhideWhenUsed="0" w:uiPriority="60" w:semiHidden="0" w:name="Light Shading Accent 5"/>
+    <w:lsdException w:unhideWhenUsed="0" w:uiPriority="61" w:semiHidden="0" w:name="Light List Accent 5"/>
+    <w:lsdException w:unhideWhenUsed="0" w:uiPriority="62" w:semiHidden="0" w:name="Light Grid Accent 5"/>
+    <w:lsdException w:unhideWhenUsed="0" w:uiPriority="63" w:semiHidden="0" w:name="Medium Shading 1 Accent 5"/>
+    <w:lsdException w:unhideWhenUsed="0" w:uiPriority="64" w:semiHidden="0" w:name="Medium Shading 2 Accent 5"/>
+    <w:lsdException w:unhideWhenUsed="0" w:uiPriority="65" w:semiHidden="0" w:name="Medium List 1 Accent 5"/>
+    <w:lsdException w:unhideWhenUsed="0" w:uiPriority="66" w:semiHidden="0" w:name="Medium List 2 Accent 5"/>
+    <w:lsdException w:unhideWhenUsed="0" w:uiPriority="67" w:semiHidden="0" w:name="Medium Grid 1 Accent 5"/>
+    <w:lsdException w:unhideWhenUsed="0" w:uiPriority="68" w:semiHidden="0" w:name="Medium Grid 2 Accent 5"/>
+    <w:lsdException w:unhideWhenUsed="0" w:uiPriority="69" w:semiHidden="0" w:name="Medium Grid 3 Accent 5"/>
+    <w:lsdException w:unhideWhenUsed="0" w:uiPriority="70" w:semiHidden="0" w:name="Dark List Accent 5"/>
+    <w:lsdException w:unhideWhenUsed="0" w:uiPriority="71" w:semiHidden="0" w:name="Colorful Shading Accent 5"/>
+    <w:lsdException w:unhideWhenUsed="0" w:uiPriority="72" w:semiHidden="0" w:name="Colorful List Accent 5"/>
+    <w:lsdException w:unhideWhenUsed="0" w:uiPriority="73" w:semiHidden="0" w:name="Colorful Grid Accent 5"/>
+    <w:lsdException w:unhideWhenUsed="0" w:uiPriority="60" w:semiHidden="0" w:name="Light Shading Accent 6"/>
+    <w:lsdException w:unhideWhenUsed="0" w:uiPriority="61" w:semiHidden="0" w:name="Light List Accent 6"/>
+    <w:lsdException w:unhideWhenUsed="0" w:uiPriority="62" w:semiHidden="0" w:name="Light Grid Accent 6"/>
+    <w:lsdException w:unhideWhenUsed="0" w:uiPriority="63" w:semiHidden="0" w:name="Medium Shading 1 Accent 6"/>
+    <w:lsdException w:unhideWhenUsed="0" w:uiPriority="64" w:semiHidden="0" w:name="Medium Shading 2 Accent 6"/>
+    <w:lsdException w:unhideWhenUsed="0" w:uiPriority="65" w:semiHidden="0" w:name="Medium List 1 Accent 6"/>
+    <w:lsdException w:unhideWhenUsed="0" w:uiPriority="66" w:semiHidden="0" w:name="Medium List 2 Accent 6"/>
+    <w:lsdException w:unhideWhenUsed="0" w:uiPriority="67" w:semiHidden="0" w:name="Medium Grid 1 Accent 6"/>
+    <w:lsdException w:unhideWhenUsed="0" w:uiPriority="68" w:semiHidden="0" w:name="Medium Grid 2 Accent 6"/>
+    <w:lsdException w:unhideWhenUsed="0" w:uiPriority="69" w:semiHidden="0" w:name="Medium Grid 3 Accent 6"/>
+    <w:lsdException w:unhideWhenUsed="0" w:uiPriority="70" w:semiHidden="0" w:name="Dark List Accent 6"/>
+    <w:lsdException w:unhideWhenUsed="0" w:uiPriority="71" w:semiHidden="0" w:name="Colorful Shading Accent 6"/>
+    <w:lsdException w:unhideWhenUsed="0" w:uiPriority="72" w:semiHidden="0" w:name="Colorful List Accent 6"/>
+    <w:lsdException w:unhideWhenUsed="0" w:uiPriority="73" w:semiHidden="0" w:name="Colorful Grid Accent 6"/>
   </w:latentStyles>
-  <w:style w:type="paragraph" w:default="1" w:styleId="Normal">
+  <w:style w:type="paragraph" w:default="1" w:styleId="1">
     <w:name w:val="Normal"/>
     <w:qFormat/>
+    <w:uiPriority w:val="0"/>
     <w:pPr>
       <w:kinsoku w:val="0"/>
       <w:autoSpaceDE w:val="0"/>
@@ -7046,7 +7175,7 @@
       <w:textAlignment w:val="baseline"/>
     </w:pPr>
     <w:rPr>
-      <w:rFonts w:ascii="Arial" w:eastAsia="宋体" w:hAnsi="Arial" w:cs="Arial"/>
+      <w:rFonts w:ascii="Arial" w:hAnsi="Arial" w:eastAsia="宋体" w:cs="Arial"/>
       <w:snapToGrid w:val="0"/>
       <w:color w:val="000000"/>
       <w:kern w:val="0"/>
@@ -7055,11 +7184,12 @@
       <w:lang w:val="en-US" w:eastAsia="en-US" w:bidi="ar-SA"/>
     </w:rPr>
   </w:style>
-  <w:style w:type="paragraph" w:styleId="Heading1">
+  <w:style w:type="paragraph" w:styleId="2">
     <w:name w:val="heading 1"/>
-    <w:basedOn w:val="Normal"/>
-    <w:next w:val="Normal"/>
+    <w:basedOn w:val="1"/>
+    <w:next w:val="1"/>
     <w:qFormat/>
+    <w:uiPriority w:val="0"/>
     <w:pPr>
       <w:keepNext/>
       <w:keepLines/>
@@ -7077,12 +7207,13 @@
       <w:sz w:val="44"/>
     </w:rPr>
   </w:style>
-  <w:style w:type="paragraph" w:styleId="Heading2">
+  <w:style w:type="paragraph" w:styleId="3">
     <w:name w:val="heading 2"/>
-    <w:basedOn w:val="Normal"/>
-    <w:next w:val="Normal"/>
+    <w:basedOn w:val="1"/>
+    <w:next w:val="1"/>
     <w:unhideWhenUsed/>
     <w:qFormat/>
+    <w:uiPriority w:val="0"/>
     <w:pPr>
       <w:keepNext/>
       <w:keepLines/>
@@ -7095,18 +7226,19 @@
       <w:outlineLvl w:val="1"/>
     </w:pPr>
     <w:rPr>
-      <w:rFonts w:ascii="Arial" w:eastAsia="黑体" w:hAnsi="Arial"/>
+      <w:rFonts w:ascii="Arial" w:hAnsi="Arial" w:eastAsia="黑体"/>
       <w:b/>
       <w:sz w:val="32"/>
     </w:rPr>
   </w:style>
-  <w:style w:type="paragraph" w:styleId="Heading3">
+  <w:style w:type="paragraph" w:styleId="4">
     <w:name w:val="heading 3"/>
-    <w:basedOn w:val="Normal"/>
-    <w:next w:val="Normal"/>
+    <w:basedOn w:val="1"/>
+    <w:next w:val="1"/>
     <w:semiHidden/>
     <w:unhideWhenUsed/>
     <w:qFormat/>
+    <w:uiPriority w:val="0"/>
     <w:pPr>
       <w:keepNext/>
       <w:keepLines/>
@@ -7123,12 +7255,13 @@
       <w:sz w:val="32"/>
     </w:rPr>
   </w:style>
-  <w:style w:type="paragraph" w:styleId="Heading4">
+  <w:style w:type="paragraph" w:styleId="5">
     <w:name w:val="heading 4"/>
-    <w:basedOn w:val="Normal"/>
-    <w:next w:val="Normal"/>
+    <w:basedOn w:val="1"/>
+    <w:next w:val="1"/>
     <w:unhideWhenUsed/>
     <w:qFormat/>
+    <w:uiPriority w:val="0"/>
     <w:pPr>
       <w:keepNext/>
       <w:keepLines/>
@@ -7141,18 +7274,19 @@
       <w:outlineLvl w:val="3"/>
     </w:pPr>
     <w:rPr>
-      <w:rFonts w:ascii="Arial" w:eastAsia="黑体" w:hAnsi="Arial"/>
+      <w:rFonts w:ascii="Arial" w:hAnsi="Arial" w:eastAsia="黑体"/>
       <w:b/>
       <w:sz w:val="28"/>
     </w:rPr>
   </w:style>
-  <w:style w:type="paragraph" w:styleId="Heading5">
+  <w:style w:type="paragraph" w:styleId="6">
     <w:name w:val="heading 5"/>
-    <w:basedOn w:val="Normal"/>
-    <w:next w:val="Normal"/>
+    <w:basedOn w:val="1"/>
+    <w:next w:val="1"/>
     <w:semiHidden/>
     <w:unhideWhenUsed/>
     <w:qFormat/>
+    <w:uiPriority w:val="0"/>
     <w:pPr>
       <w:keepNext/>
       <w:keepLines/>
@@ -7169,13 +7303,14 @@
       <w:sz w:val="28"/>
     </w:rPr>
   </w:style>
-  <w:style w:type="paragraph" w:styleId="Heading6">
+  <w:style w:type="paragraph" w:styleId="7">
     <w:name w:val="heading 6"/>
-    <w:basedOn w:val="Normal"/>
-    <w:next w:val="Normal"/>
+    <w:basedOn w:val="1"/>
+    <w:next w:val="1"/>
     <w:semiHidden/>
     <w:unhideWhenUsed/>
     <w:qFormat/>
+    <w:uiPriority w:val="0"/>
     <w:pPr>
       <w:keepNext/>
       <w:keepLines/>
@@ -7188,18 +7323,19 @@
       <w:outlineLvl w:val="5"/>
     </w:pPr>
     <w:rPr>
-      <w:rFonts w:ascii="Arial" w:eastAsia="黑体" w:hAnsi="Arial"/>
+      <w:rFonts w:ascii="Arial" w:hAnsi="Arial" w:eastAsia="黑体"/>
       <w:b/>
       <w:sz w:val="24"/>
     </w:rPr>
   </w:style>
-  <w:style w:type="paragraph" w:styleId="Heading7">
+  <w:style w:type="paragraph" w:styleId="8">
     <w:name w:val="heading 7"/>
-    <w:basedOn w:val="Normal"/>
-    <w:next w:val="Normal"/>
+    <w:basedOn w:val="1"/>
+    <w:next w:val="1"/>
     <w:semiHidden/>
     <w:unhideWhenUsed/>
     <w:qFormat/>
+    <w:uiPriority w:val="0"/>
     <w:pPr>
       <w:keepNext/>
       <w:keepLines/>
@@ -7216,13 +7352,14 @@
       <w:sz w:val="24"/>
     </w:rPr>
   </w:style>
-  <w:style w:type="paragraph" w:styleId="Heading8">
+  <w:style w:type="paragraph" w:styleId="9">
     <w:name w:val="heading 8"/>
-    <w:basedOn w:val="Normal"/>
-    <w:next w:val="Normal"/>
+    <w:basedOn w:val="1"/>
+    <w:next w:val="1"/>
     <w:semiHidden/>
     <w:unhideWhenUsed/>
     <w:qFormat/>
+    <w:uiPriority w:val="0"/>
     <w:pPr>
       <w:keepNext/>
       <w:keepLines/>
@@ -7235,17 +7372,18 @@
       <w:outlineLvl w:val="7"/>
     </w:pPr>
     <w:rPr>
-      <w:rFonts w:ascii="Arial" w:eastAsia="黑体" w:hAnsi="Arial"/>
+      <w:rFonts w:ascii="Arial" w:hAnsi="Arial" w:eastAsia="黑体"/>
       <w:sz w:val="24"/>
     </w:rPr>
   </w:style>
-  <w:style w:type="paragraph" w:styleId="Heading9">
+  <w:style w:type="paragraph" w:styleId="10">
     <w:name w:val="heading 9"/>
-    <w:basedOn w:val="Normal"/>
-    <w:next w:val="Normal"/>
+    <w:basedOn w:val="1"/>
+    <w:next w:val="1"/>
     <w:semiHidden/>
     <w:unhideWhenUsed/>
     <w:qFormat/>
+    <w:uiPriority w:val="0"/>
     <w:pPr>
       <w:keepNext/>
       <w:keepLines/>
@@ -7258,19 +7396,21 @@
       <w:outlineLvl w:val="8"/>
     </w:pPr>
     <w:rPr>
-      <w:rFonts w:ascii="Arial" w:eastAsia="黑体" w:hAnsi="Arial"/>
+      <w:rFonts w:ascii="Arial" w:hAnsi="Arial" w:eastAsia="黑体"/>
       <w:sz w:val="21"/>
     </w:rPr>
   </w:style>
-  <w:style w:type="character" w:default="1" w:styleId="DefaultParagraphFont">
+  <w:style w:type="character" w:default="1" w:styleId="22">
     <w:name w:val="Default Paragraph Font"/>
     <w:semiHidden/>
     <w:qFormat/>
+    <w:uiPriority w:val="0"/>
   </w:style>
-  <w:style w:type="table" w:default="1" w:styleId="TableNormal">
+  <w:style w:type="table" w:default="1" w:styleId="20">
     <w:name w:val="Normal Table"/>
     <w:semiHidden/>
     <w:qFormat/>
+    <w:uiPriority w:val="0"/>
     <w:tblPr>
       <w:tblCellMar>
         <w:top w:w="0" w:type="dxa"/>
@@ -7280,39 +7420,43 @@
       </w:tblCellMar>
     </w:tblPr>
   </w:style>
-  <w:style w:type="paragraph" w:styleId="CommentText">
+  <w:style w:type="paragraph" w:styleId="11">
     <w:name w:val="annotation text"/>
-    <w:basedOn w:val="Normal"/>
+    <w:basedOn w:val="1"/>
     <w:qFormat/>
+    <w:uiPriority w:val="0"/>
     <w:pPr>
       <w:jc w:val="left"/>
     </w:pPr>
   </w:style>
-  <w:style w:type="paragraph" w:styleId="BodyText">
+  <w:style w:type="paragraph" w:styleId="12">
     <w:name w:val="Body Text"/>
-    <w:basedOn w:val="Normal"/>
+    <w:basedOn w:val="1"/>
     <w:semiHidden/>
     <w:qFormat/>
+    <w:uiPriority w:val="0"/>
     <w:rPr>
-      <w:rFonts w:ascii="Arial" w:eastAsia="Arial" w:hAnsi="Arial" w:cs="Arial"/>
+      <w:rFonts w:ascii="Arial" w:hAnsi="Arial" w:eastAsia="Arial" w:cs="Arial"/>
       <w:sz w:val="21"/>
       <w:szCs w:val="21"/>
       <w:lang w:val="en-US" w:eastAsia="en-US" w:bidi="ar-SA"/>
     </w:rPr>
   </w:style>
-  <w:style w:type="paragraph" w:styleId="TOC3">
+  <w:style w:type="paragraph" w:styleId="13">
     <w:name w:val="toc 3"/>
-    <w:basedOn w:val="Normal"/>
-    <w:next w:val="Normal"/>
+    <w:basedOn w:val="1"/>
+    <w:next w:val="1"/>
     <w:qFormat/>
+    <w:uiPriority w:val="0"/>
     <w:pPr>
       <w:ind w:left="840" w:leftChars="400"/>
     </w:pPr>
   </w:style>
-  <w:style w:type="paragraph" w:styleId="Footer">
+  <w:style w:type="paragraph" w:styleId="14">
     <w:name w:val="footer"/>
-    <w:basedOn w:val="Normal"/>
+    <w:basedOn w:val="1"/>
     <w:qFormat/>
+    <w:uiPriority w:val="0"/>
     <w:pPr>
       <w:tabs>
         <w:tab w:val="center" w:pos="4153"/>
@@ -7325,16 +7469,17 @@
       <w:sz w:val="18"/>
     </w:rPr>
   </w:style>
-  <w:style w:type="paragraph" w:styleId="Header">
+  <w:style w:type="paragraph" w:styleId="15">
     <w:name w:val="header"/>
-    <w:basedOn w:val="Normal"/>
+    <w:basedOn w:val="1"/>
     <w:qFormat/>
+    <w:uiPriority w:val="0"/>
     <w:pPr>
       <w:pBdr>
-        <w:top w:val="nil"/>
-        <w:left w:val="nil"/>
-        <w:bottom w:val="nil"/>
-        <w:right w:val="nil"/>
+        <w:top w:val="none" w:color="auto" w:sz="0" w:space="0"/>
+        <w:left w:val="none" w:color="auto" w:sz="0" w:space="0"/>
+        <w:bottom w:val="none" w:color="auto" w:sz="0" w:space="0"/>
+        <w:right w:val="none" w:color="auto" w:sz="0" w:space="0"/>
       </w:pBdr>
       <w:tabs>
         <w:tab w:val="center" w:pos="4153"/>
@@ -7349,37 +7494,41 @@
       <w:sz w:val="18"/>
     </w:rPr>
   </w:style>
-  <w:style w:type="paragraph" w:styleId="TOC1">
+  <w:style w:type="paragraph" w:styleId="16">
     <w:name w:val="toc 1"/>
-    <w:basedOn w:val="Normal"/>
-    <w:next w:val="Normal"/>
+    <w:basedOn w:val="1"/>
+    <w:next w:val="1"/>
     <w:qFormat/>
+    <w:uiPriority w:val="0"/>
     <w:rPr>
-      <w:rFonts w:ascii="Arial" w:eastAsia="Microsoft JhengHei" w:hAnsi="Arial"/>
+      <w:rFonts w:ascii="Arial" w:hAnsi="Arial" w:eastAsia="Microsoft JhengHei"/>
       <w:sz w:val="24"/>
     </w:rPr>
   </w:style>
-  <w:style w:type="paragraph" w:styleId="TOC2">
+  <w:style w:type="paragraph" w:styleId="17">
     <w:name w:val="toc 2"/>
-    <w:basedOn w:val="Normal"/>
-    <w:next w:val="Normal"/>
+    <w:basedOn w:val="1"/>
+    <w:next w:val="1"/>
     <w:qFormat/>
+    <w:uiPriority w:val="0"/>
     <w:pPr>
       <w:ind w:left="420" w:leftChars="200"/>
     </w:pPr>
   </w:style>
-  <w:style w:type="paragraph" w:styleId="NormalWeb">
+  <w:style w:type="paragraph" w:styleId="18">
     <w:name w:val="Normal (Web)"/>
-    <w:basedOn w:val="Normal"/>
+    <w:basedOn w:val="1"/>
     <w:qFormat/>
+    <w:uiPriority w:val="0"/>
     <w:rPr>
       <w:sz w:val="24"/>
     </w:rPr>
   </w:style>
-  <w:style w:type="paragraph" w:styleId="Title">
+  <w:style w:type="paragraph" w:styleId="19">
     <w:name w:val="Title"/>
-    <w:basedOn w:val="Normal"/>
+    <w:basedOn w:val="1"/>
     <w:qFormat/>
+    <w:uiPriority w:val="0"/>
     <w:pPr>
       <w:spacing w:before="240" w:beforeLines="0" w:beforeAutospacing="0" w:after="60" w:afterLines="0" w:afterAutospacing="0"/>
       <w:jc w:val="center"/>
@@ -7391,68 +7540,73 @@
       <w:sz w:val="32"/>
     </w:rPr>
   </w:style>
-  <w:style w:type="table" w:styleId="TableGrid">
+  <w:style w:type="table" w:styleId="21">
     <w:name w:val="Table Grid"/>
-    <w:basedOn w:val="TableNormal"/>
+    <w:basedOn w:val="20"/>
     <w:qFormat/>
+    <w:uiPriority w:val="0"/>
     <w:pPr>
       <w:widowControl w:val="0"/>
       <w:jc w:val="both"/>
     </w:pPr>
     <w:tblPr>
       <w:tblBorders>
-        <w:top w:val="single" w:sz="4" w:space="0" w:color="auto"/>
-        <w:left w:val="single" w:sz="4" w:space="0" w:color="auto"/>
-        <w:bottom w:val="single" w:sz="4" w:space="0" w:color="auto"/>
-        <w:right w:val="single" w:sz="4" w:space="0" w:color="auto"/>
-        <w:insideH w:val="single" w:sz="4" w:space="0" w:color="auto"/>
-        <w:insideV w:val="single" w:sz="4" w:space="0" w:color="auto"/>
+        <w:top w:val="single" w:color="auto" w:sz="4" w:space="0"/>
+        <w:left w:val="single" w:color="auto" w:sz="4" w:space="0"/>
+        <w:bottom w:val="single" w:color="auto" w:sz="4" w:space="0"/>
+        <w:right w:val="single" w:color="auto" w:sz="4" w:space="0"/>
+        <w:insideH w:val="single" w:color="auto" w:sz="4" w:space="0"/>
+        <w:insideV w:val="single" w:color="auto" w:sz="4" w:space="0"/>
       </w:tblBorders>
     </w:tblPr>
   </w:style>
-  <w:style w:type="character" w:styleId="Strong">
+  <w:style w:type="character" w:styleId="23">
     <w:name w:val="Strong"/>
-    <w:basedOn w:val="DefaultParagraphFont"/>
+    <w:basedOn w:val="22"/>
     <w:qFormat/>
+    <w:uiPriority w:val="0"/>
     <w:rPr>
       <w:b/>
     </w:rPr>
   </w:style>
-  <w:style w:type="paragraph" w:customStyle="1" w:styleId="a">
+  <w:style w:type="paragraph" w:customStyle="1" w:styleId="24">
     <w:name w:val="柴_公司名"/>
-    <w:basedOn w:val="Title"/>
+    <w:basedOn w:val="19"/>
     <w:qFormat/>
+    <w:uiPriority w:val="0"/>
     <w:pPr>
       <w:spacing w:after="600" w:afterLines="600"/>
     </w:pPr>
     <w:rPr>
-      <w:rFonts w:ascii="宋体" w:eastAsia="宋体" w:hAnsi="宋体" w:cs="宋体" w:hint="eastAsia"/>
+      <w:rFonts w:hint="eastAsia" w:ascii="宋体" w:hAnsi="宋体" w:eastAsia="宋体" w:cs="宋体"/>
       <w:bCs/>
       <w:spacing w:val="-6"/>
       <w:sz w:val="52"/>
       <w:szCs w:val="52"/>
     </w:rPr>
   </w:style>
-  <w:style w:type="paragraph" w:customStyle="1" w:styleId="a0">
+  <w:style w:type="paragraph" w:customStyle="1" w:styleId="25">
     <w:name w:val="柴_文档名"/>
-    <w:basedOn w:val="Title"/>
+    <w:basedOn w:val="19"/>
     <w:qFormat/>
+    <w:uiPriority w:val="0"/>
     <w:pPr>
       <w:spacing w:after="900" w:afterLines="900"/>
     </w:pPr>
     <w:rPr>
-      <w:rFonts w:ascii="黑体" w:eastAsia="黑体" w:hAnsi="黑体" w:cs="黑体"/>
+      <w:rFonts w:ascii="黑体" w:hAnsi="黑体" w:eastAsia="黑体" w:cs="黑体"/>
       <w:bCs/>
       <w:spacing w:val="-7"/>
       <w:sz w:val="52"/>
       <w:szCs w:val="52"/>
     </w:rPr>
   </w:style>
-  <w:style w:type="table" w:customStyle="1" w:styleId="TableNormal0">
+  <w:style w:type="table" w:customStyle="1" w:styleId="26">
     <w:name w:val="Table Normal_0"/>
     <w:semiHidden/>
     <w:unhideWhenUsed/>
     <w:qFormat/>
+    <w:uiPriority w:val="0"/>
     <w:tblPr>
       <w:tblCellMar>
         <w:top w:w="0" w:type="dxa"/>
@@ -7462,81 +7616,87 @@
       </w:tblCellMar>
     </w:tblPr>
   </w:style>
-  <w:style w:type="paragraph" w:customStyle="1" w:styleId="TableText">
+  <w:style w:type="paragraph" w:customStyle="1" w:styleId="27">
     <w:name w:val="Table Text"/>
-    <w:basedOn w:val="Normal"/>
+    <w:basedOn w:val="1"/>
     <w:semiHidden/>
     <w:qFormat/>
+    <w:uiPriority w:val="0"/>
     <w:rPr>
-      <w:rFonts w:ascii="宋体" w:eastAsia="宋体" w:hAnsi="宋体" w:cs="宋体"/>
+      <w:rFonts w:ascii="宋体" w:hAnsi="宋体" w:eastAsia="宋体" w:cs="宋体"/>
       <w:sz w:val="21"/>
       <w:szCs w:val="21"/>
       <w:lang w:val="en-US" w:eastAsia="en-US" w:bidi="ar-SA"/>
     </w:rPr>
   </w:style>
-  <w:style w:type="paragraph" w:customStyle="1" w:styleId="1">
+  <w:style w:type="paragraph" w:customStyle="1" w:styleId="28">
     <w:name w:val="柴_标题1"/>
-    <w:basedOn w:val="Heading1"/>
-    <w:next w:val="a1"/>
-    <w:link w:val="1Char"/>
+    <w:basedOn w:val="2"/>
+    <w:next w:val="29"/>
+    <w:link w:val="38"/>
     <w:qFormat/>
+    <w:uiPriority w:val="0"/>
     <w:pPr>
       <w:spacing w:before="100" w:after="90" w:line="360" w:lineRule="auto"/>
     </w:pPr>
     <w:rPr>
-      <w:rFonts w:ascii="Arial" w:eastAsia="宋体" w:hAnsi="Arial"/>
+      <w:rFonts w:ascii="Arial" w:hAnsi="Arial" w:eastAsia="宋体"/>
       <w:sz w:val="32"/>
     </w:rPr>
   </w:style>
-  <w:style w:type="paragraph" w:customStyle="1" w:styleId="a1">
+  <w:style w:type="paragraph" w:customStyle="1" w:styleId="29">
     <w:name w:val="柴_正文"/>
-    <w:basedOn w:val="BodyText"/>
-    <w:link w:val="Char"/>
+    <w:basedOn w:val="12"/>
+    <w:link w:val="41"/>
     <w:qFormat/>
+    <w:uiPriority w:val="0"/>
     <w:pPr>
       <w:spacing w:line="360" w:lineRule="auto"/>
       <w:ind w:firstLine="470" w:firstLineChars="200"/>
     </w:pPr>
     <w:rPr>
-      <w:rFonts w:ascii="Arial" w:eastAsia="宋体" w:hAnsi="Arial"/>
+      <w:rFonts w:ascii="Arial" w:hAnsi="Arial" w:eastAsia="宋体"/>
       <w:sz w:val="24"/>
       <w:lang w:eastAsia="zh-CN"/>
     </w:rPr>
   </w:style>
-  <w:style w:type="paragraph" w:customStyle="1" w:styleId="2">
+  <w:style w:type="paragraph" w:customStyle="1" w:styleId="30">
     <w:name w:val="柴_标题2"/>
-    <w:basedOn w:val="Heading2"/>
-    <w:next w:val="a1"/>
+    <w:basedOn w:val="3"/>
+    <w:next w:val="29"/>
     <w:qFormat/>
+    <w:uiPriority w:val="0"/>
     <w:pPr>
       <w:spacing w:line="360" w:lineRule="auto"/>
     </w:pPr>
     <w:rPr>
-      <w:rFonts w:ascii="Arial" w:eastAsia="宋体" w:hAnsi="Arial"/>
+      <w:rFonts w:ascii="Arial" w:hAnsi="Arial" w:eastAsia="宋体"/>
       <w:sz w:val="28"/>
     </w:rPr>
   </w:style>
-  <w:style w:type="paragraph" w:customStyle="1" w:styleId="3">
+  <w:style w:type="paragraph" w:customStyle="1" w:styleId="31">
     <w:name w:val="柴_标题3"/>
-    <w:basedOn w:val="Heading3"/>
-    <w:next w:val="a1"/>
+    <w:basedOn w:val="4"/>
+    <w:next w:val="29"/>
     <w:qFormat/>
+    <w:uiPriority w:val="0"/>
     <w:pPr>
       <w:spacing w:line="360" w:lineRule="auto"/>
       <w:ind w:left="0" w:firstLine="472" w:firstLineChars="200"/>
     </w:pPr>
     <w:rPr>
-      <w:rFonts w:ascii="宋体" w:eastAsia="宋体" w:hAnsi="宋体" w:cs="宋体"/>
+      <w:rFonts w:ascii="宋体" w:hAnsi="宋体" w:eastAsia="宋体" w:cs="宋体"/>
       <w:spacing w:val="-2"/>
       <w:sz w:val="24"/>
       <w:szCs w:val="24"/>
     </w:rPr>
   </w:style>
-  <w:style w:type="paragraph" w:customStyle="1" w:styleId="a2">
+  <w:style w:type="paragraph" w:customStyle="1" w:styleId="32">
     <w:name w:val="柴_目录"/>
-    <w:basedOn w:val="Normal"/>
-    <w:next w:val="BodyText"/>
+    <w:basedOn w:val="1"/>
+    <w:next w:val="12"/>
     <w:qFormat/>
+    <w:uiPriority w:val="0"/>
     <w:pPr>
       <w:tabs>
         <w:tab w:val="right" w:leader="dot" w:pos="8442"/>
@@ -7544,59 +7704,64 @@
       <w:ind w:left="0" w:leftChars="0"/>
     </w:pPr>
     <w:rPr>
-      <w:rFonts w:ascii="Arial" w:eastAsia="Microsoft JhengHei" w:hAnsi="Arial"/>
+      <w:rFonts w:ascii="Arial" w:hAnsi="Arial" w:eastAsia="Microsoft JhengHei"/>
       <w:sz w:val="24"/>
     </w:rPr>
   </w:style>
-  <w:style w:type="paragraph" w:customStyle="1" w:styleId="WPSOffice1">
+  <w:style w:type="paragraph" w:customStyle="1" w:styleId="33">
     <w:name w:val="WPSOffice手动目录 1"/>
     <w:qFormat/>
+    <w:uiPriority w:val="0"/>
     <w:pPr>
       <w:ind w:leftChars="0"/>
     </w:pPr>
     <w:rPr>
-      <w:rFonts w:ascii="Times New Roman" w:eastAsia="宋体" w:hAnsi="Times New Roman" w:cs="Times New Roman"/>
+      <w:rFonts w:ascii="Times New Roman" w:hAnsi="Times New Roman" w:eastAsia="宋体" w:cs="Times New Roman"/>
       <w:sz w:val="20"/>
       <w:szCs w:val="20"/>
     </w:rPr>
   </w:style>
-  <w:style w:type="paragraph" w:customStyle="1" w:styleId="WPSOffice2">
+  <w:style w:type="paragraph" w:customStyle="1" w:styleId="34">
     <w:name w:val="WPSOffice手动目录 2"/>
     <w:qFormat/>
+    <w:uiPriority w:val="0"/>
     <w:pPr>
       <w:ind w:leftChars="200"/>
     </w:pPr>
     <w:rPr>
-      <w:rFonts w:ascii="Times New Roman" w:eastAsia="宋体" w:hAnsi="Times New Roman" w:cs="Times New Roman"/>
+      <w:rFonts w:ascii="Times New Roman" w:hAnsi="Times New Roman" w:eastAsia="宋体" w:cs="Times New Roman"/>
       <w:sz w:val="20"/>
       <w:szCs w:val="20"/>
     </w:rPr>
   </w:style>
-  <w:style w:type="paragraph" w:customStyle="1" w:styleId="WPSOffice3">
+  <w:style w:type="paragraph" w:customStyle="1" w:styleId="35">
     <w:name w:val="WPSOffice手动目录 3"/>
     <w:qFormat/>
+    <w:uiPriority w:val="0"/>
     <w:pPr>
       <w:ind w:leftChars="400"/>
     </w:pPr>
     <w:rPr>
-      <w:rFonts w:ascii="Times New Roman" w:eastAsia="宋体" w:hAnsi="Times New Roman" w:cs="Times New Roman"/>
+      <w:rFonts w:ascii="Times New Roman" w:hAnsi="Times New Roman" w:eastAsia="宋体" w:cs="Times New Roman"/>
       <w:sz w:val="20"/>
       <w:szCs w:val="20"/>
     </w:rPr>
   </w:style>
-  <w:style w:type="paragraph" w:customStyle="1" w:styleId="Compact">
+  <w:style w:type="paragraph" w:customStyle="1" w:styleId="36">
     <w:name w:val="Compact"/>
-    <w:basedOn w:val="BodyText"/>
+    <w:basedOn w:val="12"/>
     <w:qFormat/>
+    <w:uiPriority w:val="0"/>
     <w:pPr>
       <w:spacing w:before="36" w:after="36"/>
     </w:pPr>
   </w:style>
-  <w:style w:type="table" w:customStyle="1" w:styleId="Table">
+  <w:style w:type="table" w:customStyle="1" w:styleId="37">
     <w:name w:val="Table"/>
     <w:semiHidden/>
     <w:unhideWhenUsed/>
     <w:qFormat/>
+    <w:uiPriority w:val="0"/>
     <w:tblPr>
       <w:tblCellMar>
         <w:top w:w="0" w:type="dxa"/>
@@ -7608,25 +7773,27 @@
     <w:tblStylePr w:type="firstRow">
       <w:tcPr>
         <w:tcBorders>
-          <w:bottom w:val="single" w:sz="0" w:space="0" w:color="auto"/>
+          <w:bottom w:val="single" w:color="auto" w:sz="0" w:space="0"/>
         </w:tcBorders>
         <w:vAlign w:val="bottom"/>
       </w:tcPr>
     </w:tblStylePr>
   </w:style>
-  <w:style w:type="character" w:customStyle="1" w:styleId="1Char">
+  <w:style w:type="character" w:customStyle="1" w:styleId="38">
     <w:name w:val="柴_标题1 Char"/>
-    <w:link w:val="1"/>
+    <w:link w:val="28"/>
     <w:qFormat/>
+    <w:uiPriority w:val="0"/>
     <w:rPr>
-      <w:rFonts w:ascii="Arial" w:eastAsia="宋体" w:hAnsi="Arial"/>
+      <w:rFonts w:ascii="Arial" w:hAnsi="Arial" w:eastAsia="宋体"/>
       <w:sz w:val="32"/>
     </w:rPr>
   </w:style>
-  <w:style w:type="paragraph" w:customStyle="1" w:styleId="a3">
+  <w:style w:type="paragraph" w:customStyle="1" w:styleId="39">
     <w:name w:val="柴_正文_无缩进"/>
-    <w:basedOn w:val="Normal"/>
+    <w:basedOn w:val="1"/>
     <w:qFormat/>
+    <w:uiPriority w:val="0"/>
     <w:pPr>
       <w:ind w:firstLine="0" w:firstLineChars="0"/>
     </w:pPr>
@@ -7636,29 +7803,31 @@
       <w:lang w:eastAsia="zh-CN"/>
     </w:rPr>
   </w:style>
-  <w:style w:type="paragraph" w:customStyle="1" w:styleId="4">
+  <w:style w:type="paragraph" w:customStyle="1" w:styleId="40">
     <w:name w:val="柴_标题4"/>
-    <w:basedOn w:val="Heading4"/>
-    <w:next w:val="Normal"/>
+    <w:basedOn w:val="5"/>
+    <w:next w:val="1"/>
     <w:qFormat/>
+    <w:uiPriority w:val="0"/>
     <w:pPr>
       <w:widowControl w:val="0"/>
       <w:spacing w:before="160" w:line="360" w:lineRule="auto"/>
-      <w:ind w:left="981" w:hanging="862" w:leftChars="300"/>
+      <w:ind w:left="981" w:leftChars="300" w:hanging="862"/>
     </w:pPr>
     <w:rPr>
-      <w:rFonts w:ascii="Calibri" w:eastAsia="宋体" w:hAnsi="Calibri" w:cs="宋体" w:hint="eastAsia"/>
+      <w:rFonts w:hint="eastAsia" w:ascii="Calibri" w:hAnsi="Calibri" w:eastAsia="宋体" w:cs="宋体"/>
       <w:sz w:val="24"/>
       <w:szCs w:val="24"/>
       <w:lang w:eastAsia="zh-CN" w:bidi="zh-CN"/>
     </w:rPr>
   </w:style>
-  <w:style w:type="character" w:customStyle="1" w:styleId="Char">
+  <w:style w:type="character" w:customStyle="1" w:styleId="41">
     <w:name w:val="柴_正文 Char"/>
-    <w:link w:val="a1"/>
+    <w:link w:val="29"/>
     <w:qFormat/>
+    <w:uiPriority w:val="0"/>
     <w:rPr>
-      <w:rFonts w:ascii="Arial" w:eastAsia="宋体" w:hAnsi="Arial"/>
+      <w:rFonts w:ascii="Arial" w:hAnsi="Arial" w:eastAsia="宋体"/>
       <w:sz w:val="24"/>
       <w:lang w:eastAsia="zh-CN"/>
     </w:rPr>

--- a/6-过程管理/流程制度规范类文件/060102-服务级别管理制度.docx
+++ b/6-过程管理/流程制度规范类文件/060102-服务级别管理制度.docx
@@ -1435,8 +1435,6 @@
               <w:tab w:val="right" w:leader="dot" w:pos="8306"/>
             </w:tabs>
           </w:pPr>
-          <w:bookmarkStart w:id="27" w:name="_GoBack"/>
-          <w:bookmarkEnd w:id="27"/>
           <w:r>
             <w:rPr>
               <w:rFonts w:hint="eastAsia" w:ascii="宋体" w:hAnsi="宋体" w:eastAsia="宋体" w:cs="宋体"/>
@@ -4907,6 +4905,7 @@
           <w:lang w:val="en-US" w:eastAsia="zh-CN"/>
         </w:rPr>
       </w:pPr>
+      <w:bookmarkStart w:id="27" w:name="_GoBack"/>
       <w:r>
         <w:rPr>
           <w:rFonts w:hint="default"/>
@@ -4915,6 +4914,7 @@
         <w:t>服务级别须从用户角度进行测量与评价：</w:t>
       </w:r>
     </w:p>
+    <w:bookmarkEnd w:id="27"/>
     <w:p>
       <w:pPr>
         <w:pStyle w:val="29"/>
@@ -5115,7 +5115,21 @@
           <w:rFonts w:hint="default"/>
           <w:lang w:val="en-US" w:eastAsia="zh-CN"/>
         </w:rPr>
-        <w:t>每年至少进行一次，通常结合年度工作总结开展；</w:t>
+        <w:t>每年</w:t>
+      </w:r>
+      <w:r>
+        <w:rPr>
+          <w:rFonts w:hint="eastAsia"/>
+          <w:lang w:val="en-US" w:eastAsia="zh-CN"/>
+        </w:rPr>
+        <w:t>度</w:t>
+      </w:r>
+      <w:r>
+        <w:rPr>
+          <w:rFonts w:hint="default"/>
+          <w:lang w:val="en-US" w:eastAsia="zh-CN"/>
+        </w:rPr>
+        <w:t>至少进行一次，通常结合年度工作总结开展；</w:t>
       </w:r>
     </w:p>
     <w:p>
@@ -5482,8 +5496,8 @@
         <w:pStyle w:val="30"/>
         <w:bidi w:val="0"/>
       </w:pPr>
-      <w:bookmarkStart w:id="19" w:name="_Toc6088"/>
-      <w:bookmarkStart w:id="20" w:name="_Toc11930"/>
+      <w:bookmarkStart w:id="19" w:name="_Toc11930"/>
+      <w:bookmarkStart w:id="20" w:name="_Toc6088"/>
       <w:r>
         <w:t>考核指标</w:t>
       </w:r>
@@ -6016,8 +6030,8 @@
       </w:pPr>
       <w:bookmarkStart w:id="21" w:name="bookmark3"/>
       <w:bookmarkEnd w:id="21"/>
-      <w:bookmarkStart w:id="22" w:name="_Toc17424"/>
-      <w:bookmarkStart w:id="23" w:name="_Toc18367"/>
+      <w:bookmarkStart w:id="22" w:name="_Toc18367"/>
+      <w:bookmarkStart w:id="23" w:name="_Toc17424"/>
       <w:r>
         <w:rPr>
           <w:rStyle w:val="38"/>
